--- a/bai_5/Báo cáo.docx
+++ b/bai_5/Báo cáo.docx
@@ -31,6 +31,7 @@
         <w:jc w:val="both"/>
         <w:rPr>
           <w:rFonts w:ascii="Times New Roman" w:hAnsi="Times New Roman" w:cs="Times New Roman"/>
+          <w:b/>
           <w:i/>
           <w:sz w:val="34"/>
           <w:szCs w:val="34"/>
@@ -39,6 +40,7 @@
       <w:r>
         <w:rPr>
           <w:rFonts w:ascii="Times New Roman" w:hAnsi="Times New Roman" w:cs="Times New Roman"/>
+          <w:b/>
           <w:i/>
           <w:sz w:val="34"/>
           <w:szCs w:val="34"/>
@@ -158,7 +160,25 @@
           <w:sz w:val="34"/>
           <w:szCs w:val="34"/>
         </w:rPr>
-        <w:t xml:space="preserve"> Many To Many</w:t>
+        <w:t xml:space="preserve"> Many </w:t>
+      </w:r>
+      <w:proofErr w:type="gramStart"/>
+      <w:r>
+        <w:rPr>
+          <w:rFonts w:ascii="Times New Roman" w:hAnsi="Times New Roman" w:cs="Times New Roman"/>
+          <w:sz w:val="34"/>
+          <w:szCs w:val="34"/>
+        </w:rPr>
+        <w:t>To</w:t>
+      </w:r>
+      <w:proofErr w:type="gramEnd"/>
+      <w:r>
+        <w:rPr>
+          <w:rFonts w:ascii="Times New Roman" w:hAnsi="Times New Roman" w:cs="Times New Roman"/>
+          <w:sz w:val="34"/>
+          <w:szCs w:val="34"/>
+        </w:rPr>
+        <w:t xml:space="preserve"> Many</w:t>
       </w:r>
       <w:r>
         <w:rPr>
@@ -187,7 +207,7 @@
           <w:szCs w:val="34"/>
         </w:rPr>
       </w:pPr>
-      <w:hyperlink r:id="rId6" w:history="1">
+      <w:hyperlink r:id="rId6" w:anchor="many-to-many-polymorphic-relations" w:history="1">
         <w:r>
           <w:rPr>
             <w:rStyle w:val="Hyperlink"/>
@@ -826,7 +846,25 @@
           <w:sz w:val="34"/>
           <w:szCs w:val="34"/>
         </w:rPr>
-        <w:t>u. Ví dụ: name=[roles[]] với thuộc tính multiple=”multiple”.</w:t>
+        <w:t>u. Ví dụ: name=[</w:t>
+      </w:r>
+      <w:proofErr w:type="gramStart"/>
+      <w:r>
+        <w:rPr>
+          <w:rFonts w:ascii="Times New Roman" w:hAnsi="Times New Roman" w:cs="Times New Roman"/>
+          <w:sz w:val="34"/>
+          <w:szCs w:val="34"/>
+        </w:rPr>
+        <w:t>roles[</w:t>
+      </w:r>
+      <w:proofErr w:type="gramEnd"/>
+      <w:r>
+        <w:rPr>
+          <w:rFonts w:ascii="Times New Roman" w:hAnsi="Times New Roman" w:cs="Times New Roman"/>
+          <w:sz w:val="34"/>
+          <w:szCs w:val="34"/>
+        </w:rPr>
+        <w:t>]] với thuộc tính multiple=”multiple”.</w:t>
       </w:r>
     </w:p>
     <w:p>
@@ -872,7 +910,7 @@
           <w:szCs w:val="34"/>
         </w:rPr>
       </w:pPr>
-      <w:hyperlink r:id="rId7" w:history="1">
+      <w:hyperlink r:id="rId7" w:anchor="database-transactions" w:history="1">
         <w:r>
           <w:rPr>
             <w:rStyle w:val="Hyperlink"/>
@@ -915,6 +953,7 @@
           <w:szCs w:val="34"/>
         </w:rPr>
       </w:pPr>
+      <w:proofErr w:type="gramStart"/>
       <w:r>
         <w:rPr>
           <w:rFonts w:ascii="Times New Roman" w:hAnsi="Times New Roman" w:cs="Times New Roman"/>
@@ -923,6 +962,7 @@
         </w:rPr>
         <w:t>try{</w:t>
       </w:r>
+      <w:proofErr w:type="gramEnd"/>
     </w:p>
     <w:p>
       <w:pPr>
@@ -947,13 +987,23 @@
           <w:szCs w:val="34"/>
         </w:rPr>
       </w:pPr>
-      <w:r>
-        <w:rPr>
-          <w:rFonts w:ascii="Times New Roman" w:hAnsi="Times New Roman" w:cs="Times New Roman"/>
-          <w:sz w:val="34"/>
-          <w:szCs w:val="34"/>
-        </w:rPr>
-        <w:t>DB::beginTransaction();</w:t>
+      <w:proofErr w:type="gramStart"/>
+      <w:r>
+        <w:rPr>
+          <w:rFonts w:ascii="Times New Roman" w:hAnsi="Times New Roman" w:cs="Times New Roman"/>
+          <w:sz w:val="34"/>
+          <w:szCs w:val="34"/>
+        </w:rPr>
+        <w:t>DB::</w:t>
+      </w:r>
+      <w:proofErr w:type="gramEnd"/>
+      <w:r>
+        <w:rPr>
+          <w:rFonts w:ascii="Times New Roman" w:hAnsi="Times New Roman" w:cs="Times New Roman"/>
+          <w:sz w:val="34"/>
+          <w:szCs w:val="34"/>
+        </w:rPr>
+        <w:t>beginTransaction();</w:t>
       </w:r>
     </w:p>
     <w:p>
@@ -979,13 +1029,23 @@
           <w:szCs w:val="34"/>
         </w:rPr>
       </w:pPr>
-      <w:r>
-        <w:rPr>
-          <w:rFonts w:ascii="Times New Roman" w:hAnsi="Times New Roman" w:cs="Times New Roman"/>
-          <w:sz w:val="34"/>
-          <w:szCs w:val="34"/>
-        </w:rPr>
-        <w:t>….xử lý thêm dữ liệu;</w:t>
+      <w:proofErr w:type="gramStart"/>
+      <w:r>
+        <w:rPr>
+          <w:rFonts w:ascii="Times New Roman" w:hAnsi="Times New Roman" w:cs="Times New Roman"/>
+          <w:sz w:val="34"/>
+          <w:szCs w:val="34"/>
+        </w:rPr>
+        <w:t>….xử</w:t>
+      </w:r>
+      <w:proofErr w:type="gramEnd"/>
+      <w:r>
+        <w:rPr>
+          <w:rFonts w:ascii="Times New Roman" w:hAnsi="Times New Roman" w:cs="Times New Roman"/>
+          <w:sz w:val="34"/>
+          <w:szCs w:val="34"/>
+        </w:rPr>
+        <w:t xml:space="preserve"> lý thêm dữ liệu;</w:t>
       </w:r>
     </w:p>
     <w:p>
@@ -1059,13 +1119,23 @@
           <w:szCs w:val="34"/>
         </w:rPr>
       </w:pPr>
-      <w:r>
-        <w:rPr>
-          <w:rFonts w:ascii="Times New Roman" w:hAnsi="Times New Roman" w:cs="Times New Roman"/>
-          <w:sz w:val="34"/>
-          <w:szCs w:val="34"/>
-        </w:rPr>
-        <w:t>DB::commit();</w:t>
+      <w:proofErr w:type="gramStart"/>
+      <w:r>
+        <w:rPr>
+          <w:rFonts w:ascii="Times New Roman" w:hAnsi="Times New Roman" w:cs="Times New Roman"/>
+          <w:sz w:val="34"/>
+          <w:szCs w:val="34"/>
+        </w:rPr>
+        <w:t>DB::</w:t>
+      </w:r>
+      <w:proofErr w:type="gramEnd"/>
+      <w:r>
+        <w:rPr>
+          <w:rFonts w:ascii="Times New Roman" w:hAnsi="Times New Roman" w:cs="Times New Roman"/>
+          <w:sz w:val="34"/>
+          <w:szCs w:val="34"/>
+        </w:rPr>
+        <w:t>commit();</w:t>
       </w:r>
     </w:p>
     <w:p>
@@ -1091,13 +1161,23 @@
           <w:szCs w:val="34"/>
         </w:rPr>
       </w:pPr>
-      <w:r>
-        <w:rPr>
-          <w:rFonts w:ascii="Times New Roman" w:hAnsi="Times New Roman" w:cs="Times New Roman"/>
-          <w:sz w:val="34"/>
-          <w:szCs w:val="34"/>
-        </w:rPr>
-        <w:t>}catch(err)</w:t>
+      <w:proofErr w:type="gramStart"/>
+      <w:r>
+        <w:rPr>
+          <w:rFonts w:ascii="Times New Roman" w:hAnsi="Times New Roman" w:cs="Times New Roman"/>
+          <w:sz w:val="34"/>
+          <w:szCs w:val="34"/>
+        </w:rPr>
+        <w:t>}catch</w:t>
+      </w:r>
+      <w:proofErr w:type="gramEnd"/>
+      <w:r>
+        <w:rPr>
+          <w:rFonts w:ascii="Times New Roman" w:hAnsi="Times New Roman" w:cs="Times New Roman"/>
+          <w:sz w:val="34"/>
+          <w:szCs w:val="34"/>
+        </w:rPr>
+        <w:t>(err)</w:t>
       </w:r>
     </w:p>
     <w:p>
@@ -1143,13 +1223,23 @@
           <w:szCs w:val="34"/>
         </w:rPr>
       </w:pPr>
-      <w:r>
-        <w:rPr>
-          <w:rFonts w:ascii="Times New Roman" w:hAnsi="Times New Roman" w:cs="Times New Roman"/>
-          <w:sz w:val="34"/>
-          <w:szCs w:val="34"/>
-        </w:rPr>
-        <w:t>DB::rollBack();</w:t>
+      <w:proofErr w:type="gramStart"/>
+      <w:r>
+        <w:rPr>
+          <w:rFonts w:ascii="Times New Roman" w:hAnsi="Times New Roman" w:cs="Times New Roman"/>
+          <w:sz w:val="34"/>
+          <w:szCs w:val="34"/>
+        </w:rPr>
+        <w:t>DB::</w:t>
+      </w:r>
+      <w:proofErr w:type="gramEnd"/>
+      <w:r>
+        <w:rPr>
+          <w:rFonts w:ascii="Times New Roman" w:hAnsi="Times New Roman" w:cs="Times New Roman"/>
+          <w:sz w:val="34"/>
+          <w:szCs w:val="34"/>
+        </w:rPr>
+        <w:t>rollBack();</w:t>
       </w:r>
     </w:p>
     <w:p>
@@ -1296,7 +1386,7 @@
           <w:szCs w:val="34"/>
         </w:rPr>
       </w:pPr>
-      <w:hyperlink r:id="rId8" w:history="1">
+      <w:hyperlink r:id="rId8" w:anchor="method-pluck" w:history="1">
         <w:r>
           <w:rPr>
             <w:rStyle w:val="Hyperlink"/>
@@ -1345,7 +1435,25 @@
           <w:sz w:val="34"/>
           <w:szCs w:val="34"/>
         </w:rPr>
-        <w:t>$user = DB::table(‘role_user’)-&gt;</w:t>
+        <w:t xml:space="preserve">$user = </w:t>
+      </w:r>
+      <w:proofErr w:type="gramStart"/>
+      <w:r>
+        <w:rPr>
+          <w:rFonts w:ascii="Times New Roman" w:hAnsi="Times New Roman" w:cs="Times New Roman"/>
+          <w:sz w:val="34"/>
+          <w:szCs w:val="34"/>
+        </w:rPr>
+        <w:t>DB::</w:t>
+      </w:r>
+      <w:proofErr w:type="gramEnd"/>
+      <w:r>
+        <w:rPr>
+          <w:rFonts w:ascii="Times New Roman" w:hAnsi="Times New Roman" w:cs="Times New Roman"/>
+          <w:sz w:val="34"/>
+          <w:szCs w:val="34"/>
+        </w:rPr>
+        <w:t>table(‘role_user’)-&gt;</w:t>
       </w:r>
       <w:r>
         <w:rPr>
@@ -1407,7 +1515,7 @@
           <w:szCs w:val="34"/>
         </w:rPr>
       </w:pPr>
-      <w:hyperlink r:id="rId9" w:history="1">
+      <w:hyperlink r:id="rId9" w:anchor="method-contains" w:history="1">
         <w:r>
           <w:rPr>
             <w:rStyle w:val="Hyperlink"/>
@@ -1543,7 +1651,25 @@
           <w:sz w:val="34"/>
           <w:szCs w:val="34"/>
         </w:rPr>
-        <w:t>Ghép các bảng dữ liệu(user,role_user, roles), chọn ra tất cả các thuộc tính select(‘roles.*’)</w:t>
+        <w:t xml:space="preserve">Ghép các bảng dữ </w:t>
+      </w:r>
+      <w:proofErr w:type="gramStart"/>
+      <w:r>
+        <w:rPr>
+          <w:rFonts w:ascii="Times New Roman" w:hAnsi="Times New Roman" w:cs="Times New Roman"/>
+          <w:sz w:val="34"/>
+          <w:szCs w:val="34"/>
+        </w:rPr>
+        <w:t>liệu(</w:t>
+      </w:r>
+      <w:proofErr w:type="gramEnd"/>
+      <w:r>
+        <w:rPr>
+          <w:rFonts w:ascii="Times New Roman" w:hAnsi="Times New Roman" w:cs="Times New Roman"/>
+          <w:sz w:val="34"/>
+          <w:szCs w:val="34"/>
+        </w:rPr>
+        <w:t>user,role_user, roles), chọn ra tất cả các thuộc tính select(‘roles.*’)</w:t>
       </w:r>
       <w:r>
         <w:rPr>
@@ -1565,7 +1691,7 @@
           <w:szCs w:val="34"/>
         </w:rPr>
       </w:pPr>
-      <w:hyperlink r:id="rId10" w:history="1">
+      <w:hyperlink r:id="rId10" w:anchor="joins" w:history="1">
         <w:r>
           <w:rPr>
             <w:rStyle w:val="Hyperlink"/>
@@ -1597,7 +1723,25 @@
           <w:sz w:val="34"/>
           <w:szCs w:val="34"/>
         </w:rPr>
-        <w:t>Sau đó pluck(id) mảng dữ liệu đó, sử dụng hàm toArray();</w:t>
+        <w:t xml:space="preserve">Sau đó pluck(id) mảng dữ liệu đó, sử dụng hàm </w:t>
+      </w:r>
+      <w:proofErr w:type="gramStart"/>
+      <w:r>
+        <w:rPr>
+          <w:rFonts w:ascii="Times New Roman" w:hAnsi="Times New Roman" w:cs="Times New Roman"/>
+          <w:sz w:val="34"/>
+          <w:szCs w:val="34"/>
+        </w:rPr>
+        <w:t>toArray(</w:t>
+      </w:r>
+      <w:proofErr w:type="gramEnd"/>
+      <w:r>
+        <w:rPr>
+          <w:rFonts w:ascii="Times New Roman" w:hAnsi="Times New Roman" w:cs="Times New Roman"/>
+          <w:sz w:val="34"/>
+          <w:szCs w:val="34"/>
+        </w:rPr>
+        <w:t>);</w:t>
       </w:r>
     </w:p>
     <w:p>
@@ -1617,7 +1761,25 @@
           <w:sz w:val="34"/>
           <w:szCs w:val="34"/>
         </w:rPr>
-        <w:t>“$list=DB::table(‘users’)</w:t>
+        <w:t>“$list=</w:t>
+      </w:r>
+      <w:proofErr w:type="gramStart"/>
+      <w:r>
+        <w:rPr>
+          <w:rFonts w:ascii="Times New Roman" w:hAnsi="Times New Roman" w:cs="Times New Roman"/>
+          <w:sz w:val="34"/>
+          <w:szCs w:val="34"/>
+        </w:rPr>
+        <w:t>DB::</w:t>
+      </w:r>
+      <w:proofErr w:type="gramEnd"/>
+      <w:r>
+        <w:rPr>
+          <w:rFonts w:ascii="Times New Roman" w:hAnsi="Times New Roman" w:cs="Times New Roman"/>
+          <w:sz w:val="34"/>
+          <w:szCs w:val="34"/>
+        </w:rPr>
+        <w:t>table(‘users’)</w:t>
       </w:r>
     </w:p>
     <w:p>
@@ -1657,7 +1819,25 @@
           <w:sz w:val="34"/>
           <w:szCs w:val="34"/>
         </w:rPr>
-        <w:t>-&gt;join(‘roles’,’role_user.role_id’,’=’,’roles.id’)</w:t>
+        <w:t>-&gt;join(‘roles’,’role_</w:t>
+      </w:r>
+      <w:proofErr w:type="gramStart"/>
+      <w:r>
+        <w:rPr>
+          <w:rFonts w:ascii="Times New Roman" w:hAnsi="Times New Roman" w:cs="Times New Roman"/>
+          <w:sz w:val="34"/>
+          <w:szCs w:val="34"/>
+        </w:rPr>
+        <w:t>user.role</w:t>
+      </w:r>
+      <w:proofErr w:type="gramEnd"/>
+      <w:r>
+        <w:rPr>
+          <w:rFonts w:ascii="Times New Roman" w:hAnsi="Times New Roman" w:cs="Times New Roman"/>
+          <w:sz w:val="34"/>
+          <w:szCs w:val="34"/>
+        </w:rPr>
+        <w:t>_id’,’=’,’roles.id’)</w:t>
       </w:r>
     </w:p>
     <w:p>
@@ -1677,7 +1857,25 @@
           <w:sz w:val="34"/>
           <w:szCs w:val="34"/>
         </w:rPr>
-        <w:t>-&gt;where(‘users.id’,auth()-&gt;id())</w:t>
+        <w:t>-&gt;where(‘users.id</w:t>
+      </w:r>
+      <w:proofErr w:type="gramStart"/>
+      <w:r>
+        <w:rPr>
+          <w:rFonts w:ascii="Times New Roman" w:hAnsi="Times New Roman" w:cs="Times New Roman"/>
+          <w:sz w:val="34"/>
+          <w:szCs w:val="34"/>
+        </w:rPr>
+        <w:t>’,auth</w:t>
+      </w:r>
+      <w:proofErr w:type="gramEnd"/>
+      <w:r>
+        <w:rPr>
+          <w:rFonts w:ascii="Times New Roman" w:hAnsi="Times New Roman" w:cs="Times New Roman"/>
+          <w:sz w:val="34"/>
+          <w:szCs w:val="34"/>
+        </w:rPr>
+        <w:t>()-&gt;id())</w:t>
       </w:r>
     </w:p>
     <w:p>
@@ -1697,7 +1895,25 @@
           <w:sz w:val="34"/>
           <w:szCs w:val="34"/>
         </w:rPr>
-        <w:t>-&gt;select(‘roles.*’)</w:t>
+        <w:t>-&gt;select(‘</w:t>
+      </w:r>
+      <w:proofErr w:type="gramStart"/>
+      <w:r>
+        <w:rPr>
+          <w:rFonts w:ascii="Times New Roman" w:hAnsi="Times New Roman" w:cs="Times New Roman"/>
+          <w:sz w:val="34"/>
+          <w:szCs w:val="34"/>
+        </w:rPr>
+        <w:t>roles.*</w:t>
+      </w:r>
+      <w:proofErr w:type="gramEnd"/>
+      <w:r>
+        <w:rPr>
+          <w:rFonts w:ascii="Times New Roman" w:hAnsi="Times New Roman" w:cs="Times New Roman"/>
+          <w:sz w:val="34"/>
+          <w:szCs w:val="34"/>
+        </w:rPr>
+        <w:t>’)</w:t>
       </w:r>
     </w:p>
     <w:p>
@@ -1717,7 +1933,25 @@
           <w:sz w:val="34"/>
           <w:szCs w:val="34"/>
         </w:rPr>
-        <w:t>-&gt;get()-&gt;pluck(‘id’)-&gt;toArray();</w:t>
+        <w:t>-&gt;get()-&gt;pluck(‘id’)-&gt;</w:t>
+      </w:r>
+      <w:proofErr w:type="gramStart"/>
+      <w:r>
+        <w:rPr>
+          <w:rFonts w:ascii="Times New Roman" w:hAnsi="Times New Roman" w:cs="Times New Roman"/>
+          <w:sz w:val="34"/>
+          <w:szCs w:val="34"/>
+        </w:rPr>
+        <w:t>toArray(</w:t>
+      </w:r>
+      <w:proofErr w:type="gramEnd"/>
+      <w:r>
+        <w:rPr>
+          <w:rFonts w:ascii="Times New Roman" w:hAnsi="Times New Roman" w:cs="Times New Roman"/>
+          <w:sz w:val="34"/>
+          <w:szCs w:val="34"/>
+        </w:rPr>
+        <w:t>);</w:t>
       </w:r>
     </w:p>
     <w:p>
@@ -1738,6 +1972,2134 @@
           <w:szCs w:val="34"/>
         </w:rPr>
         <w:t xml:space="preserve">”  </w:t>
+      </w:r>
+    </w:p>
+    <w:p>
+      <w:pPr>
+        <w:jc w:val="both"/>
+        <w:rPr>
+          <w:rFonts w:ascii="Times New Roman" w:hAnsi="Times New Roman" w:cs="Times New Roman"/>
+          <w:b/>
+          <w:i/>
+          <w:sz w:val="34"/>
+          <w:szCs w:val="34"/>
+        </w:rPr>
+      </w:pPr>
+      <w:r>
+        <w:rPr>
+          <w:rFonts w:ascii="Times New Roman" w:hAnsi="Times New Roman" w:cs="Times New Roman"/>
+          <w:b/>
+          <w:i/>
+          <w:sz w:val="34"/>
+          <w:szCs w:val="34"/>
+        </w:rPr>
+        <w:t>Mô hình áp dụng:</w:t>
+      </w:r>
+    </w:p>
+    <w:p>
+      <w:pPr>
+        <w:jc w:val="both"/>
+        <w:rPr>
+          <w:rFonts w:ascii="Times New Roman" w:hAnsi="Times New Roman" w:cs="Times New Roman"/>
+          <w:i/>
+          <w:sz w:val="34"/>
+          <w:szCs w:val="34"/>
+        </w:rPr>
+      </w:pPr>
+      <w:r>
+        <w:rPr>
+          <w:noProof/>
+        </w:rPr>
+        <w:drawing>
+          <wp:inline distT="0" distB="0" distL="0" distR="0">
+            <wp:extent cx="5029200" cy="1708150"/>
+            <wp:effectExtent l="0" t="0" r="0" b="6350"/>
+            <wp:docPr id="3" name="Picture 3" descr="https://documents.lucid.app/documents/8ce2dfd5-2e49-438f-9d3d-24d837b0de8e/pages/iV_38ZpwwffT?a=756&amp;x=98&amp;y=109&amp;w=704&amp;h=238&amp;store=1&amp;accept=image%2F*&amp;auth=LCA%2032a0733f1503509fec82ab99565eadef8922e2a2-ts%3D1647917052"/>
+            <wp:cNvGraphicFramePr>
+              <a:graphicFrameLocks xmlns:a="http://schemas.openxmlformats.org/drawingml/2006/main" noChangeAspect="1"/>
+            </wp:cNvGraphicFramePr>
+            <a:graphic xmlns:a="http://schemas.openxmlformats.org/drawingml/2006/main">
+              <a:graphicData uri="http://schemas.openxmlformats.org/drawingml/2006/picture">
+                <pic:pic xmlns:pic="http://schemas.openxmlformats.org/drawingml/2006/picture">
+                  <pic:nvPicPr>
+                    <pic:cNvPr id="0" name="Picture 1" descr="https://documents.lucid.app/documents/8ce2dfd5-2e49-438f-9d3d-24d837b0de8e/pages/iV_38ZpwwffT?a=756&amp;x=98&amp;y=109&amp;w=704&amp;h=238&amp;store=1&amp;accept=image%2F*&amp;auth=LCA%2032a0733f1503509fec82ab99565eadef8922e2a2-ts%3D1647917052"/>
+                    <pic:cNvPicPr>
+                      <a:picLocks noChangeAspect="1" noChangeArrowheads="1"/>
+                    </pic:cNvPicPr>
+                  </pic:nvPicPr>
+                  <pic:blipFill>
+                    <a:blip r:embed="rId11">
+                      <a:extLst>
+                        <a:ext uri="{28A0092B-C50C-407E-A947-70E740481C1C}">
+                          <a14:useLocalDpi xmlns:a14="http://schemas.microsoft.com/office/drawing/2010/main" val="0"/>
+                        </a:ext>
+                      </a:extLst>
+                    </a:blip>
+                    <a:srcRect/>
+                    <a:stretch>
+                      <a:fillRect/>
+                    </a:stretch>
+                  </pic:blipFill>
+                  <pic:spPr bwMode="auto">
+                    <a:xfrm>
+                      <a:off x="0" y="0"/>
+                      <a:ext cx="5029200" cy="1708150"/>
+                    </a:xfrm>
+                    <a:prstGeom prst="rect">
+                      <a:avLst/>
+                    </a:prstGeom>
+                    <a:noFill/>
+                    <a:ln>
+                      <a:noFill/>
+                    </a:ln>
+                  </pic:spPr>
+                </pic:pic>
+              </a:graphicData>
+            </a:graphic>
+          </wp:inline>
+        </w:drawing>
+      </w:r>
+    </w:p>
+    <w:p>
+      <w:pPr>
+        <w:jc w:val="both"/>
+        <w:rPr>
+          <w:rFonts w:ascii="Times New Roman" w:hAnsi="Times New Roman" w:cs="Times New Roman"/>
+          <w:i/>
+          <w:sz w:val="34"/>
+          <w:szCs w:val="34"/>
+        </w:rPr>
+      </w:pPr>
+      <w:r>
+        <w:rPr>
+          <w:rFonts w:ascii="Times New Roman" w:hAnsi="Times New Roman" w:cs="Times New Roman"/>
+          <w:i/>
+          <w:sz w:val="34"/>
+          <w:szCs w:val="34"/>
+        </w:rPr>
+        <w:t>Hướng dẫn cài đặt</w:t>
+      </w:r>
+      <w:r>
+        <w:rPr>
+          <w:rFonts w:ascii="Times New Roman" w:hAnsi="Times New Roman" w:cs="Times New Roman"/>
+          <w:i/>
+          <w:sz w:val="34"/>
+          <w:szCs w:val="34"/>
+        </w:rPr>
+        <w:t>:</w:t>
+      </w:r>
+    </w:p>
+    <w:p>
+      <w:pPr>
+        <w:pStyle w:val="ListParagraph"/>
+        <w:numPr>
+          <w:ilvl w:val="0"/>
+          <w:numId w:val="4"/>
+        </w:numPr>
+        <w:jc w:val="both"/>
+        <w:rPr>
+          <w:rFonts w:ascii="Times New Roman" w:hAnsi="Times New Roman" w:cs="Times New Roman"/>
+          <w:sz w:val="34"/>
+          <w:szCs w:val="34"/>
+        </w:rPr>
+      </w:pPr>
+      <w:r>
+        <w:rPr>
+          <w:rFonts w:ascii="Times New Roman" w:hAnsi="Times New Roman" w:cs="Times New Roman"/>
+          <w:sz w:val="34"/>
+          <w:szCs w:val="34"/>
+        </w:rPr>
+        <w:lastRenderedPageBreak/>
+        <w:t>Tạo ra các bảng dữ liệu cần thiết, bao gồm bảng dữ liệu user và bảng dữ liệu roles.</w:t>
+      </w:r>
+    </w:p>
+    <w:p>
+      <w:pPr>
+        <w:pStyle w:val="ListParagraph"/>
+        <w:numPr>
+          <w:ilvl w:val="0"/>
+          <w:numId w:val="4"/>
+        </w:numPr>
+        <w:jc w:val="both"/>
+        <w:rPr>
+          <w:rFonts w:ascii="Times New Roman" w:hAnsi="Times New Roman" w:cs="Times New Roman"/>
+          <w:sz w:val="34"/>
+          <w:szCs w:val="34"/>
+        </w:rPr>
+      </w:pPr>
+      <w:r>
+        <w:rPr>
+          <w:rFonts w:ascii="Times New Roman" w:hAnsi="Times New Roman" w:cs="Times New Roman"/>
+          <w:sz w:val="34"/>
+          <w:szCs w:val="34"/>
+        </w:rPr>
+        <w:t>Tạo sedder dữ liệu cho 2 bảng trên.</w:t>
+      </w:r>
+    </w:p>
+    <w:p>
+      <w:pPr>
+        <w:pStyle w:val="ListParagraph"/>
+        <w:numPr>
+          <w:ilvl w:val="0"/>
+          <w:numId w:val="4"/>
+        </w:numPr>
+        <w:jc w:val="both"/>
+        <w:rPr>
+          <w:rFonts w:ascii="Times New Roman" w:hAnsi="Times New Roman" w:cs="Times New Roman"/>
+          <w:sz w:val="34"/>
+          <w:szCs w:val="34"/>
+        </w:rPr>
+      </w:pPr>
+      <w:r>
+        <w:rPr>
+          <w:rFonts w:ascii="Times New Roman" w:hAnsi="Times New Roman" w:cs="Times New Roman"/>
+          <w:sz w:val="34"/>
+          <w:szCs w:val="34"/>
+        </w:rPr>
+        <w:t>Sau đó chúng ta sẽ check phân quyền cho user.</w:t>
+      </w:r>
+    </w:p>
+    <w:p>
+      <w:pPr>
+        <w:pStyle w:val="ListParagraph"/>
+        <w:numPr>
+          <w:ilvl w:val="1"/>
+          <w:numId w:val="4"/>
+        </w:numPr>
+        <w:jc w:val="both"/>
+        <w:rPr>
+          <w:rFonts w:ascii="Times New Roman" w:hAnsi="Times New Roman" w:cs="Times New Roman"/>
+          <w:sz w:val="34"/>
+          <w:szCs w:val="34"/>
+        </w:rPr>
+      </w:pPr>
+      <w:r>
+        <w:rPr>
+          <w:rFonts w:ascii="Times New Roman" w:hAnsi="Times New Roman" w:cs="Times New Roman"/>
+          <w:sz w:val="34"/>
+          <w:szCs w:val="34"/>
+        </w:rPr>
+        <w:t xml:space="preserve">Đầu tiên chúng ta sẽ tạo một </w:t>
+      </w:r>
+      <w:r>
+        <w:rPr>
+          <w:rFonts w:ascii="Times New Roman" w:hAnsi="Times New Roman" w:cs="Times New Roman"/>
+          <w:sz w:val="34"/>
+          <w:szCs w:val="34"/>
+        </w:rPr>
+        <w:t>middleware</w:t>
+      </w:r>
+      <w:r>
+        <w:rPr>
+          <w:rFonts w:ascii="Times New Roman" w:hAnsi="Times New Roman" w:cs="Times New Roman"/>
+          <w:sz w:val="34"/>
+          <w:szCs w:val="34"/>
+        </w:rPr>
+        <w:t xml:space="preserve"> đặt tên checkPermission và gọi lại hàm này trong thư mục Kernel.php</w:t>
+      </w:r>
+    </w:p>
+    <w:p>
+      <w:pPr>
+        <w:pStyle w:val="ListParagraph"/>
+        <w:numPr>
+          <w:ilvl w:val="1"/>
+          <w:numId w:val="4"/>
+        </w:numPr>
+        <w:jc w:val="both"/>
+        <w:rPr>
+          <w:rFonts w:ascii="Times New Roman" w:hAnsi="Times New Roman" w:cs="Times New Roman"/>
+          <w:sz w:val="34"/>
+          <w:szCs w:val="34"/>
+        </w:rPr>
+      </w:pPr>
+      <w:r>
+        <w:rPr>
+          <w:rFonts w:ascii="Times New Roman" w:hAnsi="Times New Roman" w:cs="Times New Roman"/>
+          <w:sz w:val="34"/>
+          <w:szCs w:val="34"/>
+        </w:rPr>
+        <w:t xml:space="preserve">Trong thư mục checkPermission chúng ta viết 1 </w:t>
+      </w:r>
+      <w:r>
+        <w:rPr>
+          <w:rFonts w:ascii="Times New Roman" w:hAnsi="Times New Roman" w:cs="Times New Roman"/>
+          <w:sz w:val="34"/>
+          <w:szCs w:val="34"/>
+        </w:rPr>
+        <w:t>đoạn query</w:t>
+      </w:r>
+      <w:r>
+        <w:rPr>
+          <w:rFonts w:ascii="Times New Roman" w:hAnsi="Times New Roman" w:cs="Times New Roman"/>
+          <w:sz w:val="34"/>
+          <w:szCs w:val="34"/>
+        </w:rPr>
+        <w:t xml:space="preserve"> lấy nhữ</w:t>
+      </w:r>
+      <w:r>
+        <w:rPr>
+          <w:rFonts w:ascii="Times New Roman" w:hAnsi="Times New Roman" w:cs="Times New Roman"/>
+          <w:sz w:val="34"/>
+          <w:szCs w:val="34"/>
+        </w:rPr>
+        <w:t>ng lấy những quyền theo tài khoản đăng nhập. Sử dụng pluck chỉ lấy riêng thuộc tính roles_module</w:t>
+      </w:r>
+    </w:p>
+    <w:p>
+      <w:pPr>
+        <w:pStyle w:val="ListParagraph"/>
+        <w:numPr>
+          <w:ilvl w:val="2"/>
+          <w:numId w:val="4"/>
+        </w:numPr>
+        <w:shd w:val="clear" w:color="auto" w:fill="1E1E1E"/>
+        <w:spacing w:after="0" w:line="285" w:lineRule="atLeast"/>
+        <w:rPr>
+          <w:rFonts w:ascii="Consolas" w:eastAsia="Times New Roman" w:hAnsi="Consolas" w:cs="Times New Roman"/>
+          <w:color w:val="D4D4D4"/>
+          <w:sz w:val="21"/>
+          <w:szCs w:val="21"/>
+        </w:rPr>
+      </w:pPr>
+      <w:r>
+        <w:rPr>
+          <w:rFonts w:ascii="Consolas" w:eastAsia="Times New Roman" w:hAnsi="Consolas" w:cs="Times New Roman"/>
+          <w:color w:val="9CDCFE"/>
+          <w:sz w:val="21"/>
+          <w:szCs w:val="21"/>
+        </w:rPr>
+        <w:t>$checkArray</w:t>
+      </w:r>
+      <w:r>
+        <w:rPr>
+          <w:rFonts w:ascii="Consolas" w:eastAsia="Times New Roman" w:hAnsi="Consolas" w:cs="Times New Roman"/>
+          <w:color w:val="D4D4D4"/>
+          <w:sz w:val="21"/>
+          <w:szCs w:val="21"/>
+        </w:rPr>
+        <w:t>=</w:t>
+      </w:r>
+      <w:proofErr w:type="gramStart"/>
+      <w:r>
+        <w:rPr>
+          <w:rFonts w:ascii="Consolas" w:eastAsia="Times New Roman" w:hAnsi="Consolas" w:cs="Times New Roman"/>
+          <w:color w:val="4EC9B0"/>
+          <w:sz w:val="21"/>
+          <w:szCs w:val="21"/>
+        </w:rPr>
+        <w:t>Role</w:t>
+      </w:r>
+      <w:r>
+        <w:rPr>
+          <w:rFonts w:ascii="Consolas" w:eastAsia="Times New Roman" w:hAnsi="Consolas" w:cs="Times New Roman"/>
+          <w:color w:val="D4D4D4"/>
+          <w:sz w:val="21"/>
+          <w:szCs w:val="21"/>
+        </w:rPr>
+        <w:t>::</w:t>
+      </w:r>
+      <w:proofErr w:type="gramEnd"/>
+      <w:r>
+        <w:rPr>
+          <w:rFonts w:ascii="Consolas" w:eastAsia="Times New Roman" w:hAnsi="Consolas" w:cs="Times New Roman"/>
+          <w:color w:val="DCDCAA"/>
+          <w:sz w:val="21"/>
+          <w:szCs w:val="21"/>
+        </w:rPr>
+        <w:t>where</w:t>
+      </w:r>
+      <w:r>
+        <w:rPr>
+          <w:rFonts w:ascii="Consolas" w:eastAsia="Times New Roman" w:hAnsi="Consolas" w:cs="Times New Roman"/>
+          <w:color w:val="D4D4D4"/>
+          <w:sz w:val="21"/>
+          <w:szCs w:val="21"/>
+        </w:rPr>
+        <w:t>(</w:t>
+      </w:r>
+      <w:r>
+        <w:rPr>
+          <w:rFonts w:ascii="Consolas" w:eastAsia="Times New Roman" w:hAnsi="Consolas" w:cs="Times New Roman"/>
+          <w:color w:val="CE9178"/>
+          <w:sz w:val="21"/>
+          <w:szCs w:val="21"/>
+        </w:rPr>
+        <w:t>'id'</w:t>
+      </w:r>
+      <w:r>
+        <w:rPr>
+          <w:rFonts w:ascii="Consolas" w:eastAsia="Times New Roman" w:hAnsi="Consolas" w:cs="Times New Roman"/>
+          <w:color w:val="D4D4D4"/>
+          <w:sz w:val="21"/>
+          <w:szCs w:val="21"/>
+        </w:rPr>
+        <w:t>,</w:t>
+      </w:r>
+      <w:r>
+        <w:rPr>
+          <w:rFonts w:ascii="Consolas" w:eastAsia="Times New Roman" w:hAnsi="Consolas" w:cs="Times New Roman"/>
+          <w:color w:val="CE9178"/>
+          <w:sz w:val="21"/>
+          <w:szCs w:val="21"/>
+        </w:rPr>
+        <w:t>'='</w:t>
+      </w:r>
+      <w:r>
+        <w:rPr>
+          <w:rFonts w:ascii="Consolas" w:eastAsia="Times New Roman" w:hAnsi="Consolas" w:cs="Times New Roman"/>
+          <w:color w:val="D4D4D4"/>
+          <w:sz w:val="21"/>
+          <w:szCs w:val="21"/>
+        </w:rPr>
+        <w:t>,(</w:t>
+      </w:r>
+      <w:r>
+        <w:rPr>
+          <w:rFonts w:ascii="Consolas" w:eastAsia="Times New Roman" w:hAnsi="Consolas" w:cs="Times New Roman"/>
+          <w:color w:val="569CD6"/>
+          <w:sz w:val="21"/>
+          <w:szCs w:val="21"/>
+        </w:rPr>
+        <w:t>int</w:t>
+      </w:r>
+      <w:r>
+        <w:rPr>
+          <w:rFonts w:ascii="Consolas" w:eastAsia="Times New Roman" w:hAnsi="Consolas" w:cs="Times New Roman"/>
+          <w:color w:val="D4D4D4"/>
+          <w:sz w:val="21"/>
+          <w:szCs w:val="21"/>
+        </w:rPr>
+        <w:t>)</w:t>
+      </w:r>
+      <w:r>
+        <w:rPr>
+          <w:rFonts w:ascii="Consolas" w:eastAsia="Times New Roman" w:hAnsi="Consolas" w:cs="Times New Roman"/>
+          <w:color w:val="4EC9B0"/>
+          <w:sz w:val="21"/>
+          <w:szCs w:val="21"/>
+        </w:rPr>
+        <w:t>Auth</w:t>
+      </w:r>
+      <w:r>
+        <w:rPr>
+          <w:rFonts w:ascii="Consolas" w:eastAsia="Times New Roman" w:hAnsi="Consolas" w:cs="Times New Roman"/>
+          <w:color w:val="D4D4D4"/>
+          <w:sz w:val="21"/>
+          <w:szCs w:val="21"/>
+        </w:rPr>
+        <w:t>::</w:t>
+      </w:r>
+      <w:r>
+        <w:rPr>
+          <w:rFonts w:ascii="Consolas" w:eastAsia="Times New Roman" w:hAnsi="Consolas" w:cs="Times New Roman"/>
+          <w:color w:val="DCDCAA"/>
+          <w:sz w:val="21"/>
+          <w:szCs w:val="21"/>
+        </w:rPr>
+        <w:t>user</w:t>
+      </w:r>
+      <w:r>
+        <w:rPr>
+          <w:rFonts w:ascii="Consolas" w:eastAsia="Times New Roman" w:hAnsi="Consolas" w:cs="Times New Roman"/>
+          <w:color w:val="D4D4D4"/>
+          <w:sz w:val="21"/>
+          <w:szCs w:val="21"/>
+        </w:rPr>
+        <w:t>()-&gt;</w:t>
+      </w:r>
+      <w:r>
+        <w:rPr>
+          <w:rFonts w:ascii="Consolas" w:eastAsia="Times New Roman" w:hAnsi="Consolas" w:cs="Times New Roman"/>
+          <w:color w:val="9CDCFE"/>
+          <w:sz w:val="21"/>
+          <w:szCs w:val="21"/>
+        </w:rPr>
+        <w:t>permission_id</w:t>
+      </w:r>
+      <w:r>
+        <w:rPr>
+          <w:rFonts w:ascii="Consolas" w:eastAsia="Times New Roman" w:hAnsi="Consolas" w:cs="Times New Roman"/>
+          <w:color w:val="D4D4D4"/>
+          <w:sz w:val="21"/>
+          <w:szCs w:val="21"/>
+        </w:rPr>
+        <w:t>)-&gt;</w:t>
+      </w:r>
+      <w:r>
+        <w:rPr>
+          <w:rFonts w:ascii="Consolas" w:eastAsia="Times New Roman" w:hAnsi="Consolas" w:cs="Times New Roman"/>
+          <w:color w:val="DCDCAA"/>
+          <w:sz w:val="21"/>
+          <w:szCs w:val="21"/>
+        </w:rPr>
+        <w:t>pluck</w:t>
+      </w:r>
+      <w:r>
+        <w:rPr>
+          <w:rFonts w:ascii="Consolas" w:eastAsia="Times New Roman" w:hAnsi="Consolas" w:cs="Times New Roman"/>
+          <w:color w:val="D4D4D4"/>
+          <w:sz w:val="21"/>
+          <w:szCs w:val="21"/>
+        </w:rPr>
+        <w:t>(</w:t>
+      </w:r>
+      <w:r>
+        <w:rPr>
+          <w:rFonts w:ascii="Consolas" w:eastAsia="Times New Roman" w:hAnsi="Consolas" w:cs="Times New Roman"/>
+          <w:color w:val="CE9178"/>
+          <w:sz w:val="21"/>
+          <w:szCs w:val="21"/>
+        </w:rPr>
+        <w:t>'roles_module'</w:t>
+      </w:r>
+      <w:r>
+        <w:rPr>
+          <w:rFonts w:ascii="Consolas" w:eastAsia="Times New Roman" w:hAnsi="Consolas" w:cs="Times New Roman"/>
+          <w:color w:val="D4D4D4"/>
+          <w:sz w:val="21"/>
+          <w:szCs w:val="21"/>
+        </w:rPr>
+        <w:t>)-&gt;</w:t>
+      </w:r>
+      <w:r>
+        <w:rPr>
+          <w:rFonts w:ascii="Consolas" w:eastAsia="Times New Roman" w:hAnsi="Consolas" w:cs="Times New Roman"/>
+          <w:color w:val="DCDCAA"/>
+          <w:sz w:val="21"/>
+          <w:szCs w:val="21"/>
+        </w:rPr>
+        <w:t>first</w:t>
+      </w:r>
+      <w:r>
+        <w:rPr>
+          <w:rFonts w:ascii="Consolas" w:eastAsia="Times New Roman" w:hAnsi="Consolas" w:cs="Times New Roman"/>
+          <w:color w:val="D4D4D4"/>
+          <w:sz w:val="21"/>
+          <w:szCs w:val="21"/>
+        </w:rPr>
+        <w:t>();</w:t>
+      </w:r>
+    </w:p>
+    <w:p>
+      <w:pPr>
+        <w:pStyle w:val="ListParagraph"/>
+        <w:numPr>
+          <w:ilvl w:val="1"/>
+          <w:numId w:val="4"/>
+        </w:numPr>
+        <w:jc w:val="both"/>
+        <w:rPr>
+          <w:rFonts w:ascii="Times New Roman" w:hAnsi="Times New Roman" w:cs="Times New Roman"/>
+          <w:sz w:val="34"/>
+          <w:szCs w:val="34"/>
+        </w:rPr>
+      </w:pPr>
+      <w:r>
+        <w:rPr>
+          <w:rFonts w:ascii="Times New Roman" w:hAnsi="Times New Roman" w:cs="Times New Roman"/>
+          <w:sz w:val="34"/>
+          <w:szCs w:val="34"/>
+        </w:rPr>
+        <w:t>Sau đó chúng ta sẽ chuyển đổi lại dữ liệu từ chuỗi thành mảng, vì chúng ta lưu dữ liệu trong thuộc tính roles_module dưới dạng mảng.</w:t>
+      </w:r>
+    </w:p>
+    <w:p>
+      <w:pPr>
+        <w:pStyle w:val="ListParagraph"/>
+        <w:numPr>
+          <w:ilvl w:val="2"/>
+          <w:numId w:val="4"/>
+        </w:numPr>
+        <w:shd w:val="clear" w:color="auto" w:fill="1E1E1E"/>
+        <w:spacing w:after="0" w:line="285" w:lineRule="atLeast"/>
+        <w:rPr>
+          <w:rFonts w:ascii="Consolas" w:eastAsia="Times New Roman" w:hAnsi="Consolas" w:cs="Times New Roman"/>
+          <w:color w:val="D4D4D4"/>
+          <w:sz w:val="21"/>
+          <w:szCs w:val="21"/>
+        </w:rPr>
+      </w:pPr>
+      <w:r>
+        <w:rPr>
+          <w:rFonts w:ascii="Consolas" w:eastAsia="Times New Roman" w:hAnsi="Consolas" w:cs="Times New Roman"/>
+          <w:color w:val="9CDCFE"/>
+          <w:sz w:val="21"/>
+          <w:szCs w:val="21"/>
+        </w:rPr>
+        <w:t>$array</w:t>
+      </w:r>
+      <w:r>
+        <w:rPr>
+          <w:rFonts w:ascii="Consolas" w:eastAsia="Times New Roman" w:hAnsi="Consolas" w:cs="Times New Roman"/>
+          <w:color w:val="D4D4D4"/>
+          <w:sz w:val="21"/>
+          <w:szCs w:val="21"/>
+        </w:rPr>
+        <w:t>=</w:t>
+      </w:r>
+      <w:r>
+        <w:rPr>
+          <w:rFonts w:ascii="Consolas" w:eastAsia="Times New Roman" w:hAnsi="Consolas" w:cs="Times New Roman"/>
+          <w:color w:val="DCDCAA"/>
+          <w:sz w:val="21"/>
+          <w:szCs w:val="21"/>
+        </w:rPr>
+        <w:t>collect</w:t>
+      </w:r>
+      <w:r>
+        <w:rPr>
+          <w:rFonts w:ascii="Consolas" w:eastAsia="Times New Roman" w:hAnsi="Consolas" w:cs="Times New Roman"/>
+          <w:color w:val="D4D4D4"/>
+          <w:sz w:val="21"/>
+          <w:szCs w:val="21"/>
+        </w:rPr>
+        <w:t>(</w:t>
+      </w:r>
+      <w:r>
+        <w:rPr>
+          <w:rFonts w:ascii="Consolas" w:eastAsia="Times New Roman" w:hAnsi="Consolas" w:cs="Times New Roman"/>
+          <w:color w:val="DCDCAA"/>
+          <w:sz w:val="21"/>
+          <w:szCs w:val="21"/>
+        </w:rPr>
+        <w:t>explode</w:t>
+      </w:r>
+      <w:r>
+        <w:rPr>
+          <w:rFonts w:ascii="Consolas" w:eastAsia="Times New Roman" w:hAnsi="Consolas" w:cs="Times New Roman"/>
+          <w:color w:val="D4D4D4"/>
+          <w:sz w:val="21"/>
+          <w:szCs w:val="21"/>
+        </w:rPr>
+        <w:t>(</w:t>
+      </w:r>
+      <w:r>
+        <w:rPr>
+          <w:rFonts w:ascii="Consolas" w:eastAsia="Times New Roman" w:hAnsi="Consolas" w:cs="Times New Roman"/>
+          <w:color w:val="CE9178"/>
+          <w:sz w:val="21"/>
+          <w:szCs w:val="21"/>
+        </w:rPr>
+        <w:t>",</w:t>
+      </w:r>
+      <w:proofErr w:type="gramStart"/>
+      <w:r>
+        <w:rPr>
+          <w:rFonts w:ascii="Consolas" w:eastAsia="Times New Roman" w:hAnsi="Consolas" w:cs="Times New Roman"/>
+          <w:color w:val="CE9178"/>
+          <w:sz w:val="21"/>
+          <w:szCs w:val="21"/>
+        </w:rPr>
+        <w:t>"</w:t>
+      </w:r>
+      <w:r>
+        <w:rPr>
+          <w:rFonts w:ascii="Consolas" w:eastAsia="Times New Roman" w:hAnsi="Consolas" w:cs="Times New Roman"/>
+          <w:color w:val="D4D4D4"/>
+          <w:sz w:val="21"/>
+          <w:szCs w:val="21"/>
+        </w:rPr>
+        <w:t>,</w:t>
+      </w:r>
+      <w:r>
+        <w:rPr>
+          <w:rFonts w:ascii="Consolas" w:eastAsia="Times New Roman" w:hAnsi="Consolas" w:cs="Times New Roman"/>
+          <w:color w:val="9CDCFE"/>
+          <w:sz w:val="21"/>
+          <w:szCs w:val="21"/>
+        </w:rPr>
+        <w:t>$</w:t>
+      </w:r>
+      <w:proofErr w:type="gramEnd"/>
+      <w:r>
+        <w:rPr>
+          <w:rFonts w:ascii="Consolas" w:eastAsia="Times New Roman" w:hAnsi="Consolas" w:cs="Times New Roman"/>
+          <w:color w:val="9CDCFE"/>
+          <w:sz w:val="21"/>
+          <w:szCs w:val="21"/>
+        </w:rPr>
+        <w:t>checkArray</w:t>
+      </w:r>
+      <w:r>
+        <w:rPr>
+          <w:rFonts w:ascii="Consolas" w:eastAsia="Times New Roman" w:hAnsi="Consolas" w:cs="Times New Roman"/>
+          <w:color w:val="D4D4D4"/>
+          <w:sz w:val="21"/>
+          <w:szCs w:val="21"/>
+        </w:rPr>
+        <w:t>));</w:t>
+      </w:r>
+    </w:p>
+    <w:p>
+      <w:pPr>
+        <w:pStyle w:val="ListParagraph"/>
+        <w:numPr>
+          <w:ilvl w:val="1"/>
+          <w:numId w:val="4"/>
+        </w:numPr>
+        <w:jc w:val="both"/>
+        <w:rPr>
+          <w:rFonts w:ascii="Times New Roman" w:hAnsi="Times New Roman" w:cs="Times New Roman"/>
+          <w:sz w:val="34"/>
+          <w:szCs w:val="34"/>
+        </w:rPr>
+      </w:pPr>
+      <w:r>
+        <w:rPr>
+          <w:rFonts w:ascii="Times New Roman" w:hAnsi="Times New Roman" w:cs="Times New Roman"/>
+          <w:sz w:val="34"/>
+          <w:szCs w:val="34"/>
+        </w:rPr>
+        <w:t>Tiếp tục chúng ta sẽ kiểm tra các điều kiện sử dụng hàm contains để so sánh các phần tử trong mảng</w:t>
+      </w:r>
+      <w:r>
+        <w:rPr>
+          <w:rFonts w:ascii="Times New Roman" w:hAnsi="Times New Roman" w:cs="Times New Roman"/>
+          <w:sz w:val="34"/>
+          <w:szCs w:val="34"/>
+        </w:rPr>
+        <w:t>, biến</w:t>
+      </w:r>
+      <w:r>
+        <w:rPr>
+          <w:rFonts w:ascii="Times New Roman" w:hAnsi="Times New Roman" w:cs="Times New Roman"/>
+          <w:sz w:val="34"/>
+          <w:szCs w:val="34"/>
+        </w:rPr>
+        <w:t xml:space="preserve"> </w:t>
+      </w:r>
+      <w:r>
+        <w:rPr>
+          <w:rFonts w:ascii="Consolas" w:eastAsia="Times New Roman" w:hAnsi="Consolas" w:cs="Times New Roman"/>
+          <w:color w:val="9CDCFE"/>
+          <w:sz w:val="21"/>
+          <w:szCs w:val="21"/>
+          <w:highlight w:val="black"/>
+        </w:rPr>
+        <w:t>$permission</w:t>
+      </w:r>
+      <w:r>
+        <w:rPr>
+          <w:rFonts w:ascii="Consolas" w:eastAsia="Times New Roman" w:hAnsi="Consolas" w:cs="Times New Roman"/>
+          <w:color w:val="9CDCFE"/>
+          <w:sz w:val="21"/>
+          <w:szCs w:val="21"/>
+        </w:rPr>
+        <w:t xml:space="preserve"> </w:t>
+      </w:r>
+      <w:r>
+        <w:rPr>
+          <w:rFonts w:ascii="Times New Roman" w:eastAsia="Times New Roman" w:hAnsi="Times New Roman" w:cs="Times New Roman"/>
+          <w:sz w:val="34"/>
+          <w:szCs w:val="34"/>
+        </w:rPr>
+        <w:t xml:space="preserve">được truyền </w:t>
+      </w:r>
+      <w:proofErr w:type="gramStart"/>
+      <w:r>
+        <w:rPr>
+          <w:rFonts w:ascii="Times New Roman" w:eastAsia="Times New Roman" w:hAnsi="Times New Roman" w:cs="Times New Roman"/>
+          <w:sz w:val="34"/>
+          <w:szCs w:val="34"/>
+        </w:rPr>
+        <w:t>từ  router</w:t>
+      </w:r>
+      <w:proofErr w:type="gramEnd"/>
+      <w:r>
+        <w:rPr>
+          <w:rFonts w:ascii="Times New Roman" w:eastAsia="Times New Roman" w:hAnsi="Times New Roman" w:cs="Times New Roman"/>
+          <w:sz w:val="34"/>
+          <w:szCs w:val="34"/>
+        </w:rPr>
+        <w:t xml:space="preserve"> qua và được khai báo trong functions của handle.</w:t>
+      </w:r>
+    </w:p>
+    <w:p>
+      <w:pPr>
+        <w:pStyle w:val="ListParagraph"/>
+        <w:numPr>
+          <w:ilvl w:val="2"/>
+          <w:numId w:val="4"/>
+        </w:numPr>
+        <w:shd w:val="clear" w:color="auto" w:fill="1E1E1E"/>
+        <w:spacing w:after="0" w:line="285" w:lineRule="atLeast"/>
+        <w:rPr>
+          <w:rFonts w:ascii="Consolas" w:eastAsia="Times New Roman" w:hAnsi="Consolas" w:cs="Times New Roman"/>
+          <w:color w:val="D4D4D4"/>
+          <w:sz w:val="21"/>
+          <w:szCs w:val="21"/>
+        </w:rPr>
+      </w:pPr>
+      <w:r>
+        <w:rPr>
+          <w:rFonts w:ascii="Consolas" w:eastAsia="Times New Roman" w:hAnsi="Consolas" w:cs="Times New Roman"/>
+          <w:color w:val="D4D4D4"/>
+          <w:sz w:val="21"/>
+          <w:szCs w:val="21"/>
+        </w:rPr>
+        <w:t xml:space="preserve">    </w:t>
+      </w:r>
+      <w:r>
+        <w:rPr>
+          <w:rFonts w:ascii="Consolas" w:eastAsia="Times New Roman" w:hAnsi="Consolas" w:cs="Times New Roman"/>
+          <w:color w:val="569CD6"/>
+          <w:sz w:val="21"/>
+          <w:szCs w:val="21"/>
+        </w:rPr>
+        <w:t>public</w:t>
+      </w:r>
+      <w:r>
+        <w:rPr>
+          <w:rFonts w:ascii="Consolas" w:eastAsia="Times New Roman" w:hAnsi="Consolas" w:cs="Times New Roman"/>
+          <w:color w:val="D4D4D4"/>
+          <w:sz w:val="21"/>
+          <w:szCs w:val="21"/>
+        </w:rPr>
+        <w:t xml:space="preserve"> </w:t>
+      </w:r>
+      <w:r>
+        <w:rPr>
+          <w:rFonts w:ascii="Consolas" w:eastAsia="Times New Roman" w:hAnsi="Consolas" w:cs="Times New Roman"/>
+          <w:color w:val="569CD6"/>
+          <w:sz w:val="21"/>
+          <w:szCs w:val="21"/>
+        </w:rPr>
+        <w:t>function</w:t>
+      </w:r>
+      <w:r>
+        <w:rPr>
+          <w:rFonts w:ascii="Consolas" w:eastAsia="Times New Roman" w:hAnsi="Consolas" w:cs="Times New Roman"/>
+          <w:color w:val="D4D4D4"/>
+          <w:sz w:val="21"/>
+          <w:szCs w:val="21"/>
+        </w:rPr>
+        <w:t xml:space="preserve"> </w:t>
+      </w:r>
+      <w:proofErr w:type="gramStart"/>
+      <w:r>
+        <w:rPr>
+          <w:rFonts w:ascii="Consolas" w:eastAsia="Times New Roman" w:hAnsi="Consolas" w:cs="Times New Roman"/>
+          <w:color w:val="DCDCAA"/>
+          <w:sz w:val="21"/>
+          <w:szCs w:val="21"/>
+        </w:rPr>
+        <w:t>handle</w:t>
+      </w:r>
+      <w:r>
+        <w:rPr>
+          <w:rFonts w:ascii="Consolas" w:eastAsia="Times New Roman" w:hAnsi="Consolas" w:cs="Times New Roman"/>
+          <w:color w:val="D4D4D4"/>
+          <w:sz w:val="21"/>
+          <w:szCs w:val="21"/>
+        </w:rPr>
+        <w:t>(</w:t>
+      </w:r>
+      <w:proofErr w:type="gramEnd"/>
+      <w:r>
+        <w:rPr>
+          <w:rFonts w:ascii="Consolas" w:eastAsia="Times New Roman" w:hAnsi="Consolas" w:cs="Times New Roman"/>
+          <w:color w:val="4EC9B0"/>
+          <w:sz w:val="21"/>
+          <w:szCs w:val="21"/>
+        </w:rPr>
+        <w:t>Request</w:t>
+      </w:r>
+      <w:r>
+        <w:rPr>
+          <w:rFonts w:ascii="Consolas" w:eastAsia="Times New Roman" w:hAnsi="Consolas" w:cs="Times New Roman"/>
+          <w:color w:val="D4D4D4"/>
+          <w:sz w:val="21"/>
+          <w:szCs w:val="21"/>
+        </w:rPr>
+        <w:t xml:space="preserve"> </w:t>
+      </w:r>
+      <w:r>
+        <w:rPr>
+          <w:rFonts w:ascii="Consolas" w:eastAsia="Times New Roman" w:hAnsi="Consolas" w:cs="Times New Roman"/>
+          <w:color w:val="9CDCFE"/>
+          <w:sz w:val="21"/>
+          <w:szCs w:val="21"/>
+        </w:rPr>
+        <w:t>$request</w:t>
+      </w:r>
+      <w:r>
+        <w:rPr>
+          <w:rFonts w:ascii="Consolas" w:eastAsia="Times New Roman" w:hAnsi="Consolas" w:cs="Times New Roman"/>
+          <w:color w:val="D4D4D4"/>
+          <w:sz w:val="21"/>
+          <w:szCs w:val="21"/>
+        </w:rPr>
+        <w:t xml:space="preserve">, </w:t>
+      </w:r>
+      <w:r>
+        <w:rPr>
+          <w:rFonts w:ascii="Consolas" w:eastAsia="Times New Roman" w:hAnsi="Consolas" w:cs="Times New Roman"/>
+          <w:color w:val="4EC9B0"/>
+          <w:sz w:val="21"/>
+          <w:szCs w:val="21"/>
+        </w:rPr>
+        <w:t>Closure</w:t>
+      </w:r>
+      <w:r>
+        <w:rPr>
+          <w:rFonts w:ascii="Consolas" w:eastAsia="Times New Roman" w:hAnsi="Consolas" w:cs="Times New Roman"/>
+          <w:color w:val="D4D4D4"/>
+          <w:sz w:val="21"/>
+          <w:szCs w:val="21"/>
+        </w:rPr>
+        <w:t xml:space="preserve"> </w:t>
+      </w:r>
+      <w:r>
+        <w:rPr>
+          <w:rFonts w:ascii="Consolas" w:eastAsia="Times New Roman" w:hAnsi="Consolas" w:cs="Times New Roman"/>
+          <w:color w:val="9CDCFE"/>
+          <w:sz w:val="21"/>
+          <w:szCs w:val="21"/>
+        </w:rPr>
+        <w:t>$next</w:t>
+      </w:r>
+      <w:r>
+        <w:rPr>
+          <w:rFonts w:ascii="Consolas" w:eastAsia="Times New Roman" w:hAnsi="Consolas" w:cs="Times New Roman"/>
+          <w:color w:val="D4D4D4"/>
+          <w:sz w:val="21"/>
+          <w:szCs w:val="21"/>
+        </w:rPr>
+        <w:t xml:space="preserve">, </w:t>
+      </w:r>
+      <w:r>
+        <w:rPr>
+          <w:rFonts w:ascii="Consolas" w:eastAsia="Times New Roman" w:hAnsi="Consolas" w:cs="Times New Roman"/>
+          <w:color w:val="9CDCFE"/>
+          <w:sz w:val="21"/>
+          <w:szCs w:val="21"/>
+        </w:rPr>
+        <w:t>$permission</w:t>
+      </w:r>
+      <w:r>
+        <w:rPr>
+          <w:rFonts w:ascii="Consolas" w:eastAsia="Times New Roman" w:hAnsi="Consolas" w:cs="Times New Roman"/>
+          <w:color w:val="D4D4D4"/>
+          <w:sz w:val="21"/>
+          <w:szCs w:val="21"/>
+        </w:rPr>
+        <w:t xml:space="preserve"> = </w:t>
+      </w:r>
+      <w:r>
+        <w:rPr>
+          <w:rFonts w:ascii="Consolas" w:eastAsia="Times New Roman" w:hAnsi="Consolas" w:cs="Times New Roman"/>
+          <w:color w:val="569CD6"/>
+          <w:sz w:val="21"/>
+          <w:szCs w:val="21"/>
+        </w:rPr>
+        <w:t>null</w:t>
+      </w:r>
+      <w:r>
+        <w:rPr>
+          <w:rFonts w:ascii="Consolas" w:eastAsia="Times New Roman" w:hAnsi="Consolas" w:cs="Times New Roman"/>
+          <w:color w:val="D4D4D4"/>
+          <w:sz w:val="21"/>
+          <w:szCs w:val="21"/>
+        </w:rPr>
+        <w:t>)</w:t>
+      </w:r>
+    </w:p>
+    <w:p>
+      <w:pPr>
+        <w:jc w:val="both"/>
+        <w:rPr>
+          <w:rFonts w:ascii="Times New Roman" w:hAnsi="Times New Roman" w:cs="Times New Roman"/>
+          <w:sz w:val="34"/>
+          <w:szCs w:val="34"/>
+        </w:rPr>
+      </w:pPr>
+    </w:p>
+    <w:p>
+      <w:pPr>
+        <w:pStyle w:val="ListParagraph"/>
+        <w:numPr>
+          <w:ilvl w:val="2"/>
+          <w:numId w:val="4"/>
+        </w:numPr>
+        <w:shd w:val="clear" w:color="auto" w:fill="1E1E1E"/>
+        <w:spacing w:after="0" w:line="285" w:lineRule="atLeast"/>
+        <w:rPr>
+          <w:rFonts w:ascii="Consolas" w:eastAsia="Times New Roman" w:hAnsi="Consolas" w:cs="Times New Roman"/>
+          <w:color w:val="D4D4D4"/>
+          <w:sz w:val="21"/>
+          <w:szCs w:val="21"/>
+        </w:rPr>
+      </w:pPr>
+      <w:r>
+        <w:rPr>
+          <w:rFonts w:ascii="Consolas" w:eastAsia="Times New Roman" w:hAnsi="Consolas" w:cs="Times New Roman"/>
+          <w:color w:val="D4D4D4"/>
+          <w:sz w:val="21"/>
+          <w:szCs w:val="21"/>
+        </w:rPr>
+        <w:t>     </w:t>
+      </w:r>
+    </w:p>
+    <w:p>
+      <w:pPr>
+        <w:pStyle w:val="ListParagraph"/>
+        <w:numPr>
+          <w:ilvl w:val="2"/>
+          <w:numId w:val="4"/>
+        </w:numPr>
+        <w:shd w:val="clear" w:color="auto" w:fill="1E1E1E"/>
+        <w:spacing w:after="0" w:line="285" w:lineRule="atLeast"/>
+        <w:rPr>
+          <w:rFonts w:ascii="Consolas" w:eastAsia="Times New Roman" w:hAnsi="Consolas" w:cs="Times New Roman"/>
+          <w:color w:val="D4D4D4"/>
+          <w:sz w:val="21"/>
+          <w:szCs w:val="21"/>
+        </w:rPr>
+      </w:pPr>
+      <w:r>
+        <w:rPr>
+          <w:rFonts w:ascii="Consolas" w:eastAsia="Times New Roman" w:hAnsi="Consolas" w:cs="Times New Roman"/>
+          <w:color w:val="D4D4D4"/>
+          <w:sz w:val="21"/>
+          <w:szCs w:val="21"/>
+        </w:rPr>
+        <w:t xml:space="preserve">        </w:t>
+      </w:r>
+      <w:r>
+        <w:rPr>
+          <w:rFonts w:ascii="Consolas" w:eastAsia="Times New Roman" w:hAnsi="Consolas" w:cs="Times New Roman"/>
+          <w:color w:val="C586C0"/>
+          <w:sz w:val="21"/>
+          <w:szCs w:val="21"/>
+        </w:rPr>
+        <w:t>if</w:t>
+      </w:r>
+      <w:r>
+        <w:rPr>
+          <w:rFonts w:ascii="Consolas" w:eastAsia="Times New Roman" w:hAnsi="Consolas" w:cs="Times New Roman"/>
+          <w:color w:val="D4D4D4"/>
+          <w:sz w:val="21"/>
+          <w:szCs w:val="21"/>
+        </w:rPr>
+        <w:t>(</w:t>
+      </w:r>
+      <w:r>
+        <w:rPr>
+          <w:rFonts w:ascii="Consolas" w:eastAsia="Times New Roman" w:hAnsi="Consolas" w:cs="Times New Roman"/>
+          <w:color w:val="9CDCFE"/>
+          <w:sz w:val="21"/>
+          <w:szCs w:val="21"/>
+        </w:rPr>
+        <w:t>$array</w:t>
+      </w:r>
+      <w:r>
+        <w:rPr>
+          <w:rFonts w:ascii="Consolas" w:eastAsia="Times New Roman" w:hAnsi="Consolas" w:cs="Times New Roman"/>
+          <w:color w:val="D4D4D4"/>
+          <w:sz w:val="21"/>
+          <w:szCs w:val="21"/>
+        </w:rPr>
+        <w:t>-&gt;</w:t>
+      </w:r>
+      <w:r>
+        <w:rPr>
+          <w:rFonts w:ascii="Consolas" w:eastAsia="Times New Roman" w:hAnsi="Consolas" w:cs="Times New Roman"/>
+          <w:color w:val="DCDCAA"/>
+          <w:sz w:val="21"/>
+          <w:szCs w:val="21"/>
+        </w:rPr>
+        <w:t>contains</w:t>
+      </w:r>
+      <w:r>
+        <w:rPr>
+          <w:rFonts w:ascii="Consolas" w:eastAsia="Times New Roman" w:hAnsi="Consolas" w:cs="Times New Roman"/>
+          <w:color w:val="D4D4D4"/>
+          <w:sz w:val="21"/>
+          <w:szCs w:val="21"/>
+        </w:rPr>
+        <w:t>(</w:t>
+      </w:r>
+      <w:r>
+        <w:rPr>
+          <w:rFonts w:ascii="Consolas" w:eastAsia="Times New Roman" w:hAnsi="Consolas" w:cs="Times New Roman"/>
+          <w:color w:val="9CDCFE"/>
+          <w:sz w:val="21"/>
+          <w:szCs w:val="21"/>
+        </w:rPr>
+        <w:t>$permission</w:t>
+      </w:r>
+      <w:proofErr w:type="gramStart"/>
+      <w:r>
+        <w:rPr>
+          <w:rFonts w:ascii="Consolas" w:eastAsia="Times New Roman" w:hAnsi="Consolas" w:cs="Times New Roman"/>
+          <w:color w:val="D4D4D4"/>
+          <w:sz w:val="21"/>
+          <w:szCs w:val="21"/>
+        </w:rPr>
+        <w:t>)){</w:t>
+      </w:r>
+      <w:proofErr w:type="gramEnd"/>
+    </w:p>
+    <w:p>
+      <w:pPr>
+        <w:pStyle w:val="ListParagraph"/>
+        <w:numPr>
+          <w:ilvl w:val="2"/>
+          <w:numId w:val="4"/>
+        </w:numPr>
+        <w:shd w:val="clear" w:color="auto" w:fill="1E1E1E"/>
+        <w:spacing w:after="0" w:line="285" w:lineRule="atLeast"/>
+        <w:rPr>
+          <w:rFonts w:ascii="Consolas" w:eastAsia="Times New Roman" w:hAnsi="Consolas" w:cs="Times New Roman"/>
+          <w:color w:val="D4D4D4"/>
+          <w:sz w:val="21"/>
+          <w:szCs w:val="21"/>
+        </w:rPr>
+      </w:pPr>
+      <w:r>
+        <w:rPr>
+          <w:rFonts w:ascii="Consolas" w:eastAsia="Times New Roman" w:hAnsi="Consolas" w:cs="Times New Roman"/>
+          <w:color w:val="D4D4D4"/>
+          <w:sz w:val="21"/>
+          <w:szCs w:val="21"/>
+        </w:rPr>
+        <w:t xml:space="preserve">            </w:t>
+      </w:r>
+      <w:r>
+        <w:rPr>
+          <w:rFonts w:ascii="Consolas" w:eastAsia="Times New Roman" w:hAnsi="Consolas" w:cs="Times New Roman"/>
+          <w:color w:val="C586C0"/>
+          <w:sz w:val="21"/>
+          <w:szCs w:val="21"/>
+        </w:rPr>
+        <w:t>return</w:t>
+      </w:r>
+      <w:r>
+        <w:rPr>
+          <w:rFonts w:ascii="Consolas" w:eastAsia="Times New Roman" w:hAnsi="Consolas" w:cs="Times New Roman"/>
+          <w:color w:val="D4D4D4"/>
+          <w:sz w:val="21"/>
+          <w:szCs w:val="21"/>
+        </w:rPr>
+        <w:t xml:space="preserve"> </w:t>
+      </w:r>
+      <w:r>
+        <w:rPr>
+          <w:rFonts w:ascii="Consolas" w:eastAsia="Times New Roman" w:hAnsi="Consolas" w:cs="Times New Roman"/>
+          <w:color w:val="9CDCFE"/>
+          <w:sz w:val="21"/>
+          <w:szCs w:val="21"/>
+        </w:rPr>
+        <w:t>$next</w:t>
+      </w:r>
+      <w:r>
+        <w:rPr>
+          <w:rFonts w:ascii="Consolas" w:eastAsia="Times New Roman" w:hAnsi="Consolas" w:cs="Times New Roman"/>
+          <w:color w:val="D4D4D4"/>
+          <w:sz w:val="21"/>
+          <w:szCs w:val="21"/>
+        </w:rPr>
+        <w:t>(</w:t>
+      </w:r>
+      <w:r>
+        <w:rPr>
+          <w:rFonts w:ascii="Consolas" w:eastAsia="Times New Roman" w:hAnsi="Consolas" w:cs="Times New Roman"/>
+          <w:color w:val="9CDCFE"/>
+          <w:sz w:val="21"/>
+          <w:szCs w:val="21"/>
+        </w:rPr>
+        <w:t>$request</w:t>
+      </w:r>
+      <w:r>
+        <w:rPr>
+          <w:rFonts w:ascii="Consolas" w:eastAsia="Times New Roman" w:hAnsi="Consolas" w:cs="Times New Roman"/>
+          <w:color w:val="D4D4D4"/>
+          <w:sz w:val="21"/>
+          <w:szCs w:val="21"/>
+        </w:rPr>
+        <w:t>);</w:t>
+      </w:r>
+    </w:p>
+    <w:p>
+      <w:pPr>
+        <w:pStyle w:val="ListParagraph"/>
+        <w:numPr>
+          <w:ilvl w:val="2"/>
+          <w:numId w:val="4"/>
+        </w:numPr>
+        <w:shd w:val="clear" w:color="auto" w:fill="1E1E1E"/>
+        <w:spacing w:after="0" w:line="285" w:lineRule="atLeast"/>
+        <w:rPr>
+          <w:rFonts w:ascii="Consolas" w:eastAsia="Times New Roman" w:hAnsi="Consolas" w:cs="Times New Roman"/>
+          <w:color w:val="D4D4D4"/>
+          <w:sz w:val="21"/>
+          <w:szCs w:val="21"/>
+        </w:rPr>
+      </w:pPr>
+      <w:r>
+        <w:rPr>
+          <w:rFonts w:ascii="Consolas" w:eastAsia="Times New Roman" w:hAnsi="Consolas" w:cs="Times New Roman"/>
+          <w:color w:val="D4D4D4"/>
+          <w:sz w:val="21"/>
+          <w:szCs w:val="21"/>
+        </w:rPr>
+        <w:t>        }</w:t>
+      </w:r>
+    </w:p>
+    <w:p>
+      <w:pPr>
+        <w:pStyle w:val="ListParagraph"/>
+        <w:numPr>
+          <w:ilvl w:val="1"/>
+          <w:numId w:val="4"/>
+        </w:numPr>
+        <w:jc w:val="both"/>
+        <w:rPr>
+          <w:rFonts w:ascii="Times New Roman" w:hAnsi="Times New Roman" w:cs="Times New Roman"/>
+          <w:sz w:val="34"/>
+          <w:szCs w:val="34"/>
+        </w:rPr>
+      </w:pPr>
+      <w:r>
+        <w:rPr>
+          <w:rFonts w:ascii="Times New Roman" w:hAnsi="Times New Roman" w:cs="Times New Roman"/>
+          <w:sz w:val="34"/>
+          <w:szCs w:val="34"/>
+        </w:rPr>
+        <w:t xml:space="preserve">Nếu thất bại chúng ta sẽ chuyển hướng về lại trang đó, sử dụng hàm </w:t>
+      </w:r>
+      <w:r>
+        <w:rPr>
+          <w:rFonts w:ascii="Consolas" w:eastAsia="Times New Roman" w:hAnsi="Consolas" w:cs="Times New Roman"/>
+          <w:color w:val="9CDCFE"/>
+          <w:sz w:val="21"/>
+          <w:szCs w:val="21"/>
+          <w:highlight w:val="black"/>
+        </w:rPr>
+        <w:t>$_SERVER</w:t>
+      </w:r>
+      <w:r>
+        <w:rPr>
+          <w:rFonts w:ascii="Consolas" w:eastAsia="Times New Roman" w:hAnsi="Consolas" w:cs="Times New Roman"/>
+          <w:color w:val="D4D4D4"/>
+          <w:sz w:val="21"/>
+          <w:szCs w:val="21"/>
+          <w:highlight w:val="black"/>
+        </w:rPr>
+        <w:t>[</w:t>
+      </w:r>
+      <w:r>
+        <w:rPr>
+          <w:rFonts w:ascii="Consolas" w:eastAsia="Times New Roman" w:hAnsi="Consolas" w:cs="Times New Roman"/>
+          <w:color w:val="CE9178"/>
+          <w:sz w:val="21"/>
+          <w:szCs w:val="21"/>
+          <w:highlight w:val="black"/>
+        </w:rPr>
+        <w:t>'REQUEST_URI'</w:t>
+      </w:r>
+      <w:r>
+        <w:rPr>
+          <w:rFonts w:ascii="Consolas" w:eastAsia="Times New Roman" w:hAnsi="Consolas" w:cs="Times New Roman"/>
+          <w:color w:val="D4D4D4"/>
+          <w:sz w:val="21"/>
+          <w:szCs w:val="21"/>
+          <w:highlight w:val="black"/>
+        </w:rPr>
+        <w:t>];</w:t>
+      </w:r>
+      <w:r>
+        <w:rPr>
+          <w:rFonts w:ascii="Consolas" w:eastAsia="Times New Roman" w:hAnsi="Consolas" w:cs="Times New Roman"/>
+          <w:color w:val="D4D4D4"/>
+          <w:sz w:val="21"/>
+          <w:szCs w:val="21"/>
+        </w:rPr>
+        <w:t xml:space="preserve"> </w:t>
+      </w:r>
+      <w:r>
+        <w:rPr>
+          <w:rFonts w:ascii="Times New Roman" w:eastAsia="Times New Roman" w:hAnsi="Times New Roman" w:cs="Times New Roman"/>
+          <w:sz w:val="34"/>
+          <w:szCs w:val="34"/>
+        </w:rPr>
+        <w:t>để lấy được đường dẫn trang đang hoạt động, sau đó chúng ta sẽ điều hướng về lại những trang đó và kèm theo thông báo lỗi.</w:t>
+      </w:r>
+    </w:p>
+    <w:p>
+      <w:pPr>
+        <w:pStyle w:val="ListParagraph"/>
+        <w:numPr>
+          <w:ilvl w:val="2"/>
+          <w:numId w:val="4"/>
+        </w:numPr>
+        <w:shd w:val="clear" w:color="auto" w:fill="1E1E1E"/>
+        <w:spacing w:after="0" w:line="285" w:lineRule="atLeast"/>
+        <w:rPr>
+          <w:rFonts w:ascii="Consolas" w:eastAsia="Times New Roman" w:hAnsi="Consolas" w:cs="Times New Roman"/>
+          <w:color w:val="D4D4D4"/>
+          <w:sz w:val="21"/>
+          <w:szCs w:val="21"/>
+        </w:rPr>
+      </w:pPr>
+      <w:r>
+        <w:rPr>
+          <w:rFonts w:ascii="Consolas" w:eastAsia="Times New Roman" w:hAnsi="Consolas" w:cs="Times New Roman"/>
+          <w:color w:val="D4D4D4"/>
+          <w:sz w:val="21"/>
+          <w:szCs w:val="21"/>
+        </w:rPr>
+        <w:t>   </w:t>
+      </w:r>
+      <w:r>
+        <w:rPr>
+          <w:rFonts w:ascii="Consolas" w:eastAsia="Times New Roman" w:hAnsi="Consolas" w:cs="Times New Roman"/>
+          <w:color w:val="9CDCFE"/>
+          <w:sz w:val="21"/>
+          <w:szCs w:val="21"/>
+        </w:rPr>
+        <w:t>$domain</w:t>
+      </w:r>
+      <w:r>
+        <w:rPr>
+          <w:rFonts w:ascii="Consolas" w:eastAsia="Times New Roman" w:hAnsi="Consolas" w:cs="Times New Roman"/>
+          <w:color w:val="D4D4D4"/>
+          <w:sz w:val="21"/>
+          <w:szCs w:val="21"/>
+        </w:rPr>
+        <w:t xml:space="preserve">= </w:t>
+      </w:r>
+      <w:r>
+        <w:rPr>
+          <w:rFonts w:ascii="Consolas" w:eastAsia="Times New Roman" w:hAnsi="Consolas" w:cs="Times New Roman"/>
+          <w:color w:val="9CDCFE"/>
+          <w:sz w:val="21"/>
+          <w:szCs w:val="21"/>
+        </w:rPr>
+        <w:t>$_SERVER</w:t>
+      </w:r>
+      <w:r>
+        <w:rPr>
+          <w:rFonts w:ascii="Consolas" w:eastAsia="Times New Roman" w:hAnsi="Consolas" w:cs="Times New Roman"/>
+          <w:color w:val="D4D4D4"/>
+          <w:sz w:val="21"/>
+          <w:szCs w:val="21"/>
+        </w:rPr>
+        <w:t>[</w:t>
+      </w:r>
+      <w:r>
+        <w:rPr>
+          <w:rFonts w:ascii="Consolas" w:eastAsia="Times New Roman" w:hAnsi="Consolas" w:cs="Times New Roman"/>
+          <w:color w:val="CE9178"/>
+          <w:sz w:val="21"/>
+          <w:szCs w:val="21"/>
+        </w:rPr>
+        <w:t>'REQUEST_URI'</w:t>
+      </w:r>
+      <w:r>
+        <w:rPr>
+          <w:rFonts w:ascii="Consolas" w:eastAsia="Times New Roman" w:hAnsi="Consolas" w:cs="Times New Roman"/>
+          <w:color w:val="D4D4D4"/>
+          <w:sz w:val="21"/>
+          <w:szCs w:val="21"/>
+        </w:rPr>
+        <w:t>];</w:t>
+      </w:r>
+    </w:p>
+    <w:p>
+      <w:pPr>
+        <w:pStyle w:val="ListParagraph"/>
+        <w:numPr>
+          <w:ilvl w:val="2"/>
+          <w:numId w:val="4"/>
+        </w:numPr>
+        <w:shd w:val="clear" w:color="auto" w:fill="1E1E1E"/>
+        <w:spacing w:after="0" w:line="285" w:lineRule="atLeast"/>
+        <w:rPr>
+          <w:rFonts w:ascii="Consolas" w:eastAsia="Times New Roman" w:hAnsi="Consolas" w:cs="Times New Roman"/>
+          <w:color w:val="D4D4D4"/>
+          <w:sz w:val="21"/>
+          <w:szCs w:val="21"/>
+        </w:rPr>
+      </w:pPr>
+      <w:r>
+        <w:rPr>
+          <w:rFonts w:ascii="Consolas" w:eastAsia="Times New Roman" w:hAnsi="Consolas" w:cs="Times New Roman"/>
+          <w:color w:val="D4D4D4"/>
+          <w:sz w:val="21"/>
+          <w:szCs w:val="21"/>
+        </w:rPr>
+        <w:t xml:space="preserve">        </w:t>
+      </w:r>
+      <w:proofErr w:type="gramStart"/>
+      <w:r>
+        <w:rPr>
+          <w:rFonts w:ascii="Consolas" w:eastAsia="Times New Roman" w:hAnsi="Consolas" w:cs="Times New Roman"/>
+          <w:color w:val="C586C0"/>
+          <w:sz w:val="21"/>
+          <w:szCs w:val="21"/>
+        </w:rPr>
+        <w:t>if</w:t>
+      </w:r>
+      <w:r>
+        <w:rPr>
+          <w:rFonts w:ascii="Consolas" w:eastAsia="Times New Roman" w:hAnsi="Consolas" w:cs="Times New Roman"/>
+          <w:color w:val="D4D4D4"/>
+          <w:sz w:val="21"/>
+          <w:szCs w:val="21"/>
+        </w:rPr>
+        <w:t>(</w:t>
+      </w:r>
+      <w:proofErr w:type="gramEnd"/>
+      <w:r>
+        <w:rPr>
+          <w:rFonts w:ascii="Consolas" w:eastAsia="Times New Roman" w:hAnsi="Consolas" w:cs="Times New Roman"/>
+          <w:color w:val="9CDCFE"/>
+          <w:sz w:val="21"/>
+          <w:szCs w:val="21"/>
+        </w:rPr>
+        <w:t>$permission</w:t>
+      </w:r>
+      <w:r>
+        <w:rPr>
+          <w:rFonts w:ascii="Consolas" w:eastAsia="Times New Roman" w:hAnsi="Consolas" w:cs="Times New Roman"/>
+          <w:color w:val="D4D4D4"/>
+          <w:sz w:val="21"/>
+          <w:szCs w:val="21"/>
+        </w:rPr>
+        <w:t>==</w:t>
+      </w:r>
+      <w:r>
+        <w:rPr>
+          <w:rFonts w:ascii="Consolas" w:eastAsia="Times New Roman" w:hAnsi="Consolas" w:cs="Times New Roman"/>
+          <w:color w:val="CE9178"/>
+          <w:sz w:val="21"/>
+          <w:szCs w:val="21"/>
+        </w:rPr>
+        <w:t>'user-list'</w:t>
+      </w:r>
+      <w:r>
+        <w:rPr>
+          <w:rFonts w:ascii="Consolas" w:eastAsia="Times New Roman" w:hAnsi="Consolas" w:cs="Times New Roman"/>
+          <w:color w:val="D4D4D4"/>
+          <w:sz w:val="21"/>
+          <w:szCs w:val="21"/>
+        </w:rPr>
+        <w:t xml:space="preserve"> || </w:t>
+      </w:r>
+      <w:r>
+        <w:rPr>
+          <w:rFonts w:ascii="Consolas" w:eastAsia="Times New Roman" w:hAnsi="Consolas" w:cs="Times New Roman"/>
+          <w:color w:val="9CDCFE"/>
+          <w:sz w:val="21"/>
+          <w:szCs w:val="21"/>
+        </w:rPr>
+        <w:t>$permission</w:t>
+      </w:r>
+      <w:r>
+        <w:rPr>
+          <w:rFonts w:ascii="Consolas" w:eastAsia="Times New Roman" w:hAnsi="Consolas" w:cs="Times New Roman"/>
+          <w:color w:val="D4D4D4"/>
+          <w:sz w:val="21"/>
+          <w:szCs w:val="21"/>
+        </w:rPr>
+        <w:t>==</w:t>
+      </w:r>
+      <w:r>
+        <w:rPr>
+          <w:rFonts w:ascii="Consolas" w:eastAsia="Times New Roman" w:hAnsi="Consolas" w:cs="Times New Roman"/>
+          <w:color w:val="CE9178"/>
+          <w:sz w:val="21"/>
+          <w:szCs w:val="21"/>
+        </w:rPr>
+        <w:t>'room-list'</w:t>
+      </w:r>
+      <w:r>
+        <w:rPr>
+          <w:rFonts w:ascii="Consolas" w:eastAsia="Times New Roman" w:hAnsi="Consolas" w:cs="Times New Roman"/>
+          <w:color w:val="D4D4D4"/>
+          <w:sz w:val="21"/>
+          <w:szCs w:val="21"/>
+        </w:rPr>
+        <w:t xml:space="preserve"> || </w:t>
+      </w:r>
+      <w:r>
+        <w:rPr>
+          <w:rFonts w:ascii="Consolas" w:eastAsia="Times New Roman" w:hAnsi="Consolas" w:cs="Times New Roman"/>
+          <w:color w:val="9CDCFE"/>
+          <w:sz w:val="21"/>
+          <w:szCs w:val="21"/>
+        </w:rPr>
+        <w:t>$permission</w:t>
+      </w:r>
+      <w:r>
+        <w:rPr>
+          <w:rFonts w:ascii="Consolas" w:eastAsia="Times New Roman" w:hAnsi="Consolas" w:cs="Times New Roman"/>
+          <w:color w:val="D4D4D4"/>
+          <w:sz w:val="21"/>
+          <w:szCs w:val="21"/>
+        </w:rPr>
+        <w:t>==</w:t>
+      </w:r>
+      <w:r>
+        <w:rPr>
+          <w:rFonts w:ascii="Consolas" w:eastAsia="Times New Roman" w:hAnsi="Consolas" w:cs="Times New Roman"/>
+          <w:color w:val="CE9178"/>
+          <w:sz w:val="21"/>
+          <w:szCs w:val="21"/>
+        </w:rPr>
+        <w:t>'role-list'</w:t>
+      </w:r>
+      <w:r>
+        <w:rPr>
+          <w:rFonts w:ascii="Consolas" w:eastAsia="Times New Roman" w:hAnsi="Consolas" w:cs="Times New Roman"/>
+          <w:color w:val="D4D4D4"/>
+          <w:sz w:val="21"/>
+          <w:szCs w:val="21"/>
+        </w:rPr>
+        <w:t>){</w:t>
+      </w:r>
+    </w:p>
+    <w:p>
+      <w:pPr>
+        <w:pStyle w:val="ListParagraph"/>
+        <w:numPr>
+          <w:ilvl w:val="2"/>
+          <w:numId w:val="4"/>
+        </w:numPr>
+        <w:shd w:val="clear" w:color="auto" w:fill="1E1E1E"/>
+        <w:spacing w:after="0" w:line="285" w:lineRule="atLeast"/>
+        <w:rPr>
+          <w:rFonts w:ascii="Consolas" w:eastAsia="Times New Roman" w:hAnsi="Consolas" w:cs="Times New Roman"/>
+          <w:color w:val="D4D4D4"/>
+          <w:sz w:val="21"/>
+          <w:szCs w:val="21"/>
+        </w:rPr>
+      </w:pPr>
+      <w:r>
+        <w:rPr>
+          <w:rFonts w:ascii="Consolas" w:eastAsia="Times New Roman" w:hAnsi="Consolas" w:cs="Times New Roman"/>
+          <w:color w:val="D4D4D4"/>
+          <w:sz w:val="21"/>
+          <w:szCs w:val="21"/>
+        </w:rPr>
+        <w:lastRenderedPageBreak/>
+        <w:t xml:space="preserve">          </w:t>
+      </w:r>
+      <w:r>
+        <w:rPr>
+          <w:rFonts w:ascii="Consolas" w:eastAsia="Times New Roman" w:hAnsi="Consolas" w:cs="Times New Roman"/>
+          <w:color w:val="C586C0"/>
+          <w:sz w:val="21"/>
+          <w:szCs w:val="21"/>
+        </w:rPr>
+        <w:t>return</w:t>
+      </w:r>
+      <w:r>
+        <w:rPr>
+          <w:rFonts w:ascii="Consolas" w:eastAsia="Times New Roman" w:hAnsi="Consolas" w:cs="Times New Roman"/>
+          <w:color w:val="D4D4D4"/>
+          <w:sz w:val="21"/>
+          <w:szCs w:val="21"/>
+        </w:rPr>
+        <w:t xml:space="preserve"> </w:t>
+      </w:r>
+      <w:r>
+        <w:rPr>
+          <w:rFonts w:ascii="Consolas" w:eastAsia="Times New Roman" w:hAnsi="Consolas" w:cs="Times New Roman"/>
+          <w:color w:val="DCDCAA"/>
+          <w:sz w:val="21"/>
+          <w:szCs w:val="21"/>
+        </w:rPr>
+        <w:t>redirect</w:t>
+      </w:r>
+      <w:r>
+        <w:rPr>
+          <w:rFonts w:ascii="Consolas" w:eastAsia="Times New Roman" w:hAnsi="Consolas" w:cs="Times New Roman"/>
+          <w:color w:val="D4D4D4"/>
+          <w:sz w:val="21"/>
+          <w:szCs w:val="21"/>
+        </w:rPr>
+        <w:t>(</w:t>
+      </w:r>
+      <w:r>
+        <w:rPr>
+          <w:rFonts w:ascii="Consolas" w:eastAsia="Times New Roman" w:hAnsi="Consolas" w:cs="Times New Roman"/>
+          <w:color w:val="CE9178"/>
+          <w:sz w:val="21"/>
+          <w:szCs w:val="21"/>
+        </w:rPr>
+        <w:t>'/admin-info'</w:t>
+      </w:r>
+      <w:r>
+        <w:rPr>
+          <w:rFonts w:ascii="Consolas" w:eastAsia="Times New Roman" w:hAnsi="Consolas" w:cs="Times New Roman"/>
+          <w:color w:val="D4D4D4"/>
+          <w:sz w:val="21"/>
+          <w:szCs w:val="21"/>
+        </w:rPr>
+        <w:t>)-&gt;</w:t>
+      </w:r>
+      <w:proofErr w:type="gramStart"/>
+      <w:r>
+        <w:rPr>
+          <w:rFonts w:ascii="Consolas" w:eastAsia="Times New Roman" w:hAnsi="Consolas" w:cs="Times New Roman"/>
+          <w:color w:val="DCDCAA"/>
+          <w:sz w:val="21"/>
+          <w:szCs w:val="21"/>
+        </w:rPr>
+        <w:t>with</w:t>
+      </w:r>
+      <w:r>
+        <w:rPr>
+          <w:rFonts w:ascii="Consolas" w:eastAsia="Times New Roman" w:hAnsi="Consolas" w:cs="Times New Roman"/>
+          <w:color w:val="D4D4D4"/>
+          <w:sz w:val="21"/>
+          <w:szCs w:val="21"/>
+        </w:rPr>
+        <w:t>(</w:t>
+      </w:r>
+      <w:proofErr w:type="gramEnd"/>
+      <w:r>
+        <w:rPr>
+          <w:rFonts w:ascii="Consolas" w:eastAsia="Times New Roman" w:hAnsi="Consolas" w:cs="Times New Roman"/>
+          <w:color w:val="CE9178"/>
+          <w:sz w:val="21"/>
+          <w:szCs w:val="21"/>
+        </w:rPr>
+        <w:t>'mess'</w:t>
+      </w:r>
+      <w:r>
+        <w:rPr>
+          <w:rFonts w:ascii="Consolas" w:eastAsia="Times New Roman" w:hAnsi="Consolas" w:cs="Times New Roman"/>
+          <w:color w:val="D4D4D4"/>
+          <w:sz w:val="21"/>
+          <w:szCs w:val="21"/>
+        </w:rPr>
+        <w:t xml:space="preserve">, </w:t>
+      </w:r>
+      <w:r>
+        <w:rPr>
+          <w:rFonts w:ascii="Consolas" w:eastAsia="Times New Roman" w:hAnsi="Consolas" w:cs="Times New Roman"/>
+          <w:color w:val="CE9178"/>
+          <w:sz w:val="21"/>
+          <w:szCs w:val="21"/>
+        </w:rPr>
+        <w:t>'Bạn không dùng được chức năng '</w:t>
+      </w:r>
+      <w:r>
+        <w:rPr>
+          <w:rFonts w:ascii="Consolas" w:eastAsia="Times New Roman" w:hAnsi="Consolas" w:cs="Times New Roman"/>
+          <w:color w:val="D4D4D4"/>
+          <w:sz w:val="21"/>
+          <w:szCs w:val="21"/>
+        </w:rPr>
+        <w:t>.</w:t>
+      </w:r>
+      <w:r>
+        <w:rPr>
+          <w:rFonts w:ascii="Consolas" w:eastAsia="Times New Roman" w:hAnsi="Consolas" w:cs="Times New Roman"/>
+          <w:color w:val="9CDCFE"/>
+          <w:sz w:val="21"/>
+          <w:szCs w:val="21"/>
+        </w:rPr>
+        <w:t>$permission</w:t>
+      </w:r>
+      <w:r>
+        <w:rPr>
+          <w:rFonts w:ascii="Consolas" w:eastAsia="Times New Roman" w:hAnsi="Consolas" w:cs="Times New Roman"/>
+          <w:color w:val="D4D4D4"/>
+          <w:sz w:val="21"/>
+          <w:szCs w:val="21"/>
+        </w:rPr>
+        <w:t>.</w:t>
+      </w:r>
+      <w:r>
+        <w:rPr>
+          <w:rFonts w:ascii="Consolas" w:eastAsia="Times New Roman" w:hAnsi="Consolas" w:cs="Times New Roman"/>
+          <w:color w:val="CE9178"/>
+          <w:sz w:val="21"/>
+          <w:szCs w:val="21"/>
+        </w:rPr>
+        <w:t>'!'</w:t>
+      </w:r>
+      <w:r>
+        <w:rPr>
+          <w:rFonts w:ascii="Consolas" w:eastAsia="Times New Roman" w:hAnsi="Consolas" w:cs="Times New Roman"/>
+          <w:color w:val="D4D4D4"/>
+          <w:sz w:val="21"/>
+          <w:szCs w:val="21"/>
+        </w:rPr>
+        <w:t>);</w:t>
+      </w:r>
+    </w:p>
+    <w:p>
+      <w:pPr>
+        <w:pStyle w:val="ListParagraph"/>
+        <w:numPr>
+          <w:ilvl w:val="2"/>
+          <w:numId w:val="4"/>
+        </w:numPr>
+        <w:shd w:val="clear" w:color="auto" w:fill="1E1E1E"/>
+        <w:spacing w:after="0" w:line="285" w:lineRule="atLeast"/>
+        <w:rPr>
+          <w:rFonts w:ascii="Consolas" w:eastAsia="Times New Roman" w:hAnsi="Consolas" w:cs="Times New Roman"/>
+          <w:color w:val="D4D4D4"/>
+          <w:sz w:val="21"/>
+          <w:szCs w:val="21"/>
+        </w:rPr>
+      </w:pPr>
+      <w:r>
+        <w:rPr>
+          <w:rFonts w:ascii="Consolas" w:eastAsia="Times New Roman" w:hAnsi="Consolas" w:cs="Times New Roman"/>
+          <w:color w:val="D4D4D4"/>
+          <w:sz w:val="21"/>
+          <w:szCs w:val="21"/>
+        </w:rPr>
+        <w:t>        }</w:t>
+      </w:r>
+    </w:p>
+    <w:p>
+      <w:pPr>
+        <w:pStyle w:val="ListParagraph"/>
+        <w:numPr>
+          <w:ilvl w:val="2"/>
+          <w:numId w:val="4"/>
+        </w:numPr>
+        <w:shd w:val="clear" w:color="auto" w:fill="1E1E1E"/>
+        <w:spacing w:after="0" w:line="285" w:lineRule="atLeast"/>
+        <w:rPr>
+          <w:rFonts w:ascii="Consolas" w:eastAsia="Times New Roman" w:hAnsi="Consolas" w:cs="Times New Roman"/>
+          <w:color w:val="D4D4D4"/>
+          <w:sz w:val="21"/>
+          <w:szCs w:val="21"/>
+        </w:rPr>
+      </w:pPr>
+      <w:r>
+        <w:rPr>
+          <w:rFonts w:ascii="Consolas" w:eastAsia="Times New Roman" w:hAnsi="Consolas" w:cs="Times New Roman"/>
+          <w:color w:val="D4D4D4"/>
+          <w:sz w:val="21"/>
+          <w:szCs w:val="21"/>
+        </w:rPr>
+        <w:t xml:space="preserve">        </w:t>
+      </w:r>
+      <w:r>
+        <w:rPr>
+          <w:rFonts w:ascii="Consolas" w:eastAsia="Times New Roman" w:hAnsi="Consolas" w:cs="Times New Roman"/>
+          <w:color w:val="C586C0"/>
+          <w:sz w:val="21"/>
+          <w:szCs w:val="21"/>
+        </w:rPr>
+        <w:t>return</w:t>
+      </w:r>
+      <w:r>
+        <w:rPr>
+          <w:rFonts w:ascii="Consolas" w:eastAsia="Times New Roman" w:hAnsi="Consolas" w:cs="Times New Roman"/>
+          <w:color w:val="D4D4D4"/>
+          <w:sz w:val="21"/>
+          <w:szCs w:val="21"/>
+        </w:rPr>
+        <w:t xml:space="preserve"> </w:t>
+      </w:r>
+      <w:r>
+        <w:rPr>
+          <w:rFonts w:ascii="Consolas" w:eastAsia="Times New Roman" w:hAnsi="Consolas" w:cs="Times New Roman"/>
+          <w:color w:val="DCDCAA"/>
+          <w:sz w:val="21"/>
+          <w:szCs w:val="21"/>
+        </w:rPr>
+        <w:t>redirect</w:t>
+      </w:r>
+      <w:r>
+        <w:rPr>
+          <w:rFonts w:ascii="Consolas" w:eastAsia="Times New Roman" w:hAnsi="Consolas" w:cs="Times New Roman"/>
+          <w:color w:val="D4D4D4"/>
+          <w:sz w:val="21"/>
+          <w:szCs w:val="21"/>
+        </w:rPr>
+        <w:t>(</w:t>
+      </w:r>
+      <w:r>
+        <w:rPr>
+          <w:rFonts w:ascii="Consolas" w:eastAsia="Times New Roman" w:hAnsi="Consolas" w:cs="Times New Roman"/>
+          <w:color w:val="9CDCFE"/>
+          <w:sz w:val="21"/>
+          <w:szCs w:val="21"/>
+        </w:rPr>
+        <w:t>$domain</w:t>
+      </w:r>
+      <w:r>
+        <w:rPr>
+          <w:rFonts w:ascii="Consolas" w:eastAsia="Times New Roman" w:hAnsi="Consolas" w:cs="Times New Roman"/>
+          <w:color w:val="D4D4D4"/>
+          <w:sz w:val="21"/>
+          <w:szCs w:val="21"/>
+        </w:rPr>
+        <w:t>)-&gt;</w:t>
+      </w:r>
+      <w:proofErr w:type="gramStart"/>
+      <w:r>
+        <w:rPr>
+          <w:rFonts w:ascii="Consolas" w:eastAsia="Times New Roman" w:hAnsi="Consolas" w:cs="Times New Roman"/>
+          <w:color w:val="DCDCAA"/>
+          <w:sz w:val="21"/>
+          <w:szCs w:val="21"/>
+        </w:rPr>
+        <w:t>with</w:t>
+      </w:r>
+      <w:r>
+        <w:rPr>
+          <w:rFonts w:ascii="Consolas" w:eastAsia="Times New Roman" w:hAnsi="Consolas" w:cs="Times New Roman"/>
+          <w:color w:val="D4D4D4"/>
+          <w:sz w:val="21"/>
+          <w:szCs w:val="21"/>
+        </w:rPr>
+        <w:t>(</w:t>
+      </w:r>
+      <w:proofErr w:type="gramEnd"/>
+      <w:r>
+        <w:rPr>
+          <w:rFonts w:ascii="Consolas" w:eastAsia="Times New Roman" w:hAnsi="Consolas" w:cs="Times New Roman"/>
+          <w:color w:val="CE9178"/>
+          <w:sz w:val="21"/>
+          <w:szCs w:val="21"/>
+        </w:rPr>
+        <w:t>'error'</w:t>
+      </w:r>
+      <w:r>
+        <w:rPr>
+          <w:rFonts w:ascii="Consolas" w:eastAsia="Times New Roman" w:hAnsi="Consolas" w:cs="Times New Roman"/>
+          <w:color w:val="D4D4D4"/>
+          <w:sz w:val="21"/>
+          <w:szCs w:val="21"/>
+        </w:rPr>
+        <w:t xml:space="preserve">, </w:t>
+      </w:r>
+      <w:r>
+        <w:rPr>
+          <w:rFonts w:ascii="Consolas" w:eastAsia="Times New Roman" w:hAnsi="Consolas" w:cs="Times New Roman"/>
+          <w:color w:val="CE9178"/>
+          <w:sz w:val="21"/>
+          <w:szCs w:val="21"/>
+        </w:rPr>
+        <w:t>'Bạn không dùng được chức năng '</w:t>
+      </w:r>
+      <w:r>
+        <w:rPr>
+          <w:rFonts w:ascii="Consolas" w:eastAsia="Times New Roman" w:hAnsi="Consolas" w:cs="Times New Roman"/>
+          <w:color w:val="D4D4D4"/>
+          <w:sz w:val="21"/>
+          <w:szCs w:val="21"/>
+        </w:rPr>
+        <w:t>.</w:t>
+      </w:r>
+      <w:r>
+        <w:rPr>
+          <w:rFonts w:ascii="Consolas" w:eastAsia="Times New Roman" w:hAnsi="Consolas" w:cs="Times New Roman"/>
+          <w:color w:val="9CDCFE"/>
+          <w:sz w:val="21"/>
+          <w:szCs w:val="21"/>
+        </w:rPr>
+        <w:t>$permission</w:t>
+      </w:r>
+      <w:r>
+        <w:rPr>
+          <w:rFonts w:ascii="Consolas" w:eastAsia="Times New Roman" w:hAnsi="Consolas" w:cs="Times New Roman"/>
+          <w:color w:val="D4D4D4"/>
+          <w:sz w:val="21"/>
+          <w:szCs w:val="21"/>
+        </w:rPr>
+        <w:t>.</w:t>
+      </w:r>
+      <w:r>
+        <w:rPr>
+          <w:rFonts w:ascii="Consolas" w:eastAsia="Times New Roman" w:hAnsi="Consolas" w:cs="Times New Roman"/>
+          <w:color w:val="CE9178"/>
+          <w:sz w:val="21"/>
+          <w:szCs w:val="21"/>
+        </w:rPr>
+        <w:t>'!'</w:t>
+      </w:r>
+      <w:r>
+        <w:rPr>
+          <w:rFonts w:ascii="Consolas" w:eastAsia="Times New Roman" w:hAnsi="Consolas" w:cs="Times New Roman"/>
+          <w:color w:val="D4D4D4"/>
+          <w:sz w:val="21"/>
+          <w:szCs w:val="21"/>
+        </w:rPr>
+        <w:t>);</w:t>
+      </w:r>
+    </w:p>
+    <w:p>
+      <w:pPr>
+        <w:pStyle w:val="ListParagraph"/>
+        <w:numPr>
+          <w:ilvl w:val="1"/>
+          <w:numId w:val="4"/>
+        </w:numPr>
+        <w:jc w:val="both"/>
+        <w:rPr>
+          <w:rFonts w:ascii="Times New Roman" w:hAnsi="Times New Roman" w:cs="Times New Roman"/>
+          <w:sz w:val="34"/>
+          <w:szCs w:val="34"/>
+        </w:rPr>
+      </w:pPr>
+      <w:r>
+        <w:rPr>
+          <w:rFonts w:ascii="Times New Roman" w:hAnsi="Times New Roman" w:cs="Times New Roman"/>
+          <w:sz w:val="34"/>
+          <w:szCs w:val="34"/>
+        </w:rPr>
+        <w:t>Sau đó chúng ta qua bên controller sẽ</w:t>
+      </w:r>
+      <w:r>
+        <w:rPr>
+          <w:rFonts w:ascii="Times New Roman" w:hAnsi="Times New Roman" w:cs="Times New Roman"/>
+          <w:sz w:val="34"/>
+          <w:szCs w:val="34"/>
+        </w:rPr>
+        <w:t xml:space="preserve"> làm </w:t>
+      </w:r>
+      <w:r>
+        <w:rPr>
+          <w:rFonts w:ascii="Times New Roman" w:hAnsi="Times New Roman" w:cs="Times New Roman"/>
+          <w:sz w:val="34"/>
+          <w:szCs w:val="34"/>
+        </w:rPr>
+        <w:t xml:space="preserve">phân quyền bằng </w:t>
+      </w:r>
+      <w:r>
+        <w:rPr>
+          <w:rFonts w:ascii="Times New Roman" w:hAnsi="Times New Roman" w:cs="Times New Roman"/>
+          <w:sz w:val="34"/>
+          <w:szCs w:val="34"/>
+        </w:rPr>
+        <w:t>middleware</w:t>
+      </w:r>
+      <w:r>
+        <w:rPr>
+          <w:rFonts w:ascii="Times New Roman" w:hAnsi="Times New Roman" w:cs="Times New Roman"/>
+          <w:sz w:val="34"/>
+          <w:szCs w:val="34"/>
+        </w:rPr>
+        <w:t xml:space="preserve"> cho từng cá thể router</w:t>
+      </w:r>
+      <w:r>
+        <w:rPr>
+          <w:rFonts w:ascii="Times New Roman" w:hAnsi="Times New Roman" w:cs="Times New Roman"/>
+          <w:sz w:val="34"/>
+          <w:szCs w:val="34"/>
+        </w:rPr>
+        <w:t>.</w:t>
+      </w:r>
+    </w:p>
+    <w:p>
+      <w:pPr>
+        <w:pStyle w:val="ListParagraph"/>
+        <w:numPr>
+          <w:ilvl w:val="2"/>
+          <w:numId w:val="4"/>
+        </w:numPr>
+        <w:shd w:val="clear" w:color="auto" w:fill="1E1E1E"/>
+        <w:spacing w:after="0" w:line="285" w:lineRule="atLeast"/>
+        <w:rPr>
+          <w:rFonts w:ascii="Consolas" w:eastAsia="Times New Roman" w:hAnsi="Consolas" w:cs="Times New Roman"/>
+          <w:color w:val="D4D4D4"/>
+          <w:sz w:val="21"/>
+          <w:szCs w:val="21"/>
+        </w:rPr>
+      </w:pPr>
+      <w:r>
+        <w:rPr>
+          <w:rFonts w:ascii="Consolas" w:eastAsia="Times New Roman" w:hAnsi="Consolas" w:cs="Times New Roman"/>
+          <w:color w:val="D4D4D4"/>
+          <w:sz w:val="21"/>
+          <w:szCs w:val="21"/>
+        </w:rPr>
+        <w:t> </w:t>
+      </w:r>
+      <w:proofErr w:type="gramStart"/>
+      <w:r>
+        <w:rPr>
+          <w:rFonts w:ascii="Consolas" w:eastAsia="Times New Roman" w:hAnsi="Consolas" w:cs="Times New Roman"/>
+          <w:color w:val="4EC9B0"/>
+          <w:sz w:val="21"/>
+          <w:szCs w:val="21"/>
+        </w:rPr>
+        <w:t>Route</w:t>
+      </w:r>
+      <w:r>
+        <w:rPr>
+          <w:rFonts w:ascii="Consolas" w:eastAsia="Times New Roman" w:hAnsi="Consolas" w:cs="Times New Roman"/>
+          <w:color w:val="D4D4D4"/>
+          <w:sz w:val="21"/>
+          <w:szCs w:val="21"/>
+        </w:rPr>
+        <w:t>::</w:t>
+      </w:r>
+      <w:proofErr w:type="gramEnd"/>
+      <w:r>
+        <w:rPr>
+          <w:rFonts w:ascii="Consolas" w:eastAsia="Times New Roman" w:hAnsi="Consolas" w:cs="Times New Roman"/>
+          <w:color w:val="DCDCAA"/>
+          <w:sz w:val="21"/>
+          <w:szCs w:val="21"/>
+        </w:rPr>
+        <w:t>get</w:t>
+      </w:r>
+      <w:r>
+        <w:rPr>
+          <w:rFonts w:ascii="Consolas" w:eastAsia="Times New Roman" w:hAnsi="Consolas" w:cs="Times New Roman"/>
+          <w:color w:val="D4D4D4"/>
+          <w:sz w:val="21"/>
+          <w:szCs w:val="21"/>
+        </w:rPr>
+        <w:t>(</w:t>
+      </w:r>
+      <w:r>
+        <w:rPr>
+          <w:rFonts w:ascii="Consolas" w:eastAsia="Times New Roman" w:hAnsi="Consolas" w:cs="Times New Roman"/>
+          <w:color w:val="CE9178"/>
+          <w:sz w:val="21"/>
+          <w:szCs w:val="21"/>
+        </w:rPr>
+        <w:t>'/'</w:t>
+      </w:r>
+      <w:r>
+        <w:rPr>
+          <w:rFonts w:ascii="Consolas" w:eastAsia="Times New Roman" w:hAnsi="Consolas" w:cs="Times New Roman"/>
+          <w:color w:val="D4D4D4"/>
+          <w:sz w:val="21"/>
+          <w:szCs w:val="21"/>
+        </w:rPr>
+        <w:t>, [</w:t>
+      </w:r>
+      <w:r>
+        <w:rPr>
+          <w:rFonts w:ascii="Consolas" w:eastAsia="Times New Roman" w:hAnsi="Consolas" w:cs="Times New Roman"/>
+          <w:color w:val="4EC9B0"/>
+          <w:sz w:val="21"/>
+          <w:szCs w:val="21"/>
+        </w:rPr>
+        <w:t>UserController</w:t>
+      </w:r>
+      <w:r>
+        <w:rPr>
+          <w:rFonts w:ascii="Consolas" w:eastAsia="Times New Roman" w:hAnsi="Consolas" w:cs="Times New Roman"/>
+          <w:color w:val="D4D4D4"/>
+          <w:sz w:val="21"/>
+          <w:szCs w:val="21"/>
+        </w:rPr>
+        <w:t>::</w:t>
+      </w:r>
+      <w:r>
+        <w:rPr>
+          <w:rFonts w:ascii="Consolas" w:eastAsia="Times New Roman" w:hAnsi="Consolas" w:cs="Times New Roman"/>
+          <w:color w:val="569CD6"/>
+          <w:sz w:val="21"/>
+          <w:szCs w:val="21"/>
+        </w:rPr>
+        <w:t>class</w:t>
+      </w:r>
+      <w:r>
+        <w:rPr>
+          <w:rFonts w:ascii="Consolas" w:eastAsia="Times New Roman" w:hAnsi="Consolas" w:cs="Times New Roman"/>
+          <w:color w:val="D4D4D4"/>
+          <w:sz w:val="21"/>
+          <w:szCs w:val="21"/>
+        </w:rPr>
+        <w:t>,</w:t>
+      </w:r>
+      <w:r>
+        <w:rPr>
+          <w:rFonts w:ascii="Consolas" w:eastAsia="Times New Roman" w:hAnsi="Consolas" w:cs="Times New Roman"/>
+          <w:color w:val="CE9178"/>
+          <w:sz w:val="21"/>
+          <w:szCs w:val="21"/>
+        </w:rPr>
+        <w:t>'index'</w:t>
+      </w:r>
+      <w:r>
+        <w:rPr>
+          <w:rFonts w:ascii="Consolas" w:eastAsia="Times New Roman" w:hAnsi="Consolas" w:cs="Times New Roman"/>
+          <w:color w:val="D4D4D4"/>
+          <w:sz w:val="21"/>
+          <w:szCs w:val="21"/>
+        </w:rPr>
+        <w:t>])-&gt;</w:t>
+      </w:r>
+      <w:r>
+        <w:rPr>
+          <w:rFonts w:ascii="Consolas" w:eastAsia="Times New Roman" w:hAnsi="Consolas" w:cs="Times New Roman"/>
+          <w:color w:val="DCDCAA"/>
+          <w:sz w:val="21"/>
+          <w:szCs w:val="21"/>
+        </w:rPr>
+        <w:t>name</w:t>
+      </w:r>
+      <w:r>
+        <w:rPr>
+          <w:rFonts w:ascii="Consolas" w:eastAsia="Times New Roman" w:hAnsi="Consolas" w:cs="Times New Roman"/>
+          <w:color w:val="D4D4D4"/>
+          <w:sz w:val="21"/>
+          <w:szCs w:val="21"/>
+        </w:rPr>
+        <w:t>(</w:t>
+      </w:r>
+      <w:r>
+        <w:rPr>
+          <w:rFonts w:ascii="Consolas" w:eastAsia="Times New Roman" w:hAnsi="Consolas" w:cs="Times New Roman"/>
+          <w:color w:val="CE9178"/>
+          <w:sz w:val="21"/>
+          <w:szCs w:val="21"/>
+        </w:rPr>
+        <w:t>'admin.index.user'</w:t>
+      </w:r>
+      <w:r>
+        <w:rPr>
+          <w:rFonts w:ascii="Consolas" w:eastAsia="Times New Roman" w:hAnsi="Consolas" w:cs="Times New Roman"/>
+          <w:color w:val="D4D4D4"/>
+          <w:sz w:val="21"/>
+          <w:szCs w:val="21"/>
+        </w:rPr>
+        <w:t>)-&gt;</w:t>
+      </w:r>
+      <w:r>
+        <w:rPr>
+          <w:rFonts w:ascii="Consolas" w:eastAsia="Times New Roman" w:hAnsi="Consolas" w:cs="Times New Roman"/>
+          <w:color w:val="DCDCAA"/>
+          <w:sz w:val="21"/>
+          <w:szCs w:val="21"/>
+        </w:rPr>
+        <w:t>middleware</w:t>
+      </w:r>
+      <w:r>
+        <w:rPr>
+          <w:rFonts w:ascii="Consolas" w:eastAsia="Times New Roman" w:hAnsi="Consolas" w:cs="Times New Roman"/>
+          <w:color w:val="D4D4D4"/>
+          <w:sz w:val="21"/>
+          <w:szCs w:val="21"/>
+        </w:rPr>
+        <w:t>(</w:t>
+      </w:r>
+      <w:r>
+        <w:rPr>
+          <w:rFonts w:ascii="Consolas" w:eastAsia="Times New Roman" w:hAnsi="Consolas" w:cs="Times New Roman"/>
+          <w:color w:val="CE9178"/>
+          <w:sz w:val="21"/>
+          <w:szCs w:val="21"/>
+        </w:rPr>
+        <w:t>'checkPermission:user-list'</w:t>
+      </w:r>
+      <w:r>
+        <w:rPr>
+          <w:rFonts w:ascii="Consolas" w:eastAsia="Times New Roman" w:hAnsi="Consolas" w:cs="Times New Roman"/>
+          <w:color w:val="D4D4D4"/>
+          <w:sz w:val="21"/>
+          <w:szCs w:val="21"/>
+        </w:rPr>
+        <w:t>);</w:t>
       </w:r>
     </w:p>
     <w:p>
@@ -1753,6 +4115,28 @@
       </w:pPr>
       <w:bookmarkStart w:id="0" w:name="_GoBack"/>
       <w:bookmarkEnd w:id="0"/>
+    </w:p>
+    <w:p>
+      <w:pPr>
+        <w:jc w:val="both"/>
+        <w:rPr>
+          <w:rFonts w:ascii="Times New Roman" w:hAnsi="Times New Roman" w:cs="Times New Roman"/>
+          <w:sz w:val="34"/>
+          <w:szCs w:val="34"/>
+        </w:rPr>
+      </w:pPr>
+    </w:p>
+    <w:p>
+      <w:pPr>
+        <w:pStyle w:val="ListParagraph"/>
+        <w:ind w:left="1440"/>
+        <w:jc w:val="both"/>
+        <w:rPr>
+          <w:rFonts w:ascii="Times New Roman" w:hAnsi="Times New Roman" w:cs="Times New Roman"/>
+          <w:sz w:val="34"/>
+          <w:szCs w:val="34"/>
+        </w:rPr>
+      </w:pPr>
       <w:r>
         <w:rPr>
           <w:rFonts w:ascii="Times New Roman" w:hAnsi="Times New Roman" w:cs="Times New Roman"/>
@@ -1900,6 +4284,184 @@
     </w:lvl>
   </w:abstractNum>
   <w:abstractNum w:abstractNumId="1" w15:restartNumberingAfterBreak="0">
+    <w:nsid w:val="11D4184D"/>
+    <w:multiLevelType w:val="hybridMultilevel"/>
+    <w:tmpl w:val="B48AB302"/>
+    <w:lvl w:ilvl="0" w:tplc="0409000F">
+      <w:start w:val="1"/>
+      <w:numFmt w:val="decimal"/>
+      <w:lvlText w:val="%1."/>
+      <w:lvlJc w:val="left"/>
+      <w:pPr>
+        <w:ind w:left="720" w:hanging="360"/>
+      </w:pPr>
+      <w:rPr>
+        <w:rFonts w:hint="default"/>
+      </w:rPr>
+    </w:lvl>
+    <w:lvl w:ilvl="1" w:tplc="04090019" w:tentative="1">
+      <w:start w:val="1"/>
+      <w:numFmt w:val="lowerLetter"/>
+      <w:lvlText w:val="%2."/>
+      <w:lvlJc w:val="left"/>
+      <w:pPr>
+        <w:ind w:left="1440" w:hanging="360"/>
+      </w:pPr>
+    </w:lvl>
+    <w:lvl w:ilvl="2" w:tplc="0409001B" w:tentative="1">
+      <w:start w:val="1"/>
+      <w:numFmt w:val="lowerRoman"/>
+      <w:lvlText w:val="%3."/>
+      <w:lvlJc w:val="right"/>
+      <w:pPr>
+        <w:ind w:left="2160" w:hanging="180"/>
+      </w:pPr>
+    </w:lvl>
+    <w:lvl w:ilvl="3" w:tplc="0409000F" w:tentative="1">
+      <w:start w:val="1"/>
+      <w:numFmt w:val="decimal"/>
+      <w:lvlText w:val="%4."/>
+      <w:lvlJc w:val="left"/>
+      <w:pPr>
+        <w:ind w:left="2880" w:hanging="360"/>
+      </w:pPr>
+    </w:lvl>
+    <w:lvl w:ilvl="4" w:tplc="04090019" w:tentative="1">
+      <w:start w:val="1"/>
+      <w:numFmt w:val="lowerLetter"/>
+      <w:lvlText w:val="%5."/>
+      <w:lvlJc w:val="left"/>
+      <w:pPr>
+        <w:ind w:left="3600" w:hanging="360"/>
+      </w:pPr>
+    </w:lvl>
+    <w:lvl w:ilvl="5" w:tplc="0409001B" w:tentative="1">
+      <w:start w:val="1"/>
+      <w:numFmt w:val="lowerRoman"/>
+      <w:lvlText w:val="%6."/>
+      <w:lvlJc w:val="right"/>
+      <w:pPr>
+        <w:ind w:left="4320" w:hanging="180"/>
+      </w:pPr>
+    </w:lvl>
+    <w:lvl w:ilvl="6" w:tplc="0409000F" w:tentative="1">
+      <w:start w:val="1"/>
+      <w:numFmt w:val="decimal"/>
+      <w:lvlText w:val="%7."/>
+      <w:lvlJc w:val="left"/>
+      <w:pPr>
+        <w:ind w:left="5040" w:hanging="360"/>
+      </w:pPr>
+    </w:lvl>
+    <w:lvl w:ilvl="7" w:tplc="04090019" w:tentative="1">
+      <w:start w:val="1"/>
+      <w:numFmt w:val="lowerLetter"/>
+      <w:lvlText w:val="%8."/>
+      <w:lvlJc w:val="left"/>
+      <w:pPr>
+        <w:ind w:left="5760" w:hanging="360"/>
+      </w:pPr>
+    </w:lvl>
+    <w:lvl w:ilvl="8" w:tplc="0409001B" w:tentative="1">
+      <w:start w:val="1"/>
+      <w:numFmt w:val="lowerRoman"/>
+      <w:lvlText w:val="%9."/>
+      <w:lvlJc w:val="right"/>
+      <w:pPr>
+        <w:ind w:left="6480" w:hanging="180"/>
+      </w:pPr>
+    </w:lvl>
+  </w:abstractNum>
+  <w:abstractNum w:abstractNumId="2" w15:restartNumberingAfterBreak="0">
+    <w:nsid w:val="416B69D3"/>
+    <w:multiLevelType w:val="hybridMultilevel"/>
+    <w:tmpl w:val="ED684450"/>
+    <w:lvl w:ilvl="0" w:tplc="0409000F">
+      <w:start w:val="1"/>
+      <w:numFmt w:val="decimal"/>
+      <w:lvlText w:val="%1."/>
+      <w:lvlJc w:val="left"/>
+      <w:pPr>
+        <w:ind w:left="720" w:hanging="360"/>
+      </w:pPr>
+      <w:rPr>
+        <w:rFonts w:hint="default"/>
+      </w:rPr>
+    </w:lvl>
+    <w:lvl w:ilvl="1" w:tplc="04090019">
+      <w:start w:val="1"/>
+      <w:numFmt w:val="lowerLetter"/>
+      <w:lvlText w:val="%2."/>
+      <w:lvlJc w:val="left"/>
+      <w:pPr>
+        <w:ind w:left="1440" w:hanging="360"/>
+      </w:pPr>
+    </w:lvl>
+    <w:lvl w:ilvl="2" w:tplc="0409001B">
+      <w:start w:val="1"/>
+      <w:numFmt w:val="lowerRoman"/>
+      <w:lvlText w:val="%3."/>
+      <w:lvlJc w:val="right"/>
+      <w:pPr>
+        <w:ind w:left="2160" w:hanging="180"/>
+      </w:pPr>
+    </w:lvl>
+    <w:lvl w:ilvl="3" w:tplc="0409000F" w:tentative="1">
+      <w:start w:val="1"/>
+      <w:numFmt w:val="decimal"/>
+      <w:lvlText w:val="%4."/>
+      <w:lvlJc w:val="left"/>
+      <w:pPr>
+        <w:ind w:left="2880" w:hanging="360"/>
+      </w:pPr>
+    </w:lvl>
+    <w:lvl w:ilvl="4" w:tplc="04090019" w:tentative="1">
+      <w:start w:val="1"/>
+      <w:numFmt w:val="lowerLetter"/>
+      <w:lvlText w:val="%5."/>
+      <w:lvlJc w:val="left"/>
+      <w:pPr>
+        <w:ind w:left="3600" w:hanging="360"/>
+      </w:pPr>
+    </w:lvl>
+    <w:lvl w:ilvl="5" w:tplc="0409001B" w:tentative="1">
+      <w:start w:val="1"/>
+      <w:numFmt w:val="lowerRoman"/>
+      <w:lvlText w:val="%6."/>
+      <w:lvlJc w:val="right"/>
+      <w:pPr>
+        <w:ind w:left="4320" w:hanging="180"/>
+      </w:pPr>
+    </w:lvl>
+    <w:lvl w:ilvl="6" w:tplc="0409000F" w:tentative="1">
+      <w:start w:val="1"/>
+      <w:numFmt w:val="decimal"/>
+      <w:lvlText w:val="%7."/>
+      <w:lvlJc w:val="left"/>
+      <w:pPr>
+        <w:ind w:left="5040" w:hanging="360"/>
+      </w:pPr>
+    </w:lvl>
+    <w:lvl w:ilvl="7" w:tplc="04090019" w:tentative="1">
+      <w:start w:val="1"/>
+      <w:numFmt w:val="lowerLetter"/>
+      <w:lvlText w:val="%8."/>
+      <w:lvlJc w:val="left"/>
+      <w:pPr>
+        <w:ind w:left="5760" w:hanging="360"/>
+      </w:pPr>
+    </w:lvl>
+    <w:lvl w:ilvl="8" w:tplc="0409001B" w:tentative="1">
+      <w:start w:val="1"/>
+      <w:numFmt w:val="lowerRoman"/>
+      <w:lvlText w:val="%9."/>
+      <w:lvlJc w:val="right"/>
+      <w:pPr>
+        <w:ind w:left="6480" w:hanging="180"/>
+      </w:pPr>
+    </w:lvl>
+  </w:abstractNum>
+  <w:abstractNum w:abstractNumId="3" w15:restartNumberingAfterBreak="0">
     <w:nsid w:val="6D8856C8"/>
     <w:multiLevelType w:val="hybridMultilevel"/>
     <w:tmpl w:val="B5064D40"/>
@@ -2016,7 +4578,13 @@
     <w:abstractNumId w:val="0"/>
   </w:num>
   <w:num w:numId="2">
+    <w:abstractNumId w:val="3"/>
+  </w:num>
+  <w:num w:numId="3">
     <w:abstractNumId w:val="1"/>
+  </w:num>
+  <w:num w:numId="4">
+    <w:abstractNumId w:val="2"/>
   </w:num>
 </w:numbering>
 </file>

--- a/bai_5/Báo cáo.docx
+++ b/bai_5/Báo cáo.docx
@@ -24,1954 +24,6 @@
           <w:shd w:val="clear" w:color="auto" w:fill="FFFFFF"/>
         </w:rPr>
         <w:t>Phân tích phân quyền</w:t>
-      </w:r>
-    </w:p>
-    <w:p>
-      <w:pPr>
-        <w:jc w:val="both"/>
-        <w:rPr>
-          <w:rFonts w:ascii="Times New Roman" w:hAnsi="Times New Roman" w:cs="Times New Roman"/>
-          <w:b/>
-          <w:i/>
-          <w:sz w:val="34"/>
-          <w:szCs w:val="34"/>
-        </w:rPr>
-      </w:pPr>
-      <w:r>
-        <w:rPr>
-          <w:rFonts w:ascii="Times New Roman" w:hAnsi="Times New Roman" w:cs="Times New Roman"/>
-          <w:b/>
-          <w:i/>
-          <w:sz w:val="34"/>
-          <w:szCs w:val="34"/>
-        </w:rPr>
-        <w:t>Mô hình tìm hiểu:</w:t>
-      </w:r>
-    </w:p>
-    <w:p>
-      <w:pPr>
-        <w:jc w:val="both"/>
-        <w:rPr>
-          <w:rFonts w:ascii="Times New Roman" w:hAnsi="Times New Roman" w:cs="Times New Roman"/>
-          <w:i/>
-          <w:sz w:val="34"/>
-          <w:szCs w:val="34"/>
-        </w:rPr>
-      </w:pPr>
-      <w:r>
-        <w:rPr>
-          <w:noProof/>
-        </w:rPr>
-        <w:drawing>
-          <wp:inline distT="0" distB="0" distL="0" distR="0">
-            <wp:extent cx="5943600" cy="1789224"/>
-            <wp:effectExtent l="0" t="0" r="0" b="1905"/>
-            <wp:docPr id="2" name="Picture 2" descr="https://documents.lucid.app/documents/8ce2dfd5-2e49-438f-9d3d-24d837b0de8e/pages/0_0?a=640&amp;x=-48&amp;y=-1&amp;w=1496&amp;h=451&amp;store=1&amp;accept=image%2F*&amp;auth=LCA%20f67f36d164d20e0d83c5c861daf864c9fba0d85a-ts%3D1647572004"/>
-            <wp:cNvGraphicFramePr>
-              <a:graphicFrameLocks xmlns:a="http://schemas.openxmlformats.org/drawingml/2006/main" noChangeAspect="1"/>
-            </wp:cNvGraphicFramePr>
-            <a:graphic xmlns:a="http://schemas.openxmlformats.org/drawingml/2006/main">
-              <a:graphicData uri="http://schemas.openxmlformats.org/drawingml/2006/picture">
-                <pic:pic xmlns:pic="http://schemas.openxmlformats.org/drawingml/2006/picture">
-                  <pic:nvPicPr>
-                    <pic:cNvPr id="0" name="Picture 3" descr="https://documents.lucid.app/documents/8ce2dfd5-2e49-438f-9d3d-24d837b0de8e/pages/0_0?a=640&amp;x=-48&amp;y=-1&amp;w=1496&amp;h=451&amp;store=1&amp;accept=image%2F*&amp;auth=LCA%20f67f36d164d20e0d83c5c861daf864c9fba0d85a-ts%3D1647572004"/>
-                    <pic:cNvPicPr>
-                      <a:picLocks noChangeAspect="1" noChangeArrowheads="1"/>
-                    </pic:cNvPicPr>
-                  </pic:nvPicPr>
-                  <pic:blipFill>
-                    <a:blip r:embed="rId5" cstate="print">
-                      <a:extLst>
-                        <a:ext uri="{28A0092B-C50C-407E-A947-70E740481C1C}">
-                          <a14:useLocalDpi xmlns:a14="http://schemas.microsoft.com/office/drawing/2010/main" val="0"/>
-                        </a:ext>
-                      </a:extLst>
-                    </a:blip>
-                    <a:srcRect/>
-                    <a:stretch>
-                      <a:fillRect/>
-                    </a:stretch>
-                  </pic:blipFill>
-                  <pic:spPr bwMode="auto">
-                    <a:xfrm>
-                      <a:off x="0" y="0"/>
-                      <a:ext cx="5943600" cy="1789224"/>
-                    </a:xfrm>
-                    <a:prstGeom prst="rect">
-                      <a:avLst/>
-                    </a:prstGeom>
-                    <a:noFill/>
-                    <a:ln>
-                      <a:noFill/>
-                    </a:ln>
-                  </pic:spPr>
-                </pic:pic>
-              </a:graphicData>
-            </a:graphic>
-          </wp:inline>
-        </w:drawing>
-      </w:r>
-    </w:p>
-    <w:p>
-      <w:pPr>
-        <w:jc w:val="both"/>
-        <w:rPr>
-          <w:rFonts w:ascii="Times New Roman" w:hAnsi="Times New Roman" w:cs="Times New Roman"/>
-          <w:i/>
-          <w:sz w:val="34"/>
-          <w:szCs w:val="34"/>
-        </w:rPr>
-      </w:pPr>
-      <w:r>
-        <w:rPr>
-          <w:rFonts w:ascii="Times New Roman" w:hAnsi="Times New Roman" w:cs="Times New Roman"/>
-          <w:i/>
-          <w:sz w:val="34"/>
-          <w:szCs w:val="34"/>
-        </w:rPr>
-        <w:t>Hướng cài đặt:</w:t>
-      </w:r>
-    </w:p>
-    <w:p>
-      <w:pPr>
-        <w:pStyle w:val="ListParagraph"/>
-        <w:numPr>
-          <w:ilvl w:val="0"/>
-          <w:numId w:val="1"/>
-        </w:numPr>
-        <w:jc w:val="both"/>
-        <w:rPr>
-          <w:rFonts w:ascii="Times New Roman" w:hAnsi="Times New Roman" w:cs="Times New Roman"/>
-          <w:sz w:val="34"/>
-          <w:szCs w:val="34"/>
-        </w:rPr>
-      </w:pPr>
-      <w:r>
-        <w:rPr>
-          <w:rFonts w:ascii="Times New Roman" w:hAnsi="Times New Roman" w:cs="Times New Roman"/>
-          <w:sz w:val="34"/>
-          <w:szCs w:val="34"/>
-        </w:rPr>
-        <w:t>Tạo migrate cho các bảng dữ liệu, sử dụng relationship</w:t>
-      </w:r>
-      <w:r>
-        <w:rPr>
-          <w:rFonts w:ascii="Times New Roman" w:hAnsi="Times New Roman" w:cs="Times New Roman"/>
-          <w:sz w:val="34"/>
-          <w:szCs w:val="34"/>
-        </w:rPr>
-        <w:t xml:space="preserve"> Many </w:t>
-      </w:r>
-      <w:proofErr w:type="gramStart"/>
-      <w:r>
-        <w:rPr>
-          <w:rFonts w:ascii="Times New Roman" w:hAnsi="Times New Roman" w:cs="Times New Roman"/>
-          <w:sz w:val="34"/>
-          <w:szCs w:val="34"/>
-        </w:rPr>
-        <w:t>To</w:t>
-      </w:r>
-      <w:proofErr w:type="gramEnd"/>
-      <w:r>
-        <w:rPr>
-          <w:rFonts w:ascii="Times New Roman" w:hAnsi="Times New Roman" w:cs="Times New Roman"/>
-          <w:sz w:val="34"/>
-          <w:szCs w:val="34"/>
-        </w:rPr>
-        <w:t xml:space="preserve"> Many</w:t>
-      </w:r>
-      <w:r>
-        <w:rPr>
-          <w:rFonts w:ascii="Times New Roman" w:hAnsi="Times New Roman" w:cs="Times New Roman"/>
-          <w:sz w:val="34"/>
-          <w:szCs w:val="34"/>
-        </w:rPr>
-        <w:t>.</w:t>
-      </w:r>
-      <w:r>
-        <w:rPr>
-          <w:rFonts w:ascii="Times New Roman" w:hAnsi="Times New Roman" w:cs="Times New Roman"/>
-          <w:sz w:val="34"/>
-          <w:szCs w:val="34"/>
-        </w:rPr>
-        <w:t xml:space="preserve"> </w:t>
-      </w:r>
-    </w:p>
-    <w:p>
-      <w:pPr>
-        <w:pStyle w:val="ListParagraph"/>
-        <w:jc w:val="both"/>
-        <w:rPr>
-          <w:rFonts w:ascii="Times New Roman" w:hAnsi="Times New Roman" w:cs="Times New Roman"/>
-          <w:sz w:val="34"/>
-          <w:szCs w:val="34"/>
-        </w:rPr>
-      </w:pPr>
-      <w:hyperlink r:id="rId6" w:anchor="many-to-many-polymorphic-relations" w:history="1">
-        <w:r>
-          <w:rPr>
-            <w:rStyle w:val="Hyperlink"/>
-            <w:rFonts w:ascii="Times New Roman" w:hAnsi="Times New Roman" w:cs="Times New Roman"/>
-            <w:sz w:val="34"/>
-            <w:szCs w:val="34"/>
-          </w:rPr>
-          <w:t>https://laravel.com/docs/7.x/eloquent-relationships#many-to-many-polymorphic-relations</w:t>
-        </w:r>
-      </w:hyperlink>
-    </w:p>
-    <w:p>
-      <w:pPr>
-        <w:pStyle w:val="ListParagraph"/>
-        <w:numPr>
-          <w:ilvl w:val="0"/>
-          <w:numId w:val="1"/>
-        </w:numPr>
-        <w:jc w:val="both"/>
-        <w:rPr>
-          <w:rFonts w:ascii="Times New Roman" w:hAnsi="Times New Roman" w:cs="Times New Roman"/>
-          <w:sz w:val="34"/>
-          <w:szCs w:val="34"/>
-        </w:rPr>
-      </w:pPr>
-      <w:r>
-        <w:rPr>
-          <w:rFonts w:ascii="Times New Roman" w:hAnsi="Times New Roman" w:cs="Times New Roman"/>
-          <w:sz w:val="34"/>
-          <w:szCs w:val="34"/>
-        </w:rPr>
-        <w:t>Thêm dữ liệu sedder</w:t>
-      </w:r>
-    </w:p>
-    <w:p>
-      <w:pPr>
-        <w:pStyle w:val="ListParagraph"/>
-        <w:numPr>
-          <w:ilvl w:val="1"/>
-          <w:numId w:val="1"/>
-        </w:numPr>
-        <w:jc w:val="both"/>
-        <w:rPr>
-          <w:rFonts w:ascii="Times New Roman" w:hAnsi="Times New Roman" w:cs="Times New Roman"/>
-          <w:sz w:val="34"/>
-          <w:szCs w:val="34"/>
-        </w:rPr>
-      </w:pPr>
-      <w:r>
-        <w:rPr>
-          <w:rFonts w:ascii="Times New Roman" w:hAnsi="Times New Roman" w:cs="Times New Roman"/>
-          <w:sz w:val="34"/>
-          <w:szCs w:val="34"/>
-        </w:rPr>
-        <w:t>Permission</w:t>
-      </w:r>
-    </w:p>
-    <w:tbl>
-      <w:tblPr>
-        <w:tblStyle w:val="TableGrid"/>
-        <w:tblW w:w="0" w:type="auto"/>
-        <w:tblInd w:w="1440" w:type="dxa"/>
-        <w:tblLook w:val="04A0" w:firstRow="1" w:lastRow="0" w:firstColumn="1" w:lastColumn="0" w:noHBand="0" w:noVBand="1"/>
-      </w:tblPr>
-      <w:tblGrid>
-        <w:gridCol w:w="2245"/>
-        <w:gridCol w:w="3060"/>
-      </w:tblGrid>
-      <w:tr>
-        <w:trPr>
-          <w:trHeight w:val="262"/>
-        </w:trPr>
-        <w:tc>
-          <w:tcPr>
-            <w:tcW w:w="2245" w:type="dxa"/>
-          </w:tcPr>
-          <w:p>
-            <w:pPr>
-              <w:pStyle w:val="ListParagraph"/>
-              <w:ind w:left="0"/>
-              <w:jc w:val="both"/>
-              <w:rPr>
-                <w:rFonts w:ascii="Times New Roman" w:hAnsi="Times New Roman" w:cs="Times New Roman"/>
-                <w:sz w:val="34"/>
-                <w:szCs w:val="34"/>
-              </w:rPr>
-            </w:pPr>
-            <w:r>
-              <w:rPr>
-                <w:rFonts w:ascii="Times New Roman" w:hAnsi="Times New Roman" w:cs="Times New Roman"/>
-                <w:sz w:val="34"/>
-                <w:szCs w:val="34"/>
-              </w:rPr>
-              <w:t>Name</w:t>
-            </w:r>
-          </w:p>
-        </w:tc>
-        <w:tc>
-          <w:tcPr>
-            <w:tcW w:w="3060" w:type="dxa"/>
-          </w:tcPr>
-          <w:p>
-            <w:pPr>
-              <w:pStyle w:val="ListParagraph"/>
-              <w:ind w:left="0"/>
-              <w:jc w:val="both"/>
-              <w:rPr>
-                <w:rFonts w:ascii="Times New Roman" w:hAnsi="Times New Roman" w:cs="Times New Roman"/>
-                <w:sz w:val="34"/>
-                <w:szCs w:val="34"/>
-              </w:rPr>
-            </w:pPr>
-            <w:r>
-              <w:rPr>
-                <w:rFonts w:ascii="Times New Roman" w:hAnsi="Times New Roman" w:cs="Times New Roman"/>
-                <w:sz w:val="34"/>
-                <w:szCs w:val="34"/>
-              </w:rPr>
-              <w:t>Display_name</w:t>
-            </w:r>
-          </w:p>
-        </w:tc>
-      </w:tr>
-      <w:tr>
-        <w:trPr>
-          <w:trHeight w:val="253"/>
-        </w:trPr>
-        <w:tc>
-          <w:tcPr>
-            <w:tcW w:w="2245" w:type="dxa"/>
-          </w:tcPr>
-          <w:p>
-            <w:pPr>
-              <w:pStyle w:val="ListParagraph"/>
-              <w:ind w:left="0"/>
-              <w:jc w:val="both"/>
-              <w:rPr>
-                <w:rFonts w:ascii="Times New Roman" w:hAnsi="Times New Roman" w:cs="Times New Roman"/>
-                <w:sz w:val="34"/>
-                <w:szCs w:val="34"/>
-              </w:rPr>
-            </w:pPr>
-            <w:r>
-              <w:rPr>
-                <w:rFonts w:ascii="Times New Roman" w:hAnsi="Times New Roman" w:cs="Times New Roman"/>
-                <w:sz w:val="34"/>
-                <w:szCs w:val="34"/>
-              </w:rPr>
-              <w:t>User-list</w:t>
-            </w:r>
-          </w:p>
-        </w:tc>
-        <w:tc>
-          <w:tcPr>
-            <w:tcW w:w="3060" w:type="dxa"/>
-          </w:tcPr>
-          <w:p>
-            <w:pPr>
-              <w:pStyle w:val="ListParagraph"/>
-              <w:ind w:left="0"/>
-              <w:jc w:val="both"/>
-              <w:rPr>
-                <w:rFonts w:ascii="Times New Roman" w:hAnsi="Times New Roman" w:cs="Times New Roman"/>
-                <w:sz w:val="34"/>
-                <w:szCs w:val="34"/>
-              </w:rPr>
-            </w:pPr>
-            <w:r>
-              <w:rPr>
-                <w:rFonts w:ascii="Times New Roman" w:hAnsi="Times New Roman" w:cs="Times New Roman"/>
-                <w:sz w:val="34"/>
-                <w:szCs w:val="34"/>
-              </w:rPr>
-              <w:t>Danh sách user</w:t>
-            </w:r>
-          </w:p>
-        </w:tc>
-      </w:tr>
-      <w:tr>
-        <w:trPr>
-          <w:trHeight w:val="262"/>
-        </w:trPr>
-        <w:tc>
-          <w:tcPr>
-            <w:tcW w:w="2245" w:type="dxa"/>
-          </w:tcPr>
-          <w:p>
-            <w:pPr>
-              <w:pStyle w:val="ListParagraph"/>
-              <w:ind w:left="0"/>
-              <w:jc w:val="both"/>
-              <w:rPr>
-                <w:rFonts w:ascii="Times New Roman" w:hAnsi="Times New Roman" w:cs="Times New Roman"/>
-                <w:sz w:val="34"/>
-                <w:szCs w:val="34"/>
-              </w:rPr>
-            </w:pPr>
-            <w:r>
-              <w:rPr>
-                <w:rFonts w:ascii="Times New Roman" w:hAnsi="Times New Roman" w:cs="Times New Roman"/>
-                <w:sz w:val="34"/>
-                <w:szCs w:val="34"/>
-              </w:rPr>
-              <w:t>User-add</w:t>
-            </w:r>
-          </w:p>
-        </w:tc>
-        <w:tc>
-          <w:tcPr>
-            <w:tcW w:w="3060" w:type="dxa"/>
-          </w:tcPr>
-          <w:p>
-            <w:pPr>
-              <w:pStyle w:val="ListParagraph"/>
-              <w:ind w:left="0"/>
-              <w:jc w:val="both"/>
-              <w:rPr>
-                <w:rFonts w:ascii="Times New Roman" w:hAnsi="Times New Roman" w:cs="Times New Roman"/>
-                <w:sz w:val="34"/>
-                <w:szCs w:val="34"/>
-              </w:rPr>
-            </w:pPr>
-            <w:r>
-              <w:rPr>
-                <w:rFonts w:ascii="Times New Roman" w:hAnsi="Times New Roman" w:cs="Times New Roman"/>
-                <w:sz w:val="34"/>
-                <w:szCs w:val="34"/>
-              </w:rPr>
-              <w:t>Thêm user</w:t>
-            </w:r>
-          </w:p>
-        </w:tc>
-      </w:tr>
-      <w:tr>
-        <w:trPr>
-          <w:trHeight w:val="253"/>
-        </w:trPr>
-        <w:tc>
-          <w:tcPr>
-            <w:tcW w:w="2245" w:type="dxa"/>
-          </w:tcPr>
-          <w:p>
-            <w:pPr>
-              <w:pStyle w:val="ListParagraph"/>
-              <w:ind w:left="0"/>
-              <w:jc w:val="both"/>
-              <w:rPr>
-                <w:rFonts w:ascii="Times New Roman" w:hAnsi="Times New Roman" w:cs="Times New Roman"/>
-                <w:sz w:val="34"/>
-                <w:szCs w:val="34"/>
-              </w:rPr>
-            </w:pPr>
-            <w:r>
-              <w:rPr>
-                <w:rFonts w:ascii="Times New Roman" w:hAnsi="Times New Roman" w:cs="Times New Roman"/>
-                <w:sz w:val="34"/>
-                <w:szCs w:val="34"/>
-              </w:rPr>
-              <w:t>User-edit</w:t>
-            </w:r>
-          </w:p>
-        </w:tc>
-        <w:tc>
-          <w:tcPr>
-            <w:tcW w:w="3060" w:type="dxa"/>
-          </w:tcPr>
-          <w:p>
-            <w:pPr>
-              <w:pStyle w:val="ListParagraph"/>
-              <w:ind w:left="0"/>
-              <w:jc w:val="both"/>
-              <w:rPr>
-                <w:rFonts w:ascii="Times New Roman" w:hAnsi="Times New Roman" w:cs="Times New Roman"/>
-                <w:sz w:val="34"/>
-                <w:szCs w:val="34"/>
-              </w:rPr>
-            </w:pPr>
-            <w:r>
-              <w:rPr>
-                <w:rFonts w:ascii="Times New Roman" w:hAnsi="Times New Roman" w:cs="Times New Roman"/>
-                <w:sz w:val="34"/>
-                <w:szCs w:val="34"/>
-              </w:rPr>
-              <w:t>Sửa user</w:t>
-            </w:r>
-          </w:p>
-        </w:tc>
-      </w:tr>
-      <w:tr>
-        <w:trPr>
-          <w:trHeight w:val="262"/>
-        </w:trPr>
-        <w:tc>
-          <w:tcPr>
-            <w:tcW w:w="2245" w:type="dxa"/>
-          </w:tcPr>
-          <w:p>
-            <w:pPr>
-              <w:pStyle w:val="ListParagraph"/>
-              <w:ind w:left="0"/>
-              <w:jc w:val="both"/>
-              <w:rPr>
-                <w:rFonts w:ascii="Times New Roman" w:hAnsi="Times New Roman" w:cs="Times New Roman"/>
-                <w:sz w:val="34"/>
-                <w:szCs w:val="34"/>
-              </w:rPr>
-            </w:pPr>
-            <w:r>
-              <w:rPr>
-                <w:rFonts w:ascii="Times New Roman" w:hAnsi="Times New Roman" w:cs="Times New Roman"/>
-                <w:sz w:val="34"/>
-                <w:szCs w:val="34"/>
-              </w:rPr>
-              <w:t>User-delete</w:t>
-            </w:r>
-          </w:p>
-        </w:tc>
-        <w:tc>
-          <w:tcPr>
-            <w:tcW w:w="3060" w:type="dxa"/>
-          </w:tcPr>
-          <w:p>
-            <w:pPr>
-              <w:pStyle w:val="ListParagraph"/>
-              <w:ind w:left="0"/>
-              <w:jc w:val="both"/>
-              <w:rPr>
-                <w:rFonts w:ascii="Times New Roman" w:hAnsi="Times New Roman" w:cs="Times New Roman"/>
-                <w:sz w:val="34"/>
-                <w:szCs w:val="34"/>
-              </w:rPr>
-            </w:pPr>
-            <w:r>
-              <w:rPr>
-                <w:rFonts w:ascii="Times New Roman" w:hAnsi="Times New Roman" w:cs="Times New Roman"/>
-                <w:sz w:val="34"/>
-                <w:szCs w:val="34"/>
-              </w:rPr>
-              <w:t>Xóa user</w:t>
-            </w:r>
-          </w:p>
-        </w:tc>
-      </w:tr>
-    </w:tbl>
-    <w:p>
-      <w:pPr>
-        <w:pStyle w:val="ListParagraph"/>
-        <w:numPr>
-          <w:ilvl w:val="1"/>
-          <w:numId w:val="1"/>
-        </w:numPr>
-        <w:jc w:val="both"/>
-        <w:rPr>
-          <w:rFonts w:ascii="Times New Roman" w:hAnsi="Times New Roman" w:cs="Times New Roman"/>
-          <w:sz w:val="34"/>
-          <w:szCs w:val="34"/>
-        </w:rPr>
-      </w:pPr>
-      <w:r>
-        <w:rPr>
-          <w:rFonts w:ascii="Times New Roman" w:hAnsi="Times New Roman" w:cs="Times New Roman"/>
-          <w:sz w:val="34"/>
-          <w:szCs w:val="34"/>
-        </w:rPr>
-        <w:t>Role</w:t>
-      </w:r>
-    </w:p>
-    <w:tbl>
-      <w:tblPr>
-        <w:tblStyle w:val="TableGrid"/>
-        <w:tblW w:w="0" w:type="auto"/>
-        <w:tblInd w:w="1440" w:type="dxa"/>
-        <w:tblLook w:val="04A0" w:firstRow="1" w:lastRow="0" w:firstColumn="1" w:lastColumn="0" w:noHBand="0" w:noVBand="1"/>
-      </w:tblPr>
-      <w:tblGrid>
-        <w:gridCol w:w="2245"/>
-        <w:gridCol w:w="3060"/>
-      </w:tblGrid>
-      <w:tr>
-        <w:tc>
-          <w:tcPr>
-            <w:tcW w:w="2245" w:type="dxa"/>
-          </w:tcPr>
-          <w:p>
-            <w:pPr>
-              <w:pStyle w:val="ListParagraph"/>
-              <w:ind w:left="0"/>
-              <w:jc w:val="both"/>
-              <w:rPr>
-                <w:rFonts w:ascii="Times New Roman" w:hAnsi="Times New Roman" w:cs="Times New Roman"/>
-                <w:sz w:val="34"/>
-                <w:szCs w:val="34"/>
-              </w:rPr>
-            </w:pPr>
-            <w:r>
-              <w:rPr>
-                <w:rFonts w:ascii="Times New Roman" w:hAnsi="Times New Roman" w:cs="Times New Roman"/>
-                <w:sz w:val="34"/>
-                <w:szCs w:val="34"/>
-              </w:rPr>
-              <w:t>Name</w:t>
-            </w:r>
-          </w:p>
-        </w:tc>
-        <w:tc>
-          <w:tcPr>
-            <w:tcW w:w="3060" w:type="dxa"/>
-          </w:tcPr>
-          <w:p>
-            <w:pPr>
-              <w:pStyle w:val="ListParagraph"/>
-              <w:ind w:left="0"/>
-              <w:jc w:val="both"/>
-              <w:rPr>
-                <w:rFonts w:ascii="Times New Roman" w:hAnsi="Times New Roman" w:cs="Times New Roman"/>
-                <w:sz w:val="34"/>
-                <w:szCs w:val="34"/>
-              </w:rPr>
-            </w:pPr>
-            <w:r>
-              <w:rPr>
-                <w:rFonts w:ascii="Times New Roman" w:hAnsi="Times New Roman" w:cs="Times New Roman"/>
-                <w:sz w:val="34"/>
-                <w:szCs w:val="34"/>
-              </w:rPr>
-              <w:t>Display_name</w:t>
-            </w:r>
-          </w:p>
-        </w:tc>
-      </w:tr>
-      <w:tr>
-        <w:tc>
-          <w:tcPr>
-            <w:tcW w:w="2245" w:type="dxa"/>
-          </w:tcPr>
-          <w:p>
-            <w:pPr>
-              <w:pStyle w:val="ListParagraph"/>
-              <w:ind w:left="0"/>
-              <w:jc w:val="both"/>
-              <w:rPr>
-                <w:rFonts w:ascii="Times New Roman" w:hAnsi="Times New Roman" w:cs="Times New Roman"/>
-                <w:sz w:val="34"/>
-                <w:szCs w:val="34"/>
-              </w:rPr>
-            </w:pPr>
-            <w:r>
-              <w:rPr>
-                <w:rFonts w:ascii="Times New Roman" w:hAnsi="Times New Roman" w:cs="Times New Roman"/>
-                <w:sz w:val="34"/>
-                <w:szCs w:val="34"/>
-              </w:rPr>
-              <w:t>Admin</w:t>
-            </w:r>
-          </w:p>
-        </w:tc>
-        <w:tc>
-          <w:tcPr>
-            <w:tcW w:w="3060" w:type="dxa"/>
-          </w:tcPr>
-          <w:p>
-            <w:pPr>
-              <w:pStyle w:val="ListParagraph"/>
-              <w:ind w:left="0"/>
-              <w:jc w:val="both"/>
-              <w:rPr>
-                <w:rFonts w:ascii="Times New Roman" w:hAnsi="Times New Roman" w:cs="Times New Roman"/>
-                <w:sz w:val="34"/>
-                <w:szCs w:val="34"/>
-              </w:rPr>
-            </w:pPr>
-            <w:r>
-              <w:rPr>
-                <w:rFonts w:ascii="Times New Roman" w:hAnsi="Times New Roman" w:cs="Times New Roman"/>
-                <w:sz w:val="34"/>
-                <w:szCs w:val="34"/>
-              </w:rPr>
-              <w:t>Admin</w:t>
-            </w:r>
-          </w:p>
-        </w:tc>
-      </w:tr>
-      <w:tr>
-        <w:tc>
-          <w:tcPr>
-            <w:tcW w:w="2245" w:type="dxa"/>
-          </w:tcPr>
-          <w:p>
-            <w:pPr>
-              <w:pStyle w:val="ListParagraph"/>
-              <w:ind w:left="0"/>
-              <w:jc w:val="both"/>
-              <w:rPr>
-                <w:rFonts w:ascii="Times New Roman" w:hAnsi="Times New Roman" w:cs="Times New Roman"/>
-                <w:sz w:val="34"/>
-                <w:szCs w:val="34"/>
-              </w:rPr>
-            </w:pPr>
-            <w:r>
-              <w:rPr>
-                <w:rFonts w:ascii="Times New Roman" w:hAnsi="Times New Roman" w:cs="Times New Roman"/>
-                <w:sz w:val="34"/>
-                <w:szCs w:val="34"/>
-              </w:rPr>
-              <w:t>Content</w:t>
-            </w:r>
-          </w:p>
-        </w:tc>
-        <w:tc>
-          <w:tcPr>
-            <w:tcW w:w="3060" w:type="dxa"/>
-          </w:tcPr>
-          <w:p>
-            <w:pPr>
-              <w:pStyle w:val="ListParagraph"/>
-              <w:ind w:left="0"/>
-              <w:jc w:val="both"/>
-              <w:rPr>
-                <w:rFonts w:ascii="Times New Roman" w:hAnsi="Times New Roman" w:cs="Times New Roman"/>
-                <w:sz w:val="34"/>
-                <w:szCs w:val="34"/>
-              </w:rPr>
-            </w:pPr>
-            <w:r>
-              <w:rPr>
-                <w:rFonts w:ascii="Times New Roman" w:hAnsi="Times New Roman" w:cs="Times New Roman"/>
-                <w:sz w:val="34"/>
-                <w:szCs w:val="34"/>
-              </w:rPr>
-              <w:t>content</w:t>
-            </w:r>
-          </w:p>
-        </w:tc>
-      </w:tr>
-    </w:tbl>
-    <w:p>
-      <w:pPr>
-        <w:pStyle w:val="ListParagraph"/>
-        <w:ind w:left="1440"/>
-        <w:jc w:val="both"/>
-        <w:rPr>
-          <w:rFonts w:ascii="Times New Roman" w:hAnsi="Times New Roman" w:cs="Times New Roman"/>
-          <w:sz w:val="34"/>
-          <w:szCs w:val="34"/>
-        </w:rPr>
-      </w:pPr>
-    </w:p>
-    <w:p>
-      <w:pPr>
-        <w:pStyle w:val="ListParagraph"/>
-        <w:numPr>
-          <w:ilvl w:val="0"/>
-          <w:numId w:val="1"/>
-        </w:numPr>
-        <w:jc w:val="both"/>
-        <w:rPr>
-          <w:rFonts w:ascii="Times New Roman" w:hAnsi="Times New Roman" w:cs="Times New Roman"/>
-          <w:sz w:val="34"/>
-          <w:szCs w:val="34"/>
-        </w:rPr>
-      </w:pPr>
-      <w:r>
-        <w:rPr>
-          <w:rFonts w:ascii="Times New Roman" w:hAnsi="Times New Roman" w:cs="Times New Roman"/>
-          <w:sz w:val="34"/>
-          <w:szCs w:val="34"/>
-        </w:rPr>
-        <w:t>Xử lý tác vụ</w:t>
-      </w:r>
-      <w:r>
-        <w:rPr>
-          <w:rFonts w:ascii="Times New Roman" w:hAnsi="Times New Roman" w:cs="Times New Roman"/>
-          <w:sz w:val="34"/>
-          <w:szCs w:val="34"/>
-        </w:rPr>
-        <w:t xml:space="preserve"> user</w:t>
-      </w:r>
-    </w:p>
-    <w:p>
-      <w:pPr>
-        <w:pStyle w:val="ListParagraph"/>
-        <w:numPr>
-          <w:ilvl w:val="1"/>
-          <w:numId w:val="1"/>
-        </w:numPr>
-        <w:jc w:val="both"/>
-        <w:rPr>
-          <w:rFonts w:ascii="Times New Roman" w:hAnsi="Times New Roman" w:cs="Times New Roman"/>
-          <w:sz w:val="34"/>
-          <w:szCs w:val="34"/>
-        </w:rPr>
-      </w:pPr>
-      <w:r>
-        <w:rPr>
-          <w:rFonts w:ascii="Times New Roman" w:hAnsi="Times New Roman" w:cs="Times New Roman"/>
-          <w:sz w:val="34"/>
-          <w:szCs w:val="34"/>
-        </w:rPr>
-        <w:t>Tạo một thẻ select để chọn role</w:t>
-      </w:r>
-      <w:r>
-        <w:rPr>
-          <w:rFonts w:ascii="Times New Roman" w:hAnsi="Times New Roman" w:cs="Times New Roman"/>
-          <w:sz w:val="34"/>
-          <w:szCs w:val="34"/>
-        </w:rPr>
-        <w:t>s</w:t>
-      </w:r>
-      <w:r>
-        <w:rPr>
-          <w:rFonts w:ascii="Times New Roman" w:hAnsi="Times New Roman" w:cs="Times New Roman"/>
-          <w:sz w:val="34"/>
-          <w:szCs w:val="34"/>
-        </w:rPr>
-        <w:t>, với role</w:t>
-      </w:r>
-      <w:r>
-        <w:rPr>
-          <w:rFonts w:ascii="Times New Roman" w:hAnsi="Times New Roman" w:cs="Times New Roman"/>
-          <w:sz w:val="34"/>
-          <w:szCs w:val="34"/>
-        </w:rPr>
-        <w:t>s</w:t>
-      </w:r>
-      <w:r>
-        <w:rPr>
-          <w:rFonts w:ascii="Times New Roman" w:hAnsi="Times New Roman" w:cs="Times New Roman"/>
-          <w:sz w:val="34"/>
-          <w:szCs w:val="34"/>
-        </w:rPr>
-        <w:t xml:space="preserve"> là mảng dữ liệ</w:t>
-      </w:r>
-      <w:r>
-        <w:rPr>
-          <w:rFonts w:ascii="Times New Roman" w:hAnsi="Times New Roman" w:cs="Times New Roman"/>
-          <w:sz w:val="34"/>
-          <w:szCs w:val="34"/>
-        </w:rPr>
-        <w:t>u. Ví dụ: name=[</w:t>
-      </w:r>
-      <w:proofErr w:type="gramStart"/>
-      <w:r>
-        <w:rPr>
-          <w:rFonts w:ascii="Times New Roman" w:hAnsi="Times New Roman" w:cs="Times New Roman"/>
-          <w:sz w:val="34"/>
-          <w:szCs w:val="34"/>
-        </w:rPr>
-        <w:t>roles[</w:t>
-      </w:r>
-      <w:proofErr w:type="gramEnd"/>
-      <w:r>
-        <w:rPr>
-          <w:rFonts w:ascii="Times New Roman" w:hAnsi="Times New Roman" w:cs="Times New Roman"/>
-          <w:sz w:val="34"/>
-          <w:szCs w:val="34"/>
-        </w:rPr>
-        <w:t>]] với thuộc tính multiple=”multiple”.</w:t>
-      </w:r>
-    </w:p>
-    <w:p>
-      <w:pPr>
-        <w:pStyle w:val="ListParagraph"/>
-        <w:numPr>
-          <w:ilvl w:val="1"/>
-          <w:numId w:val="1"/>
-        </w:numPr>
-        <w:jc w:val="both"/>
-        <w:rPr>
-          <w:rFonts w:ascii="Times New Roman" w:hAnsi="Times New Roman" w:cs="Times New Roman"/>
-          <w:sz w:val="34"/>
-          <w:szCs w:val="34"/>
-        </w:rPr>
-      </w:pPr>
-      <w:r>
-        <w:rPr>
-          <w:rFonts w:ascii="Times New Roman" w:hAnsi="Times New Roman" w:cs="Times New Roman"/>
-          <w:sz w:val="34"/>
-          <w:szCs w:val="34"/>
-        </w:rPr>
-        <w:lastRenderedPageBreak/>
-        <w:t>Sau đó ở trong controller mình sẽ duyệt một vòng for để insert dữ liệu vào bả</w:t>
-      </w:r>
-      <w:r>
-        <w:rPr>
-          <w:rFonts w:ascii="Times New Roman" w:hAnsi="Times New Roman" w:cs="Times New Roman"/>
-          <w:sz w:val="34"/>
-          <w:szCs w:val="34"/>
-        </w:rPr>
-        <w:t>ng roles_user và ràng buộc tính vẹn toàn của dữ liệu.</w:t>
-      </w:r>
-    </w:p>
-    <w:p>
-      <w:pPr>
-        <w:pStyle w:val="ListParagraph"/>
-        <w:ind w:left="1440"/>
-        <w:jc w:val="both"/>
-        <w:rPr>
-          <w:rFonts w:ascii="Times New Roman" w:hAnsi="Times New Roman" w:cs="Times New Roman"/>
-          <w:sz w:val="34"/>
-          <w:szCs w:val="34"/>
-        </w:rPr>
-      </w:pPr>
-      <w:hyperlink r:id="rId7" w:anchor="database-transactions" w:history="1">
-        <w:r>
-          <w:rPr>
-            <w:rStyle w:val="Hyperlink"/>
-            <w:rFonts w:ascii="Times New Roman" w:hAnsi="Times New Roman" w:cs="Times New Roman"/>
-            <w:sz w:val="34"/>
-            <w:szCs w:val="34"/>
-          </w:rPr>
-          <w:t>https://laravel.com/docs/7.x/database#database-transactions</w:t>
-        </w:r>
-      </w:hyperlink>
-    </w:p>
-    <w:p>
-      <w:pPr>
-        <w:pStyle w:val="ListParagraph"/>
-        <w:ind w:left="1440"/>
-        <w:jc w:val="both"/>
-        <w:rPr>
-          <w:rFonts w:ascii="Times New Roman" w:hAnsi="Times New Roman" w:cs="Times New Roman"/>
-          <w:sz w:val="34"/>
-          <w:szCs w:val="34"/>
-        </w:rPr>
-      </w:pPr>
-      <w:r>
-        <w:rPr>
-          <w:rFonts w:ascii="Times New Roman" w:hAnsi="Times New Roman" w:cs="Times New Roman"/>
-          <w:sz w:val="34"/>
-          <w:szCs w:val="34"/>
-        </w:rPr>
-        <w:t>ví dụ:</w:t>
-      </w:r>
-    </w:p>
-    <w:p>
-      <w:pPr>
-        <w:pStyle w:val="ListParagraph"/>
-        <w:ind w:left="1440"/>
-        <w:jc w:val="both"/>
-        <w:rPr>
-          <w:rFonts w:ascii="Times New Roman" w:hAnsi="Times New Roman" w:cs="Times New Roman"/>
-          <w:sz w:val="34"/>
-          <w:szCs w:val="34"/>
-        </w:rPr>
-      </w:pPr>
-      <w:proofErr w:type="gramStart"/>
-      <w:r>
-        <w:rPr>
-          <w:rFonts w:ascii="Times New Roman" w:hAnsi="Times New Roman" w:cs="Times New Roman"/>
-          <w:sz w:val="34"/>
-          <w:szCs w:val="34"/>
-        </w:rPr>
-        <w:t>try{</w:t>
-      </w:r>
-      <w:proofErr w:type="gramEnd"/>
-    </w:p>
-    <w:p>
-      <w:pPr>
-        <w:pStyle w:val="ListParagraph"/>
-        <w:ind w:left="1440"/>
-        <w:jc w:val="both"/>
-        <w:rPr>
-          <w:rFonts w:ascii="Times New Roman" w:hAnsi="Times New Roman" w:cs="Times New Roman"/>
-          <w:sz w:val="34"/>
-          <w:szCs w:val="34"/>
-        </w:rPr>
-      </w:pPr>
-    </w:p>
-    <w:p>
-      <w:pPr>
-        <w:pStyle w:val="ListParagraph"/>
-        <w:ind w:left="1440"/>
-        <w:jc w:val="both"/>
-        <w:rPr>
-          <w:rFonts w:ascii="Times New Roman" w:hAnsi="Times New Roman" w:cs="Times New Roman"/>
-          <w:sz w:val="34"/>
-          <w:szCs w:val="34"/>
-        </w:rPr>
-      </w:pPr>
-      <w:proofErr w:type="gramStart"/>
-      <w:r>
-        <w:rPr>
-          <w:rFonts w:ascii="Times New Roman" w:hAnsi="Times New Roman" w:cs="Times New Roman"/>
-          <w:sz w:val="34"/>
-          <w:szCs w:val="34"/>
-        </w:rPr>
-        <w:t>DB::</w:t>
-      </w:r>
-      <w:proofErr w:type="gramEnd"/>
-      <w:r>
-        <w:rPr>
-          <w:rFonts w:ascii="Times New Roman" w:hAnsi="Times New Roman" w:cs="Times New Roman"/>
-          <w:sz w:val="34"/>
-          <w:szCs w:val="34"/>
-        </w:rPr>
-        <w:t>beginTransaction();</w:t>
-      </w:r>
-    </w:p>
-    <w:p>
-      <w:pPr>
-        <w:pStyle w:val="ListParagraph"/>
-        <w:ind w:left="1440"/>
-        <w:jc w:val="both"/>
-        <w:rPr>
-          <w:rFonts w:ascii="Times New Roman" w:hAnsi="Times New Roman" w:cs="Times New Roman"/>
-          <w:sz w:val="34"/>
-          <w:szCs w:val="34"/>
-        </w:rPr>
-      </w:pPr>
-    </w:p>
-    <w:p>
-      <w:pPr>
-        <w:pStyle w:val="ListParagraph"/>
-        <w:ind w:left="1440"/>
-        <w:jc w:val="both"/>
-        <w:rPr>
-          <w:rFonts w:ascii="Times New Roman" w:hAnsi="Times New Roman" w:cs="Times New Roman"/>
-          <w:sz w:val="34"/>
-          <w:szCs w:val="34"/>
-        </w:rPr>
-      </w:pPr>
-      <w:proofErr w:type="gramStart"/>
-      <w:r>
-        <w:rPr>
-          <w:rFonts w:ascii="Times New Roman" w:hAnsi="Times New Roman" w:cs="Times New Roman"/>
-          <w:sz w:val="34"/>
-          <w:szCs w:val="34"/>
-        </w:rPr>
-        <w:t>….xử</w:t>
-      </w:r>
-      <w:proofErr w:type="gramEnd"/>
-      <w:r>
-        <w:rPr>
-          <w:rFonts w:ascii="Times New Roman" w:hAnsi="Times New Roman" w:cs="Times New Roman"/>
-          <w:sz w:val="34"/>
-          <w:szCs w:val="34"/>
-        </w:rPr>
-        <w:t xml:space="preserve"> lý thêm dữ liệu;</w:t>
-      </w:r>
-    </w:p>
-    <w:p>
-      <w:pPr>
-        <w:pStyle w:val="ListParagraph"/>
-        <w:ind w:left="1440"/>
-        <w:jc w:val="both"/>
-        <w:rPr>
-          <w:rFonts w:ascii="Times New Roman" w:hAnsi="Times New Roman" w:cs="Times New Roman"/>
-          <w:sz w:val="34"/>
-          <w:szCs w:val="34"/>
-        </w:rPr>
-      </w:pPr>
-      <w:r>
-        <w:rPr>
-          <w:rFonts w:ascii="Times New Roman" w:hAnsi="Times New Roman" w:cs="Times New Roman"/>
-          <w:sz w:val="34"/>
-          <w:szCs w:val="34"/>
-        </w:rPr>
-        <w:t>//</w:t>
-      </w:r>
-    </w:p>
-    <w:p>
-      <w:pPr>
-        <w:pStyle w:val="ListParagraph"/>
-        <w:ind w:left="1440"/>
-        <w:jc w:val="both"/>
-        <w:rPr>
-          <w:rFonts w:ascii="Times New Roman" w:hAnsi="Times New Roman" w:cs="Times New Roman"/>
-          <w:sz w:val="34"/>
-          <w:szCs w:val="34"/>
-        </w:rPr>
-      </w:pPr>
-      <w:r>
-        <w:rPr>
-          <w:rFonts w:ascii="Times New Roman" w:hAnsi="Times New Roman" w:cs="Times New Roman"/>
-          <w:sz w:val="34"/>
-          <w:szCs w:val="34"/>
-        </w:rPr>
-        <w:t>$user-&gt;roles()-&gt;attach($request-&gt;roles</w:t>
-      </w:r>
-      <w:r>
-        <w:rPr>
-          <w:rFonts w:ascii="Times New Roman" w:hAnsi="Times New Roman" w:cs="Times New Roman"/>
-          <w:sz w:val="34"/>
-          <w:szCs w:val="34"/>
-        </w:rPr>
-        <w:t>);</w:t>
-      </w:r>
-    </w:p>
-    <w:p>
-      <w:pPr>
-        <w:pStyle w:val="ListParagraph"/>
-        <w:ind w:left="1440"/>
-        <w:jc w:val="both"/>
-        <w:rPr>
-          <w:rFonts w:ascii="Times New Roman" w:hAnsi="Times New Roman" w:cs="Times New Roman"/>
-          <w:sz w:val="34"/>
-          <w:szCs w:val="34"/>
-        </w:rPr>
-      </w:pPr>
-    </w:p>
-    <w:p>
-      <w:pPr>
-        <w:pStyle w:val="ListParagraph"/>
-        <w:ind w:left="1440"/>
-        <w:jc w:val="both"/>
-        <w:rPr>
-          <w:rFonts w:ascii="Times New Roman" w:hAnsi="Times New Roman" w:cs="Times New Roman"/>
-          <w:sz w:val="34"/>
-          <w:szCs w:val="34"/>
-        </w:rPr>
-      </w:pPr>
-      <w:proofErr w:type="gramStart"/>
-      <w:r>
-        <w:rPr>
-          <w:rFonts w:ascii="Times New Roman" w:hAnsi="Times New Roman" w:cs="Times New Roman"/>
-          <w:sz w:val="34"/>
-          <w:szCs w:val="34"/>
-        </w:rPr>
-        <w:t>DB::</w:t>
-      </w:r>
-      <w:proofErr w:type="gramEnd"/>
-      <w:r>
-        <w:rPr>
-          <w:rFonts w:ascii="Times New Roman" w:hAnsi="Times New Roman" w:cs="Times New Roman"/>
-          <w:sz w:val="34"/>
-          <w:szCs w:val="34"/>
-        </w:rPr>
-        <w:t>commit();</w:t>
-      </w:r>
-    </w:p>
-    <w:p>
-      <w:pPr>
-        <w:pStyle w:val="ListParagraph"/>
-        <w:ind w:left="1440"/>
-        <w:jc w:val="both"/>
-        <w:rPr>
-          <w:rFonts w:ascii="Times New Roman" w:hAnsi="Times New Roman" w:cs="Times New Roman"/>
-          <w:sz w:val="34"/>
-          <w:szCs w:val="34"/>
-        </w:rPr>
-      </w:pPr>
-    </w:p>
-    <w:p>
-      <w:pPr>
-        <w:pStyle w:val="ListParagraph"/>
-        <w:ind w:left="1440"/>
-        <w:jc w:val="both"/>
-        <w:rPr>
-          <w:rFonts w:ascii="Times New Roman" w:hAnsi="Times New Roman" w:cs="Times New Roman"/>
-          <w:sz w:val="34"/>
-          <w:szCs w:val="34"/>
-        </w:rPr>
-      </w:pPr>
-      <w:proofErr w:type="gramStart"/>
-      <w:r>
-        <w:rPr>
-          <w:rFonts w:ascii="Times New Roman" w:hAnsi="Times New Roman" w:cs="Times New Roman"/>
-          <w:sz w:val="34"/>
-          <w:szCs w:val="34"/>
-        </w:rPr>
-        <w:t>}catch</w:t>
-      </w:r>
-      <w:proofErr w:type="gramEnd"/>
-      <w:r>
-        <w:rPr>
-          <w:rFonts w:ascii="Times New Roman" w:hAnsi="Times New Roman" w:cs="Times New Roman"/>
-          <w:sz w:val="34"/>
-          <w:szCs w:val="34"/>
-        </w:rPr>
-        <w:t>(err)</w:t>
-      </w:r>
-    </w:p>
-    <w:p>
-      <w:pPr>
-        <w:pStyle w:val="ListParagraph"/>
-        <w:ind w:left="1440"/>
-        <w:jc w:val="both"/>
-        <w:rPr>
-          <w:rFonts w:ascii="Times New Roman" w:hAnsi="Times New Roman" w:cs="Times New Roman"/>
-          <w:sz w:val="34"/>
-          <w:szCs w:val="34"/>
-        </w:rPr>
-      </w:pPr>
-      <w:r>
-        <w:rPr>
-          <w:rFonts w:ascii="Times New Roman" w:hAnsi="Times New Roman" w:cs="Times New Roman"/>
-          <w:sz w:val="34"/>
-          <w:szCs w:val="34"/>
-        </w:rPr>
-        <w:t>{</w:t>
-      </w:r>
-    </w:p>
-    <w:p>
-      <w:pPr>
-        <w:pStyle w:val="ListParagraph"/>
-        <w:ind w:left="1440"/>
-        <w:jc w:val="both"/>
-        <w:rPr>
-          <w:rFonts w:ascii="Times New Roman" w:hAnsi="Times New Roman" w:cs="Times New Roman"/>
-          <w:sz w:val="34"/>
-          <w:szCs w:val="34"/>
-        </w:rPr>
-      </w:pPr>
-    </w:p>
-    <w:p>
-      <w:pPr>
-        <w:pStyle w:val="ListParagraph"/>
-        <w:ind w:left="1440"/>
-        <w:jc w:val="both"/>
-        <w:rPr>
-          <w:rFonts w:ascii="Times New Roman" w:hAnsi="Times New Roman" w:cs="Times New Roman"/>
-          <w:sz w:val="34"/>
-          <w:szCs w:val="34"/>
-        </w:rPr>
-      </w:pPr>
-      <w:proofErr w:type="gramStart"/>
-      <w:r>
-        <w:rPr>
-          <w:rFonts w:ascii="Times New Roman" w:hAnsi="Times New Roman" w:cs="Times New Roman"/>
-          <w:sz w:val="34"/>
-          <w:szCs w:val="34"/>
-        </w:rPr>
-        <w:t>DB::</w:t>
-      </w:r>
-      <w:proofErr w:type="gramEnd"/>
-      <w:r>
-        <w:rPr>
-          <w:rFonts w:ascii="Times New Roman" w:hAnsi="Times New Roman" w:cs="Times New Roman"/>
-          <w:sz w:val="34"/>
-          <w:szCs w:val="34"/>
-        </w:rPr>
-        <w:t>rollBack();</w:t>
-      </w:r>
-    </w:p>
-    <w:p>
-      <w:pPr>
-        <w:pStyle w:val="ListParagraph"/>
-        <w:ind w:left="1440"/>
-        <w:jc w:val="both"/>
-        <w:rPr>
-          <w:rFonts w:ascii="Times New Roman" w:hAnsi="Times New Roman" w:cs="Times New Roman"/>
-          <w:sz w:val="34"/>
-          <w:szCs w:val="34"/>
-        </w:rPr>
-      </w:pPr>
-    </w:p>
-    <w:p>
-      <w:pPr>
-        <w:pStyle w:val="ListParagraph"/>
-        <w:ind w:left="1440"/>
-        <w:jc w:val="both"/>
-        <w:rPr>
-          <w:rFonts w:ascii="Times New Roman" w:hAnsi="Times New Roman" w:cs="Times New Roman"/>
-          <w:sz w:val="34"/>
-          <w:szCs w:val="34"/>
-        </w:rPr>
-      </w:pPr>
-      <w:r>
-        <w:rPr>
-          <w:rFonts w:ascii="Times New Roman" w:hAnsi="Times New Roman" w:cs="Times New Roman"/>
-          <w:sz w:val="34"/>
-          <w:szCs w:val="34"/>
-        </w:rPr>
-        <w:t>}</w:t>
-      </w:r>
-    </w:p>
-    <w:p>
-      <w:pPr>
-        <w:pStyle w:val="ListParagraph"/>
-        <w:numPr>
-          <w:ilvl w:val="1"/>
-          <w:numId w:val="1"/>
-        </w:numPr>
-        <w:jc w:val="both"/>
-        <w:rPr>
-          <w:rFonts w:ascii="Times New Roman" w:hAnsi="Times New Roman" w:cs="Times New Roman"/>
-          <w:sz w:val="34"/>
-          <w:szCs w:val="34"/>
-        </w:rPr>
-      </w:pPr>
-      <w:r>
-        <w:rPr>
-          <w:rFonts w:ascii="Times New Roman" w:hAnsi="Times New Roman" w:cs="Times New Roman"/>
-          <w:sz w:val="34"/>
-          <w:szCs w:val="34"/>
-        </w:rPr>
-        <w:t>Tối ưu hóa code.</w:t>
-      </w:r>
-    </w:p>
-    <w:p>
-      <w:pPr>
-        <w:pStyle w:val="ListParagraph"/>
-        <w:numPr>
-          <w:ilvl w:val="2"/>
-          <w:numId w:val="1"/>
-        </w:numPr>
-        <w:jc w:val="both"/>
-        <w:rPr>
-          <w:rFonts w:ascii="Times New Roman" w:hAnsi="Times New Roman" w:cs="Times New Roman"/>
-          <w:sz w:val="34"/>
-          <w:szCs w:val="34"/>
-        </w:rPr>
-      </w:pPr>
-      <w:r>
-        <w:rPr>
-          <w:rFonts w:ascii="Times New Roman" w:hAnsi="Times New Roman" w:cs="Times New Roman"/>
-          <w:sz w:val="34"/>
-          <w:szCs w:val="34"/>
-        </w:rPr>
-        <w:t xml:space="preserve">Thêm ràng buộc vào models user: </w:t>
-      </w:r>
-      <w:r>
-        <w:rPr>
-          <w:rFonts w:ascii="Times New Roman" w:hAnsi="Times New Roman" w:cs="Times New Roman"/>
-          <w:sz w:val="34"/>
-          <w:szCs w:val="34"/>
-        </w:rPr>
-        <w:t>“</w:t>
-      </w:r>
-      <w:r>
-        <w:rPr>
-          <w:rFonts w:ascii="Times New Roman" w:hAnsi="Times New Roman" w:cs="Times New Roman"/>
-          <w:sz w:val="34"/>
-          <w:szCs w:val="34"/>
-        </w:rPr>
-        <w:t>return $this-&gt;belongsToMany('App\Role')</w:t>
-      </w:r>
-      <w:r>
-        <w:rPr>
-          <w:rFonts w:ascii="Times New Roman" w:hAnsi="Times New Roman" w:cs="Times New Roman"/>
-          <w:sz w:val="34"/>
-          <w:szCs w:val="34"/>
-        </w:rPr>
-        <w:t>”</w:t>
-      </w:r>
-      <w:r>
-        <w:rPr>
-          <w:rFonts w:ascii="Times New Roman" w:hAnsi="Times New Roman" w:cs="Times New Roman"/>
-          <w:sz w:val="34"/>
-          <w:szCs w:val="34"/>
-        </w:rPr>
-        <w:t>;</w:t>
-      </w:r>
-    </w:p>
-    <w:p>
-      <w:pPr>
-        <w:pStyle w:val="ListParagraph"/>
-        <w:numPr>
-          <w:ilvl w:val="1"/>
-          <w:numId w:val="1"/>
-        </w:numPr>
-        <w:jc w:val="both"/>
-        <w:rPr>
-          <w:rFonts w:ascii="Times New Roman" w:hAnsi="Times New Roman" w:cs="Times New Roman"/>
-          <w:sz w:val="34"/>
-          <w:szCs w:val="34"/>
-        </w:rPr>
-      </w:pPr>
-      <w:r>
-        <w:rPr>
-          <w:rFonts w:ascii="Times New Roman" w:hAnsi="Times New Roman" w:cs="Times New Roman"/>
-          <w:sz w:val="34"/>
-          <w:szCs w:val="34"/>
-        </w:rPr>
-        <w:t xml:space="preserve">Sử dụng hàm pluck để lấy thuộc tính của mảng </w:t>
-      </w:r>
-    </w:p>
-    <w:p>
-      <w:pPr>
-        <w:pStyle w:val="ListParagraph"/>
-        <w:ind w:left="1440"/>
-        <w:jc w:val="both"/>
-        <w:rPr>
-          <w:rFonts w:ascii="Times New Roman" w:hAnsi="Times New Roman" w:cs="Times New Roman"/>
-          <w:sz w:val="34"/>
-          <w:szCs w:val="34"/>
-        </w:rPr>
-      </w:pPr>
-      <w:hyperlink r:id="rId8" w:anchor="method-pluck" w:history="1">
-        <w:r>
-          <w:rPr>
-            <w:rStyle w:val="Hyperlink"/>
-            <w:rFonts w:ascii="Times New Roman" w:hAnsi="Times New Roman" w:cs="Times New Roman"/>
-            <w:sz w:val="34"/>
-            <w:szCs w:val="34"/>
-          </w:rPr>
-          <w:t>https://laravel.com/docs/7.x/collections#method-pluck</w:t>
-        </w:r>
-      </w:hyperlink>
-    </w:p>
-    <w:p>
-      <w:pPr>
-        <w:pStyle w:val="ListParagraph"/>
-        <w:ind w:left="1440"/>
-        <w:jc w:val="both"/>
-        <w:rPr>
-          <w:rFonts w:ascii="Times New Roman" w:hAnsi="Times New Roman" w:cs="Times New Roman"/>
-          <w:sz w:val="34"/>
-          <w:szCs w:val="34"/>
-        </w:rPr>
-      </w:pPr>
-      <w:r>
-        <w:rPr>
-          <w:rFonts w:ascii="Times New Roman" w:hAnsi="Times New Roman" w:cs="Times New Roman"/>
-          <w:sz w:val="34"/>
-          <w:szCs w:val="34"/>
-        </w:rPr>
-        <w:t xml:space="preserve">ví dụ: </w:t>
-      </w:r>
-    </w:p>
-    <w:p>
-      <w:pPr>
-        <w:pStyle w:val="ListParagraph"/>
-        <w:ind w:left="1440"/>
-        <w:jc w:val="both"/>
-        <w:rPr>
-          <w:rFonts w:ascii="Times New Roman" w:hAnsi="Times New Roman" w:cs="Times New Roman"/>
-          <w:sz w:val="34"/>
-          <w:szCs w:val="34"/>
-        </w:rPr>
-      </w:pPr>
-      <w:r>
-        <w:rPr>
-          <w:rFonts w:ascii="Times New Roman" w:hAnsi="Times New Roman" w:cs="Times New Roman"/>
-          <w:sz w:val="34"/>
-          <w:szCs w:val="34"/>
-        </w:rPr>
-        <w:t xml:space="preserve">$user = </w:t>
-      </w:r>
-      <w:proofErr w:type="gramStart"/>
-      <w:r>
-        <w:rPr>
-          <w:rFonts w:ascii="Times New Roman" w:hAnsi="Times New Roman" w:cs="Times New Roman"/>
-          <w:sz w:val="34"/>
-          <w:szCs w:val="34"/>
-        </w:rPr>
-        <w:t>DB::</w:t>
-      </w:r>
-      <w:proofErr w:type="gramEnd"/>
-      <w:r>
-        <w:rPr>
-          <w:rFonts w:ascii="Times New Roman" w:hAnsi="Times New Roman" w:cs="Times New Roman"/>
-          <w:sz w:val="34"/>
-          <w:szCs w:val="34"/>
-        </w:rPr>
-        <w:t>table(‘role_user’)-&gt;</w:t>
-      </w:r>
-      <w:r>
-        <w:rPr>
-          <w:rFonts w:ascii="Times New Roman" w:hAnsi="Times New Roman" w:cs="Times New Roman"/>
-          <w:sz w:val="34"/>
-          <w:szCs w:val="34"/>
-        </w:rPr>
-        <w:t>where(‘user_id’,$id)-&gt;pluck(‘role_id’);</w:t>
-      </w:r>
-    </w:p>
-    <w:p>
-      <w:pPr>
-        <w:pStyle w:val="ListParagraph"/>
-        <w:numPr>
-          <w:ilvl w:val="1"/>
-          <w:numId w:val="1"/>
-        </w:numPr>
-        <w:jc w:val="both"/>
-        <w:rPr>
-          <w:rFonts w:ascii="Times New Roman" w:hAnsi="Times New Roman" w:cs="Times New Roman"/>
-          <w:sz w:val="34"/>
-          <w:szCs w:val="34"/>
-        </w:rPr>
-      </w:pPr>
-      <w:r>
-        <w:rPr>
-          <w:rFonts w:ascii="Times New Roman" w:hAnsi="Times New Roman" w:cs="Times New Roman"/>
-          <w:sz w:val="34"/>
-          <w:szCs w:val="34"/>
-        </w:rPr>
-        <w:lastRenderedPageBreak/>
-        <w:t xml:space="preserve">Sử dụng hàm </w:t>
-      </w:r>
-      <w:r>
-        <w:rPr>
-          <w:rFonts w:ascii="Times New Roman" w:hAnsi="Times New Roman" w:cs="Times New Roman"/>
-          <w:sz w:val="34"/>
-          <w:szCs w:val="34"/>
-        </w:rPr>
-        <w:t>contains</w:t>
-      </w:r>
-      <w:r>
-        <w:rPr>
-          <w:rFonts w:ascii="Times New Roman" w:hAnsi="Times New Roman" w:cs="Times New Roman"/>
-          <w:sz w:val="34"/>
-          <w:szCs w:val="34"/>
-        </w:rPr>
-        <w:t xml:space="preserve"> để check dữ liệu khi select dữ liệu ở giao diện sửa của người dùng. Có thể dùng select_2 để thay thế.</w:t>
-      </w:r>
-    </w:p>
-    <w:p>
-      <w:pPr>
-        <w:pStyle w:val="ListParagraph"/>
-        <w:ind w:left="1440"/>
-        <w:jc w:val="both"/>
-        <w:rPr>
-          <w:rFonts w:ascii="Times New Roman" w:hAnsi="Times New Roman" w:cs="Times New Roman"/>
-          <w:sz w:val="34"/>
-          <w:szCs w:val="34"/>
-        </w:rPr>
-      </w:pPr>
-      <w:hyperlink r:id="rId9" w:anchor="method-contains" w:history="1">
-        <w:r>
-          <w:rPr>
-            <w:rStyle w:val="Hyperlink"/>
-            <w:rFonts w:ascii="Times New Roman" w:hAnsi="Times New Roman" w:cs="Times New Roman"/>
-            <w:sz w:val="34"/>
-            <w:szCs w:val="34"/>
-          </w:rPr>
-          <w:t>https://laravel.com/docs/7.x/collections#method-contains</w:t>
-        </w:r>
-      </w:hyperlink>
-    </w:p>
-    <w:p>
-      <w:pPr>
-        <w:pStyle w:val="ListParagraph"/>
-        <w:numPr>
-          <w:ilvl w:val="0"/>
-          <w:numId w:val="1"/>
-        </w:numPr>
-        <w:jc w:val="both"/>
-        <w:rPr>
-          <w:rFonts w:ascii="Times New Roman" w:hAnsi="Times New Roman" w:cs="Times New Roman"/>
-          <w:sz w:val="34"/>
-          <w:szCs w:val="34"/>
-        </w:rPr>
-      </w:pPr>
-      <w:r>
-        <w:rPr>
-          <w:rFonts w:ascii="Times New Roman" w:hAnsi="Times New Roman" w:cs="Times New Roman"/>
-          <w:sz w:val="34"/>
-          <w:szCs w:val="34"/>
-        </w:rPr>
-        <w:t>Xử lý tác vụ</w:t>
-      </w:r>
-      <w:r>
-        <w:rPr>
-          <w:rFonts w:ascii="Times New Roman" w:hAnsi="Times New Roman" w:cs="Times New Roman"/>
-          <w:sz w:val="34"/>
-          <w:szCs w:val="34"/>
-        </w:rPr>
-        <w:t xml:space="preserve"> permission </w:t>
-      </w:r>
-    </w:p>
-    <w:p>
-      <w:pPr>
-        <w:pStyle w:val="ListParagraph"/>
-        <w:jc w:val="both"/>
-        <w:rPr>
-          <w:rFonts w:ascii="Times New Roman" w:hAnsi="Times New Roman" w:cs="Times New Roman"/>
-          <w:sz w:val="34"/>
-          <w:szCs w:val="34"/>
-        </w:rPr>
-      </w:pPr>
-      <w:r>
-        <w:rPr>
-          <w:rFonts w:ascii="Times New Roman" w:hAnsi="Times New Roman" w:cs="Times New Roman"/>
-          <w:sz w:val="34"/>
-          <w:szCs w:val="34"/>
-        </w:rPr>
-        <w:t xml:space="preserve">Làm lại như </w:t>
-      </w:r>
-      <w:r>
-        <w:rPr>
-          <w:rFonts w:ascii="Times New Roman" w:hAnsi="Times New Roman" w:cs="Times New Roman"/>
-          <w:sz w:val="34"/>
-          <w:szCs w:val="34"/>
-        </w:rPr>
-        <w:t>như tác vụ user.</w:t>
-      </w:r>
-    </w:p>
-    <w:p>
-      <w:pPr>
-        <w:pStyle w:val="ListParagraph"/>
-        <w:numPr>
-          <w:ilvl w:val="0"/>
-          <w:numId w:val="1"/>
-        </w:numPr>
-        <w:jc w:val="both"/>
-        <w:rPr>
-          <w:rFonts w:ascii="Times New Roman" w:hAnsi="Times New Roman" w:cs="Times New Roman"/>
-          <w:sz w:val="34"/>
-          <w:szCs w:val="34"/>
-        </w:rPr>
-      </w:pPr>
-      <w:r>
-        <w:rPr>
-          <w:rFonts w:ascii="Times New Roman" w:hAnsi="Times New Roman" w:cs="Times New Roman"/>
-          <w:sz w:val="34"/>
-          <w:szCs w:val="34"/>
-        </w:rPr>
-        <w:t>Xử lý middleware</w:t>
-      </w:r>
-    </w:p>
-    <w:p>
-      <w:pPr>
-        <w:pStyle w:val="ListParagraph"/>
-        <w:numPr>
-          <w:ilvl w:val="1"/>
-          <w:numId w:val="1"/>
-        </w:numPr>
-        <w:jc w:val="both"/>
-        <w:rPr>
-          <w:rFonts w:ascii="Times New Roman" w:hAnsi="Times New Roman" w:cs="Times New Roman"/>
-          <w:sz w:val="34"/>
-          <w:szCs w:val="34"/>
-        </w:rPr>
-      </w:pPr>
-      <w:r>
-        <w:rPr>
-          <w:rFonts w:ascii="Times New Roman" w:hAnsi="Times New Roman" w:cs="Times New Roman"/>
-          <w:sz w:val="34"/>
-          <w:szCs w:val="34"/>
-        </w:rPr>
-        <w:t>Lấy tất cả các role của user login vào hệ thống || Lấy tất cả các quyền khi user login vào hệ thống.</w:t>
-      </w:r>
-    </w:p>
-    <w:p>
-      <w:pPr>
-        <w:pStyle w:val="ListParagraph"/>
-        <w:numPr>
-          <w:ilvl w:val="1"/>
-          <w:numId w:val="1"/>
-        </w:numPr>
-        <w:jc w:val="both"/>
-        <w:rPr>
-          <w:rFonts w:ascii="Times New Roman" w:hAnsi="Times New Roman" w:cs="Times New Roman"/>
-          <w:sz w:val="34"/>
-          <w:szCs w:val="34"/>
-        </w:rPr>
-      </w:pPr>
-      <w:r>
-        <w:rPr>
-          <w:rFonts w:ascii="Times New Roman" w:hAnsi="Times New Roman" w:cs="Times New Roman"/>
-          <w:sz w:val="34"/>
-          <w:szCs w:val="34"/>
-        </w:rPr>
-        <w:t xml:space="preserve">Ghép các bảng dữ </w:t>
-      </w:r>
-      <w:proofErr w:type="gramStart"/>
-      <w:r>
-        <w:rPr>
-          <w:rFonts w:ascii="Times New Roman" w:hAnsi="Times New Roman" w:cs="Times New Roman"/>
-          <w:sz w:val="34"/>
-          <w:szCs w:val="34"/>
-        </w:rPr>
-        <w:t>liệu(</w:t>
-      </w:r>
-      <w:proofErr w:type="gramEnd"/>
-      <w:r>
-        <w:rPr>
-          <w:rFonts w:ascii="Times New Roman" w:hAnsi="Times New Roman" w:cs="Times New Roman"/>
-          <w:sz w:val="34"/>
-          <w:szCs w:val="34"/>
-        </w:rPr>
-        <w:t>user,role_user, roles), chọn ra tất cả các thuộc tính select(‘roles.*’)</w:t>
-      </w:r>
-      <w:r>
-        <w:rPr>
-          <w:rFonts w:ascii="Times New Roman" w:hAnsi="Times New Roman" w:cs="Times New Roman"/>
-          <w:sz w:val="34"/>
-          <w:szCs w:val="34"/>
-        </w:rPr>
-        <w:t>, với điều kiện user.id == auth()-&gt;id().</w:t>
-      </w:r>
-    </w:p>
-    <w:p>
-      <w:pPr>
-        <w:pStyle w:val="ListParagraph"/>
-        <w:ind w:left="1440"/>
-        <w:jc w:val="both"/>
-        <w:rPr>
-          <w:rFonts w:ascii="Times New Roman" w:hAnsi="Times New Roman" w:cs="Times New Roman"/>
-          <w:sz w:val="34"/>
-          <w:szCs w:val="34"/>
-        </w:rPr>
-      </w:pPr>
-      <w:hyperlink r:id="rId10" w:anchor="joins" w:history="1">
-        <w:r>
-          <w:rPr>
-            <w:rStyle w:val="Hyperlink"/>
-            <w:rFonts w:ascii="Times New Roman" w:hAnsi="Times New Roman" w:cs="Times New Roman"/>
-            <w:sz w:val="34"/>
-            <w:szCs w:val="34"/>
-          </w:rPr>
-          <w:t>https://laravel.com/docs/7.x/queries#joins</w:t>
-        </w:r>
-      </w:hyperlink>
-    </w:p>
-    <w:p>
-      <w:pPr>
-        <w:pStyle w:val="ListParagraph"/>
-        <w:numPr>
-          <w:ilvl w:val="1"/>
-          <w:numId w:val="1"/>
-        </w:numPr>
-        <w:jc w:val="both"/>
-        <w:rPr>
-          <w:rFonts w:ascii="Times New Roman" w:hAnsi="Times New Roman" w:cs="Times New Roman"/>
-          <w:sz w:val="34"/>
-          <w:szCs w:val="34"/>
-        </w:rPr>
-      </w:pPr>
-      <w:r>
-        <w:rPr>
-          <w:rFonts w:ascii="Times New Roman" w:hAnsi="Times New Roman" w:cs="Times New Roman"/>
-          <w:sz w:val="34"/>
-          <w:szCs w:val="34"/>
-        </w:rPr>
-        <w:t xml:space="preserve">Sau đó pluck(id) mảng dữ liệu đó, sử dụng hàm </w:t>
-      </w:r>
-      <w:proofErr w:type="gramStart"/>
-      <w:r>
-        <w:rPr>
-          <w:rFonts w:ascii="Times New Roman" w:hAnsi="Times New Roman" w:cs="Times New Roman"/>
-          <w:sz w:val="34"/>
-          <w:szCs w:val="34"/>
-        </w:rPr>
-        <w:t>toArray(</w:t>
-      </w:r>
-      <w:proofErr w:type="gramEnd"/>
-      <w:r>
-        <w:rPr>
-          <w:rFonts w:ascii="Times New Roman" w:hAnsi="Times New Roman" w:cs="Times New Roman"/>
-          <w:sz w:val="34"/>
-          <w:szCs w:val="34"/>
-        </w:rPr>
-        <w:t>);</w:t>
-      </w:r>
-    </w:p>
-    <w:p>
-      <w:pPr>
-        <w:pStyle w:val="ListParagraph"/>
-        <w:ind w:left="1440"/>
-        <w:jc w:val="both"/>
-        <w:rPr>
-          <w:rFonts w:ascii="Times New Roman" w:hAnsi="Times New Roman" w:cs="Times New Roman"/>
-          <w:sz w:val="34"/>
-          <w:szCs w:val="34"/>
-        </w:rPr>
-      </w:pPr>
-      <w:r>
-        <w:rPr>
-          <w:rFonts w:ascii="Times New Roman" w:hAnsi="Times New Roman" w:cs="Times New Roman"/>
-          <w:sz w:val="34"/>
-          <w:szCs w:val="34"/>
-        </w:rPr>
-        <w:t>“$list=</w:t>
-      </w:r>
-      <w:proofErr w:type="gramStart"/>
-      <w:r>
-        <w:rPr>
-          <w:rFonts w:ascii="Times New Roman" w:hAnsi="Times New Roman" w:cs="Times New Roman"/>
-          <w:sz w:val="34"/>
-          <w:szCs w:val="34"/>
-        </w:rPr>
-        <w:t>DB::</w:t>
-      </w:r>
-      <w:proofErr w:type="gramEnd"/>
-      <w:r>
-        <w:rPr>
-          <w:rFonts w:ascii="Times New Roman" w:hAnsi="Times New Roman" w:cs="Times New Roman"/>
-          <w:sz w:val="34"/>
-          <w:szCs w:val="34"/>
-        </w:rPr>
-        <w:t>table(‘users’)</w:t>
-      </w:r>
-    </w:p>
-    <w:p>
-      <w:pPr>
-        <w:pStyle w:val="ListParagraph"/>
-        <w:ind w:left="1440"/>
-        <w:jc w:val="both"/>
-        <w:rPr>
-          <w:rFonts w:ascii="Times New Roman" w:hAnsi="Times New Roman" w:cs="Times New Roman"/>
-          <w:sz w:val="34"/>
-          <w:szCs w:val="34"/>
-        </w:rPr>
-      </w:pPr>
-      <w:r>
-        <w:rPr>
-          <w:rFonts w:ascii="Times New Roman" w:hAnsi="Times New Roman" w:cs="Times New Roman"/>
-          <w:sz w:val="34"/>
-          <w:szCs w:val="34"/>
-        </w:rPr>
-        <w:t>-&gt;join(‘rol_user’,’users.id’,’=’,’role_user.user_id’)</w:t>
-      </w:r>
-    </w:p>
-    <w:p>
-      <w:pPr>
-        <w:pStyle w:val="ListParagraph"/>
-        <w:ind w:left="1440"/>
-        <w:jc w:val="both"/>
-        <w:rPr>
-          <w:rFonts w:ascii="Times New Roman" w:hAnsi="Times New Roman" w:cs="Times New Roman"/>
-          <w:sz w:val="34"/>
-          <w:szCs w:val="34"/>
-        </w:rPr>
-      </w:pPr>
-      <w:r>
-        <w:rPr>
-          <w:rFonts w:ascii="Times New Roman" w:hAnsi="Times New Roman" w:cs="Times New Roman"/>
-          <w:sz w:val="34"/>
-          <w:szCs w:val="34"/>
-        </w:rPr>
-        <w:t>-&gt;join(‘roles’,’role_</w:t>
-      </w:r>
-      <w:proofErr w:type="gramStart"/>
-      <w:r>
-        <w:rPr>
-          <w:rFonts w:ascii="Times New Roman" w:hAnsi="Times New Roman" w:cs="Times New Roman"/>
-          <w:sz w:val="34"/>
-          <w:szCs w:val="34"/>
-        </w:rPr>
-        <w:t>user.role</w:t>
-      </w:r>
-      <w:proofErr w:type="gramEnd"/>
-      <w:r>
-        <w:rPr>
-          <w:rFonts w:ascii="Times New Roman" w:hAnsi="Times New Roman" w:cs="Times New Roman"/>
-          <w:sz w:val="34"/>
-          <w:szCs w:val="34"/>
-        </w:rPr>
-        <w:t>_id’,’=’,’roles.id’)</w:t>
-      </w:r>
-    </w:p>
-    <w:p>
-      <w:pPr>
-        <w:pStyle w:val="ListParagraph"/>
-        <w:ind w:left="1440"/>
-        <w:jc w:val="both"/>
-        <w:rPr>
-          <w:rFonts w:ascii="Times New Roman" w:hAnsi="Times New Roman" w:cs="Times New Roman"/>
-          <w:sz w:val="34"/>
-          <w:szCs w:val="34"/>
-        </w:rPr>
-      </w:pPr>
-      <w:r>
-        <w:rPr>
-          <w:rFonts w:ascii="Times New Roman" w:hAnsi="Times New Roman" w:cs="Times New Roman"/>
-          <w:sz w:val="34"/>
-          <w:szCs w:val="34"/>
-        </w:rPr>
-        <w:t>-&gt;where(‘users.id</w:t>
-      </w:r>
-      <w:proofErr w:type="gramStart"/>
-      <w:r>
-        <w:rPr>
-          <w:rFonts w:ascii="Times New Roman" w:hAnsi="Times New Roman" w:cs="Times New Roman"/>
-          <w:sz w:val="34"/>
-          <w:szCs w:val="34"/>
-        </w:rPr>
-        <w:t>’,auth</w:t>
-      </w:r>
-      <w:proofErr w:type="gramEnd"/>
-      <w:r>
-        <w:rPr>
-          <w:rFonts w:ascii="Times New Roman" w:hAnsi="Times New Roman" w:cs="Times New Roman"/>
-          <w:sz w:val="34"/>
-          <w:szCs w:val="34"/>
-        </w:rPr>
-        <w:t>()-&gt;id())</w:t>
-      </w:r>
-    </w:p>
-    <w:p>
-      <w:pPr>
-        <w:pStyle w:val="ListParagraph"/>
-        <w:ind w:left="1440"/>
-        <w:jc w:val="both"/>
-        <w:rPr>
-          <w:rFonts w:ascii="Times New Roman" w:hAnsi="Times New Roman" w:cs="Times New Roman"/>
-          <w:sz w:val="34"/>
-          <w:szCs w:val="34"/>
-        </w:rPr>
-      </w:pPr>
-      <w:r>
-        <w:rPr>
-          <w:rFonts w:ascii="Times New Roman" w:hAnsi="Times New Roman" w:cs="Times New Roman"/>
-          <w:sz w:val="34"/>
-          <w:szCs w:val="34"/>
-        </w:rPr>
-        <w:t>-&gt;select(‘</w:t>
-      </w:r>
-      <w:proofErr w:type="gramStart"/>
-      <w:r>
-        <w:rPr>
-          <w:rFonts w:ascii="Times New Roman" w:hAnsi="Times New Roman" w:cs="Times New Roman"/>
-          <w:sz w:val="34"/>
-          <w:szCs w:val="34"/>
-        </w:rPr>
-        <w:t>roles.*</w:t>
-      </w:r>
-      <w:proofErr w:type="gramEnd"/>
-      <w:r>
-        <w:rPr>
-          <w:rFonts w:ascii="Times New Roman" w:hAnsi="Times New Roman" w:cs="Times New Roman"/>
-          <w:sz w:val="34"/>
-          <w:szCs w:val="34"/>
-        </w:rPr>
-        <w:t>’)</w:t>
-      </w:r>
-    </w:p>
-    <w:p>
-      <w:pPr>
-        <w:pStyle w:val="ListParagraph"/>
-        <w:ind w:left="1440"/>
-        <w:jc w:val="both"/>
-        <w:rPr>
-          <w:rFonts w:ascii="Times New Roman" w:hAnsi="Times New Roman" w:cs="Times New Roman"/>
-          <w:sz w:val="34"/>
-          <w:szCs w:val="34"/>
-        </w:rPr>
-      </w:pPr>
-      <w:r>
-        <w:rPr>
-          <w:rFonts w:ascii="Times New Roman" w:hAnsi="Times New Roman" w:cs="Times New Roman"/>
-          <w:sz w:val="34"/>
-          <w:szCs w:val="34"/>
-        </w:rPr>
-        <w:t>-&gt;get()-&gt;pluck(‘id’)-&gt;</w:t>
-      </w:r>
-      <w:proofErr w:type="gramStart"/>
-      <w:r>
-        <w:rPr>
-          <w:rFonts w:ascii="Times New Roman" w:hAnsi="Times New Roman" w:cs="Times New Roman"/>
-          <w:sz w:val="34"/>
-          <w:szCs w:val="34"/>
-        </w:rPr>
-        <w:t>toArray(</w:t>
-      </w:r>
-      <w:proofErr w:type="gramEnd"/>
-      <w:r>
-        <w:rPr>
-          <w:rFonts w:ascii="Times New Roman" w:hAnsi="Times New Roman" w:cs="Times New Roman"/>
-          <w:sz w:val="34"/>
-          <w:szCs w:val="34"/>
-        </w:rPr>
-        <w:t>);</w:t>
-      </w:r>
-    </w:p>
-    <w:p>
-      <w:pPr>
-        <w:pStyle w:val="ListParagraph"/>
-        <w:ind w:left="1440"/>
-        <w:jc w:val="both"/>
-        <w:rPr>
-          <w:rFonts w:ascii="Times New Roman" w:hAnsi="Times New Roman" w:cs="Times New Roman"/>
-          <w:sz w:val="34"/>
-          <w:szCs w:val="34"/>
-        </w:rPr>
-      </w:pPr>
-      <w:r>
-        <w:rPr>
-          <w:rFonts w:ascii="Times New Roman" w:hAnsi="Times New Roman" w:cs="Times New Roman"/>
-          <w:sz w:val="34"/>
-          <w:szCs w:val="34"/>
-        </w:rPr>
-        <w:t xml:space="preserve">”  </w:t>
       </w:r>
     </w:p>
     <w:p>
@@ -2028,7 +80,7 @@
                     </pic:cNvPicPr>
                   </pic:nvPicPr>
                   <pic:blipFill>
-                    <a:blip r:embed="rId11">
+                    <a:blip r:embed="rId6">
                       <a:extLst>
                         <a:ext uri="{28A0092B-C50C-407E-A947-70E740481C1C}">
                           <a14:useLocalDpi xmlns:a14="http://schemas.microsoft.com/office/drawing/2010/main" val="0"/>
@@ -2109,7 +161,6 @@
           <w:sz w:val="34"/>
           <w:szCs w:val="34"/>
         </w:rPr>
-        <w:lastRenderedPageBreak/>
         <w:t>Tạo ra các bảng dữ liệu cần thiết, bao gồm bảng dữ liệu user và bảng dữ liệu roles.</w:t>
       </w:r>
     </w:p>
@@ -2737,6 +788,7 @@
           <w:sz w:val="21"/>
           <w:szCs w:val="21"/>
         </w:rPr>
+        <w:lastRenderedPageBreak/>
         <w:t xml:space="preserve">    </w:t>
       </w:r>
       <w:r>
@@ -3483,7 +1535,6 @@
           <w:sz w:val="21"/>
           <w:szCs w:val="21"/>
         </w:rPr>
-        <w:lastRenderedPageBreak/>
         <w:t xml:space="preserve">          </w:t>
       </w:r>
       <w:r>
@@ -3905,6 +1956,7 @@
         <w:spacing w:after="0" w:line="285" w:lineRule="atLeast"/>
         <w:rPr>
           <w:rFonts w:ascii="Consolas" w:eastAsia="Times New Roman" w:hAnsi="Consolas" w:cs="Times New Roman"/>
+          <w:i/>
           <w:color w:val="D4D4D4"/>
           <w:sz w:val="21"/>
           <w:szCs w:val="21"/>
@@ -4100,6 +2152,2685 @@
           <w:szCs w:val="21"/>
         </w:rPr>
         <w:t>);</w:t>
+      </w:r>
+    </w:p>
+    <w:p>
+      <w:pPr>
+        <w:ind w:firstLine="720"/>
+        <w:jc w:val="both"/>
+        <w:rPr>
+          <w:rFonts w:ascii="Times New Roman" w:hAnsi="Times New Roman" w:cs="Times New Roman"/>
+          <w:i/>
+          <w:sz w:val="34"/>
+          <w:szCs w:val="34"/>
+        </w:rPr>
+      </w:pPr>
+    </w:p>
+    <w:p>
+      <w:pPr>
+        <w:ind w:firstLine="720"/>
+        <w:jc w:val="both"/>
+        <w:rPr>
+          <w:rFonts w:ascii="Times New Roman" w:hAnsi="Times New Roman" w:cs="Times New Roman"/>
+          <w:i/>
+          <w:sz w:val="34"/>
+          <w:szCs w:val="34"/>
+        </w:rPr>
+      </w:pPr>
+      <w:r>
+        <w:rPr>
+          <w:rFonts w:ascii="Times New Roman" w:hAnsi="Times New Roman" w:cs="Times New Roman"/>
+          <w:i/>
+          <w:sz w:val="34"/>
+          <w:szCs w:val="34"/>
+        </w:rPr>
+        <w:t>Mô hình tham khảo</w:t>
+      </w:r>
+      <w:r>
+        <w:rPr>
+          <w:rFonts w:ascii="Times New Roman" w:hAnsi="Times New Roman" w:cs="Times New Roman"/>
+          <w:i/>
+          <w:sz w:val="34"/>
+          <w:szCs w:val="34"/>
+        </w:rPr>
+        <w:t>:</w:t>
+      </w:r>
+    </w:p>
+    <w:p>
+      <w:pPr>
+        <w:pStyle w:val="ListParagraph"/>
+        <w:numPr>
+          <w:ilvl w:val="0"/>
+          <w:numId w:val="5"/>
+        </w:numPr>
+        <w:spacing w:line="240" w:lineRule="auto"/>
+        <w:jc w:val="both"/>
+        <w:rPr>
+          <w:rFonts w:ascii="Times New Roman" w:hAnsi="Times New Roman" w:cs="Times New Roman"/>
+          <w:sz w:val="34"/>
+          <w:szCs w:val="34"/>
+        </w:rPr>
+      </w:pPr>
+      <w:r>
+        <w:rPr>
+          <w:rFonts w:ascii="Times New Roman" w:hAnsi="Times New Roman" w:cs="Times New Roman"/>
+          <w:sz w:val="34"/>
+          <w:szCs w:val="34"/>
+        </w:rPr>
+        <w:t>Đăng nhập</w:t>
+      </w:r>
+    </w:p>
+    <w:p>
+      <w:pPr>
+        <w:pStyle w:val="ListParagraph"/>
+        <w:numPr>
+          <w:ilvl w:val="1"/>
+          <w:numId w:val="5"/>
+        </w:numPr>
+        <w:spacing w:line="240" w:lineRule="auto"/>
+        <w:jc w:val="both"/>
+        <w:rPr>
+          <w:rFonts w:ascii="Times New Roman" w:hAnsi="Times New Roman" w:cs="Times New Roman"/>
+          <w:sz w:val="34"/>
+          <w:szCs w:val="34"/>
+        </w:rPr>
+      </w:pPr>
+      <w:r>
+        <w:rPr>
+          <w:rFonts w:ascii="Times New Roman" w:hAnsi="Times New Roman" w:cs="Times New Roman"/>
+          <w:sz w:val="34"/>
+          <w:szCs w:val="34"/>
+        </w:rPr>
+        <w:t xml:space="preserve">Được xử lý ở trong controller Auth </w:t>
+      </w:r>
+      <w:r>
+        <w:rPr>
+          <w:rFonts w:ascii="Times New Roman" w:hAnsi="Times New Roman" w:cs="Times New Roman"/>
+          <w:sz w:val="34"/>
+          <w:szCs w:val="34"/>
+        </w:rPr>
+        <w:t>với controller là LoginController, khi đăng nhập thành công dữ liệu sẽ được truyền vào biến session Auth của laravel, sau đó dùng toán tử điều kiện 3 ngôi để lấy dữ liệu của email hay số điện thoại gắn lại vào biến $request-.&gt;email.</w:t>
+      </w:r>
+    </w:p>
+    <w:p>
+      <w:pPr>
+        <w:pStyle w:val="ListParagraph"/>
+        <w:numPr>
+          <w:ilvl w:val="1"/>
+          <w:numId w:val="5"/>
+        </w:numPr>
+        <w:spacing w:line="240" w:lineRule="auto"/>
+        <w:jc w:val="both"/>
+        <w:rPr>
+          <w:rFonts w:ascii="Times New Roman" w:hAnsi="Times New Roman" w:cs="Times New Roman"/>
+          <w:sz w:val="34"/>
+          <w:szCs w:val="34"/>
+        </w:rPr>
+      </w:pPr>
+      <w:r>
+        <w:rPr>
+          <w:rFonts w:ascii="Times New Roman" w:hAnsi="Times New Roman" w:cs="Times New Roman"/>
+          <w:sz w:val="34"/>
+          <w:szCs w:val="34"/>
+        </w:rPr>
+        <w:t xml:space="preserve">Sau đó dữ liệu kiểm tra xem ở fieldType nào thì gắn giá trị cho field đó. </w:t>
+      </w:r>
+    </w:p>
+    <w:p>
+      <w:pPr>
+        <w:pStyle w:val="ListParagraph"/>
+        <w:numPr>
+          <w:ilvl w:val="2"/>
+          <w:numId w:val="5"/>
+        </w:numPr>
+        <w:shd w:val="clear" w:color="auto" w:fill="1E1E1E"/>
+        <w:spacing w:after="0" w:line="285" w:lineRule="atLeast"/>
+        <w:rPr>
+          <w:rFonts w:ascii="Consolas" w:eastAsia="Times New Roman" w:hAnsi="Consolas" w:cs="Times New Roman"/>
+          <w:color w:val="D4D4D4"/>
+          <w:sz w:val="21"/>
+          <w:szCs w:val="21"/>
+        </w:rPr>
+      </w:pPr>
+      <w:r>
+        <w:rPr>
+          <w:rFonts w:ascii="Consolas" w:eastAsia="Times New Roman" w:hAnsi="Consolas" w:cs="Times New Roman"/>
+          <w:color w:val="D4D4D4"/>
+          <w:sz w:val="21"/>
+          <w:szCs w:val="21"/>
+        </w:rPr>
+        <w:t> </w:t>
+      </w:r>
+      <w:r>
+        <w:rPr>
+          <w:rFonts w:ascii="Consolas" w:eastAsia="Times New Roman" w:hAnsi="Consolas" w:cs="Times New Roman"/>
+          <w:color w:val="9CDCFE"/>
+          <w:sz w:val="21"/>
+          <w:szCs w:val="21"/>
+        </w:rPr>
+        <w:t>$data</w:t>
+      </w:r>
+      <w:r>
+        <w:rPr>
+          <w:rFonts w:ascii="Consolas" w:eastAsia="Times New Roman" w:hAnsi="Consolas" w:cs="Times New Roman"/>
+          <w:color w:val="D4D4D4"/>
+          <w:sz w:val="21"/>
+          <w:szCs w:val="21"/>
+        </w:rPr>
+        <w:t xml:space="preserve"> = [</w:t>
+      </w:r>
+      <w:r>
+        <w:rPr>
+          <w:rFonts w:ascii="Consolas" w:eastAsia="Times New Roman" w:hAnsi="Consolas" w:cs="Times New Roman"/>
+          <w:color w:val="CE9178"/>
+          <w:sz w:val="21"/>
+          <w:szCs w:val="21"/>
+        </w:rPr>
+        <w:t>'email'</w:t>
+      </w:r>
+      <w:r>
+        <w:rPr>
+          <w:rFonts w:ascii="Consolas" w:eastAsia="Times New Roman" w:hAnsi="Consolas" w:cs="Times New Roman"/>
+          <w:color w:val="D4D4D4"/>
+          <w:sz w:val="21"/>
+          <w:szCs w:val="21"/>
+        </w:rPr>
+        <w:t>=&gt;</w:t>
+      </w:r>
+      <w:r>
+        <w:rPr>
+          <w:rFonts w:ascii="Consolas" w:eastAsia="Times New Roman" w:hAnsi="Consolas" w:cs="Times New Roman"/>
+          <w:color w:val="9CDCFE"/>
+          <w:sz w:val="21"/>
+          <w:szCs w:val="21"/>
+        </w:rPr>
+        <w:t>$Request</w:t>
+      </w:r>
+      <w:r>
+        <w:rPr>
+          <w:rFonts w:ascii="Consolas" w:eastAsia="Times New Roman" w:hAnsi="Consolas" w:cs="Times New Roman"/>
+          <w:color w:val="D4D4D4"/>
+          <w:sz w:val="21"/>
+          <w:szCs w:val="21"/>
+        </w:rPr>
+        <w:t>-&gt;</w:t>
+      </w:r>
+      <w:r>
+        <w:rPr>
+          <w:rFonts w:ascii="Consolas" w:eastAsia="Times New Roman" w:hAnsi="Consolas" w:cs="Times New Roman"/>
+          <w:color w:val="9CDCFE"/>
+          <w:sz w:val="21"/>
+          <w:szCs w:val="21"/>
+        </w:rPr>
+        <w:t>email</w:t>
+      </w:r>
+      <w:r>
+        <w:rPr>
+          <w:rFonts w:ascii="Consolas" w:eastAsia="Times New Roman" w:hAnsi="Consolas" w:cs="Times New Roman"/>
+          <w:color w:val="D4D4D4"/>
+          <w:sz w:val="21"/>
+          <w:szCs w:val="21"/>
+        </w:rPr>
+        <w:t>,</w:t>
+      </w:r>
+      <w:r>
+        <w:rPr>
+          <w:rFonts w:ascii="Consolas" w:eastAsia="Times New Roman" w:hAnsi="Consolas" w:cs="Times New Roman"/>
+          <w:color w:val="CE9178"/>
+          <w:sz w:val="21"/>
+          <w:szCs w:val="21"/>
+        </w:rPr>
+        <w:t>'password'</w:t>
+      </w:r>
+      <w:r>
+        <w:rPr>
+          <w:rFonts w:ascii="Consolas" w:eastAsia="Times New Roman" w:hAnsi="Consolas" w:cs="Times New Roman"/>
+          <w:color w:val="D4D4D4"/>
+          <w:sz w:val="21"/>
+          <w:szCs w:val="21"/>
+        </w:rPr>
+        <w:t>=&gt;</w:t>
+      </w:r>
+      <w:r>
+        <w:rPr>
+          <w:rFonts w:ascii="Consolas" w:eastAsia="Times New Roman" w:hAnsi="Consolas" w:cs="Times New Roman"/>
+          <w:color w:val="9CDCFE"/>
+          <w:sz w:val="21"/>
+          <w:szCs w:val="21"/>
+        </w:rPr>
+        <w:t>$Request</w:t>
+      </w:r>
+      <w:r>
+        <w:rPr>
+          <w:rFonts w:ascii="Consolas" w:eastAsia="Times New Roman" w:hAnsi="Consolas" w:cs="Times New Roman"/>
+          <w:color w:val="D4D4D4"/>
+          <w:sz w:val="21"/>
+          <w:szCs w:val="21"/>
+        </w:rPr>
+        <w:t>-&gt;</w:t>
+      </w:r>
+      <w:r>
+        <w:rPr>
+          <w:rFonts w:ascii="Consolas" w:eastAsia="Times New Roman" w:hAnsi="Consolas" w:cs="Times New Roman"/>
+          <w:color w:val="9CDCFE"/>
+          <w:sz w:val="21"/>
+          <w:szCs w:val="21"/>
+        </w:rPr>
+        <w:t>password</w:t>
+      </w:r>
+      <w:r>
+        <w:rPr>
+          <w:rFonts w:ascii="Consolas" w:eastAsia="Times New Roman" w:hAnsi="Consolas" w:cs="Times New Roman"/>
+          <w:color w:val="D4D4D4"/>
+          <w:sz w:val="21"/>
+          <w:szCs w:val="21"/>
+        </w:rPr>
+        <w:t>];</w:t>
+      </w:r>
+    </w:p>
+    <w:p>
+      <w:pPr>
+        <w:pStyle w:val="ListParagraph"/>
+        <w:numPr>
+          <w:ilvl w:val="2"/>
+          <w:numId w:val="5"/>
+        </w:numPr>
+        <w:shd w:val="clear" w:color="auto" w:fill="1E1E1E"/>
+        <w:spacing w:after="0" w:line="285" w:lineRule="atLeast"/>
+        <w:rPr>
+          <w:rFonts w:ascii="Consolas" w:eastAsia="Times New Roman" w:hAnsi="Consolas" w:cs="Times New Roman"/>
+          <w:color w:val="D4D4D4"/>
+          <w:sz w:val="21"/>
+          <w:szCs w:val="21"/>
+        </w:rPr>
+      </w:pPr>
+      <w:r>
+        <w:rPr>
+          <w:rFonts w:ascii="Consolas" w:eastAsia="Times New Roman" w:hAnsi="Consolas" w:cs="Times New Roman"/>
+          <w:color w:val="D4D4D4"/>
+          <w:sz w:val="21"/>
+          <w:szCs w:val="21"/>
+        </w:rPr>
+        <w:lastRenderedPageBreak/>
+        <w:t xml:space="preserve">        </w:t>
+      </w:r>
+      <w:r>
+        <w:rPr>
+          <w:rFonts w:ascii="Consolas" w:eastAsia="Times New Roman" w:hAnsi="Consolas" w:cs="Times New Roman"/>
+          <w:color w:val="C586C0"/>
+          <w:sz w:val="21"/>
+          <w:szCs w:val="21"/>
+        </w:rPr>
+        <w:t>if</w:t>
+      </w:r>
+      <w:r>
+        <w:rPr>
+          <w:rFonts w:ascii="Consolas" w:eastAsia="Times New Roman" w:hAnsi="Consolas" w:cs="Times New Roman"/>
+          <w:color w:val="D4D4D4"/>
+          <w:sz w:val="21"/>
+          <w:szCs w:val="21"/>
+        </w:rPr>
+        <w:t>(</w:t>
+      </w:r>
+      <w:r>
+        <w:rPr>
+          <w:rFonts w:ascii="Consolas" w:eastAsia="Times New Roman" w:hAnsi="Consolas" w:cs="Times New Roman"/>
+          <w:color w:val="9CDCFE"/>
+          <w:sz w:val="21"/>
+          <w:szCs w:val="21"/>
+        </w:rPr>
+        <w:t>$fieldType</w:t>
+      </w:r>
+      <w:r>
+        <w:rPr>
+          <w:rFonts w:ascii="Consolas" w:eastAsia="Times New Roman" w:hAnsi="Consolas" w:cs="Times New Roman"/>
+          <w:color w:val="D4D4D4"/>
+          <w:sz w:val="21"/>
+          <w:szCs w:val="21"/>
+        </w:rPr>
+        <w:t>==</w:t>
+      </w:r>
+      <w:r>
+        <w:rPr>
+          <w:rFonts w:ascii="Consolas" w:eastAsia="Times New Roman" w:hAnsi="Consolas" w:cs="Times New Roman"/>
+          <w:color w:val="CE9178"/>
+          <w:sz w:val="21"/>
+          <w:szCs w:val="21"/>
+        </w:rPr>
+        <w:t>'phone_number</w:t>
+      </w:r>
+      <w:proofErr w:type="gramStart"/>
+      <w:r>
+        <w:rPr>
+          <w:rFonts w:ascii="Consolas" w:eastAsia="Times New Roman" w:hAnsi="Consolas" w:cs="Times New Roman"/>
+          <w:color w:val="CE9178"/>
+          <w:sz w:val="21"/>
+          <w:szCs w:val="21"/>
+        </w:rPr>
+        <w:t>'</w:t>
+      </w:r>
+      <w:r>
+        <w:rPr>
+          <w:rFonts w:ascii="Consolas" w:eastAsia="Times New Roman" w:hAnsi="Consolas" w:cs="Times New Roman"/>
+          <w:color w:val="D4D4D4"/>
+          <w:sz w:val="21"/>
+          <w:szCs w:val="21"/>
+        </w:rPr>
+        <w:t>){</w:t>
+      </w:r>
+      <w:proofErr w:type="gramEnd"/>
+    </w:p>
+    <w:p>
+      <w:pPr>
+        <w:pStyle w:val="ListParagraph"/>
+        <w:numPr>
+          <w:ilvl w:val="2"/>
+          <w:numId w:val="5"/>
+        </w:numPr>
+        <w:shd w:val="clear" w:color="auto" w:fill="1E1E1E"/>
+        <w:spacing w:after="0" w:line="285" w:lineRule="atLeast"/>
+        <w:rPr>
+          <w:rFonts w:ascii="Consolas" w:eastAsia="Times New Roman" w:hAnsi="Consolas" w:cs="Times New Roman"/>
+          <w:color w:val="D4D4D4"/>
+          <w:sz w:val="21"/>
+          <w:szCs w:val="21"/>
+        </w:rPr>
+      </w:pPr>
+      <w:r>
+        <w:rPr>
+          <w:rFonts w:ascii="Consolas" w:eastAsia="Times New Roman" w:hAnsi="Consolas" w:cs="Times New Roman"/>
+          <w:color w:val="D4D4D4"/>
+          <w:sz w:val="21"/>
+          <w:szCs w:val="21"/>
+        </w:rPr>
+        <w:t xml:space="preserve">            </w:t>
+      </w:r>
+      <w:r>
+        <w:rPr>
+          <w:rFonts w:ascii="Consolas" w:eastAsia="Times New Roman" w:hAnsi="Consolas" w:cs="Times New Roman"/>
+          <w:color w:val="9CDCFE"/>
+          <w:sz w:val="21"/>
+          <w:szCs w:val="21"/>
+        </w:rPr>
+        <w:t>$data</w:t>
+      </w:r>
+      <w:r>
+        <w:rPr>
+          <w:rFonts w:ascii="Consolas" w:eastAsia="Times New Roman" w:hAnsi="Consolas" w:cs="Times New Roman"/>
+          <w:color w:val="D4D4D4"/>
+          <w:sz w:val="21"/>
+          <w:szCs w:val="21"/>
+        </w:rPr>
+        <w:t xml:space="preserve"> = [</w:t>
+      </w:r>
+      <w:r>
+        <w:rPr>
+          <w:rFonts w:ascii="Consolas" w:eastAsia="Times New Roman" w:hAnsi="Consolas" w:cs="Times New Roman"/>
+          <w:color w:val="CE9178"/>
+          <w:sz w:val="21"/>
+          <w:szCs w:val="21"/>
+        </w:rPr>
+        <w:t>'phone_number'</w:t>
+      </w:r>
+      <w:r>
+        <w:rPr>
+          <w:rFonts w:ascii="Consolas" w:eastAsia="Times New Roman" w:hAnsi="Consolas" w:cs="Times New Roman"/>
+          <w:color w:val="D4D4D4"/>
+          <w:sz w:val="21"/>
+          <w:szCs w:val="21"/>
+        </w:rPr>
+        <w:t>=&gt;</w:t>
+      </w:r>
+      <w:r>
+        <w:rPr>
+          <w:rFonts w:ascii="Consolas" w:eastAsia="Times New Roman" w:hAnsi="Consolas" w:cs="Times New Roman"/>
+          <w:color w:val="9CDCFE"/>
+          <w:sz w:val="21"/>
+          <w:szCs w:val="21"/>
+        </w:rPr>
+        <w:t>$Request</w:t>
+      </w:r>
+      <w:r>
+        <w:rPr>
+          <w:rFonts w:ascii="Consolas" w:eastAsia="Times New Roman" w:hAnsi="Consolas" w:cs="Times New Roman"/>
+          <w:color w:val="D4D4D4"/>
+          <w:sz w:val="21"/>
+          <w:szCs w:val="21"/>
+        </w:rPr>
+        <w:t>-&gt;</w:t>
+      </w:r>
+      <w:r>
+        <w:rPr>
+          <w:rFonts w:ascii="Consolas" w:eastAsia="Times New Roman" w:hAnsi="Consolas" w:cs="Times New Roman"/>
+          <w:color w:val="9CDCFE"/>
+          <w:sz w:val="21"/>
+          <w:szCs w:val="21"/>
+        </w:rPr>
+        <w:t>email</w:t>
+      </w:r>
+      <w:r>
+        <w:rPr>
+          <w:rFonts w:ascii="Consolas" w:eastAsia="Times New Roman" w:hAnsi="Consolas" w:cs="Times New Roman"/>
+          <w:color w:val="D4D4D4"/>
+          <w:sz w:val="21"/>
+          <w:szCs w:val="21"/>
+        </w:rPr>
+        <w:t>,</w:t>
+      </w:r>
+      <w:r>
+        <w:rPr>
+          <w:rFonts w:ascii="Consolas" w:eastAsia="Times New Roman" w:hAnsi="Consolas" w:cs="Times New Roman"/>
+          <w:color w:val="CE9178"/>
+          <w:sz w:val="21"/>
+          <w:szCs w:val="21"/>
+        </w:rPr>
+        <w:t>'password'</w:t>
+      </w:r>
+      <w:r>
+        <w:rPr>
+          <w:rFonts w:ascii="Consolas" w:eastAsia="Times New Roman" w:hAnsi="Consolas" w:cs="Times New Roman"/>
+          <w:color w:val="D4D4D4"/>
+          <w:sz w:val="21"/>
+          <w:szCs w:val="21"/>
+        </w:rPr>
+        <w:t>=&gt;</w:t>
+      </w:r>
+      <w:r>
+        <w:rPr>
+          <w:rFonts w:ascii="Consolas" w:eastAsia="Times New Roman" w:hAnsi="Consolas" w:cs="Times New Roman"/>
+          <w:color w:val="9CDCFE"/>
+          <w:sz w:val="21"/>
+          <w:szCs w:val="21"/>
+        </w:rPr>
+        <w:t>$Request</w:t>
+      </w:r>
+      <w:r>
+        <w:rPr>
+          <w:rFonts w:ascii="Consolas" w:eastAsia="Times New Roman" w:hAnsi="Consolas" w:cs="Times New Roman"/>
+          <w:color w:val="D4D4D4"/>
+          <w:sz w:val="21"/>
+          <w:szCs w:val="21"/>
+        </w:rPr>
+        <w:t>-&gt;</w:t>
+      </w:r>
+      <w:r>
+        <w:rPr>
+          <w:rFonts w:ascii="Consolas" w:eastAsia="Times New Roman" w:hAnsi="Consolas" w:cs="Times New Roman"/>
+          <w:color w:val="9CDCFE"/>
+          <w:sz w:val="21"/>
+          <w:szCs w:val="21"/>
+        </w:rPr>
+        <w:t>password</w:t>
+      </w:r>
+      <w:r>
+        <w:rPr>
+          <w:rFonts w:ascii="Consolas" w:eastAsia="Times New Roman" w:hAnsi="Consolas" w:cs="Times New Roman"/>
+          <w:color w:val="D4D4D4"/>
+          <w:sz w:val="21"/>
+          <w:szCs w:val="21"/>
+        </w:rPr>
+        <w:t>];</w:t>
+      </w:r>
+    </w:p>
+    <w:p>
+      <w:pPr>
+        <w:pStyle w:val="ListParagraph"/>
+        <w:numPr>
+          <w:ilvl w:val="2"/>
+          <w:numId w:val="5"/>
+        </w:numPr>
+        <w:shd w:val="clear" w:color="auto" w:fill="1E1E1E"/>
+        <w:spacing w:after="0" w:line="285" w:lineRule="atLeast"/>
+        <w:rPr>
+          <w:rFonts w:ascii="Consolas" w:eastAsia="Times New Roman" w:hAnsi="Consolas" w:cs="Times New Roman"/>
+          <w:color w:val="D4D4D4"/>
+          <w:sz w:val="21"/>
+          <w:szCs w:val="21"/>
+        </w:rPr>
+      </w:pPr>
+      <w:r>
+        <w:rPr>
+          <w:rFonts w:ascii="Consolas" w:eastAsia="Times New Roman" w:hAnsi="Consolas" w:cs="Times New Roman"/>
+          <w:color w:val="D4D4D4"/>
+          <w:sz w:val="21"/>
+          <w:szCs w:val="21"/>
+        </w:rPr>
+        <w:t>        }</w:t>
+      </w:r>
+    </w:p>
+    <w:p>
+      <w:pPr>
+        <w:pStyle w:val="ListParagraph"/>
+        <w:numPr>
+          <w:ilvl w:val="1"/>
+          <w:numId w:val="5"/>
+        </w:numPr>
+        <w:spacing w:line="240" w:lineRule="auto"/>
+        <w:jc w:val="both"/>
+        <w:rPr>
+          <w:rFonts w:ascii="Times New Roman" w:hAnsi="Times New Roman" w:cs="Times New Roman"/>
+          <w:sz w:val="34"/>
+          <w:szCs w:val="34"/>
+        </w:rPr>
+      </w:pPr>
+      <w:r>
+        <w:rPr>
+          <w:rFonts w:ascii="Times New Roman" w:hAnsi="Times New Roman" w:cs="Times New Roman"/>
+          <w:sz w:val="34"/>
+          <w:szCs w:val="34"/>
+        </w:rPr>
+        <w:t>Sau đó dữ liệu sẽ được truyền qua pusher kèm theo thông tin người dùng, và check dữ liệu xem có bị khóa hay không.</w:t>
+      </w:r>
+    </w:p>
+    <w:p>
+      <w:pPr>
+        <w:pStyle w:val="ListParagraph"/>
+        <w:numPr>
+          <w:ilvl w:val="0"/>
+          <w:numId w:val="5"/>
+        </w:numPr>
+        <w:spacing w:line="240" w:lineRule="auto"/>
+        <w:jc w:val="both"/>
+        <w:rPr>
+          <w:rFonts w:ascii="Times New Roman" w:hAnsi="Times New Roman" w:cs="Times New Roman"/>
+          <w:sz w:val="34"/>
+          <w:szCs w:val="34"/>
+        </w:rPr>
+      </w:pPr>
+      <w:r>
+        <w:rPr>
+          <w:rFonts w:ascii="Times New Roman" w:hAnsi="Times New Roman" w:cs="Times New Roman"/>
+          <w:sz w:val="34"/>
+          <w:szCs w:val="34"/>
+        </w:rPr>
+        <w:t xml:space="preserve">Check </w:t>
+      </w:r>
+      <w:r>
+        <w:rPr>
+          <w:rFonts w:ascii="Times New Roman" w:hAnsi="Times New Roman" w:cs="Times New Roman"/>
+          <w:sz w:val="34"/>
+          <w:szCs w:val="34"/>
+        </w:rPr>
+        <w:t>middleware</w:t>
+      </w:r>
+    </w:p>
+    <w:p>
+      <w:pPr>
+        <w:pStyle w:val="ListParagraph"/>
+        <w:numPr>
+          <w:ilvl w:val="1"/>
+          <w:numId w:val="5"/>
+        </w:numPr>
+        <w:spacing w:line="240" w:lineRule="auto"/>
+        <w:jc w:val="both"/>
+        <w:rPr>
+          <w:rFonts w:ascii="Times New Roman" w:hAnsi="Times New Roman" w:cs="Times New Roman"/>
+          <w:sz w:val="34"/>
+          <w:szCs w:val="34"/>
+        </w:rPr>
+      </w:pPr>
+      <w:r>
+        <w:rPr>
+          <w:rFonts w:ascii="Times New Roman" w:hAnsi="Times New Roman" w:cs="Times New Roman"/>
+          <w:sz w:val="34"/>
+          <w:szCs w:val="34"/>
+        </w:rPr>
+        <w:t>CheckAuth</w:t>
+      </w:r>
+    </w:p>
+    <w:p>
+      <w:pPr>
+        <w:pStyle w:val="ListParagraph"/>
+        <w:numPr>
+          <w:ilvl w:val="2"/>
+          <w:numId w:val="5"/>
+        </w:numPr>
+        <w:spacing w:line="240" w:lineRule="auto"/>
+        <w:jc w:val="both"/>
+        <w:rPr>
+          <w:rFonts w:ascii="Times New Roman" w:hAnsi="Times New Roman" w:cs="Times New Roman"/>
+          <w:sz w:val="34"/>
+          <w:szCs w:val="34"/>
+        </w:rPr>
+      </w:pPr>
+      <w:r>
+        <w:rPr>
+          <w:rFonts w:ascii="Times New Roman" w:hAnsi="Times New Roman" w:cs="Times New Roman"/>
+          <w:sz w:val="34"/>
+          <w:szCs w:val="34"/>
+        </w:rPr>
+        <w:t>Trả về một ajax thông báo trên response cho người dùng biết tài khoản có được quyền vào hệ thống không.</w:t>
+      </w:r>
+    </w:p>
+    <w:p>
+      <w:pPr>
+        <w:pStyle w:val="ListParagraph"/>
+        <w:numPr>
+          <w:ilvl w:val="2"/>
+          <w:numId w:val="5"/>
+        </w:numPr>
+        <w:spacing w:line="240" w:lineRule="auto"/>
+        <w:jc w:val="both"/>
+        <w:rPr>
+          <w:rFonts w:ascii="Times New Roman" w:hAnsi="Times New Roman" w:cs="Times New Roman"/>
+          <w:sz w:val="34"/>
+          <w:szCs w:val="34"/>
+        </w:rPr>
+      </w:pPr>
+      <w:r>
+        <w:rPr>
+          <w:rFonts w:ascii="Times New Roman" w:hAnsi="Times New Roman" w:cs="Times New Roman"/>
+          <w:sz w:val="34"/>
+          <w:szCs w:val="34"/>
+        </w:rPr>
+        <w:t>Điều hướng trang về home nếu tài khoản đó không phải là tài khoản admin, và điều hướng về trang login nếu tài khoản đó bị sai.</w:t>
+      </w:r>
+    </w:p>
+    <w:p>
+      <w:pPr>
+        <w:pStyle w:val="ListParagraph"/>
+        <w:numPr>
+          <w:ilvl w:val="1"/>
+          <w:numId w:val="5"/>
+        </w:numPr>
+        <w:spacing w:line="240" w:lineRule="auto"/>
+        <w:jc w:val="both"/>
+        <w:rPr>
+          <w:rFonts w:ascii="Times New Roman" w:hAnsi="Times New Roman" w:cs="Times New Roman"/>
+          <w:sz w:val="34"/>
+          <w:szCs w:val="34"/>
+        </w:rPr>
+      </w:pPr>
+      <w:r>
+        <w:rPr>
+          <w:rFonts w:ascii="Times New Roman" w:hAnsi="Times New Roman" w:cs="Times New Roman"/>
+          <w:sz w:val="34"/>
+          <w:szCs w:val="34"/>
+        </w:rPr>
+        <w:t>CheckGuest</w:t>
+      </w:r>
+    </w:p>
+    <w:p>
+      <w:pPr>
+        <w:pStyle w:val="ListParagraph"/>
+        <w:numPr>
+          <w:ilvl w:val="2"/>
+          <w:numId w:val="5"/>
+        </w:numPr>
+        <w:spacing w:line="240" w:lineRule="auto"/>
+        <w:jc w:val="both"/>
+        <w:rPr>
+          <w:rFonts w:ascii="Times New Roman" w:hAnsi="Times New Roman" w:cs="Times New Roman"/>
+          <w:sz w:val="34"/>
+          <w:szCs w:val="34"/>
+        </w:rPr>
+      </w:pPr>
+      <w:r>
+        <w:rPr>
+          <w:rFonts w:ascii="Times New Roman" w:hAnsi="Times New Roman" w:cs="Times New Roman"/>
+          <w:sz w:val="34"/>
+          <w:szCs w:val="34"/>
+        </w:rPr>
+        <w:t>Trả về một ajax thông báo tài khoản đã hết hạn</w:t>
+      </w:r>
+    </w:p>
+    <w:p>
+      <w:pPr>
+        <w:pStyle w:val="ListParagraph"/>
+        <w:numPr>
+          <w:ilvl w:val="2"/>
+          <w:numId w:val="5"/>
+        </w:numPr>
+        <w:spacing w:line="240" w:lineRule="auto"/>
+        <w:jc w:val="both"/>
+        <w:rPr>
+          <w:rFonts w:ascii="Times New Roman" w:hAnsi="Times New Roman" w:cs="Times New Roman"/>
+          <w:sz w:val="34"/>
+          <w:szCs w:val="34"/>
+        </w:rPr>
+      </w:pPr>
+      <w:r>
+        <w:rPr>
+          <w:rFonts w:ascii="Times New Roman" w:hAnsi="Times New Roman" w:cs="Times New Roman"/>
+          <w:sz w:val="34"/>
+          <w:szCs w:val="34"/>
+        </w:rPr>
+        <w:t xml:space="preserve">Điều hướng về trang login </w:t>
+      </w:r>
+    </w:p>
+    <w:p>
+      <w:pPr>
+        <w:pStyle w:val="ListParagraph"/>
+        <w:numPr>
+          <w:ilvl w:val="1"/>
+          <w:numId w:val="5"/>
+        </w:numPr>
+        <w:spacing w:line="240" w:lineRule="auto"/>
+        <w:jc w:val="both"/>
+        <w:rPr>
+          <w:rFonts w:ascii="Times New Roman" w:hAnsi="Times New Roman" w:cs="Times New Roman"/>
+          <w:sz w:val="34"/>
+          <w:szCs w:val="34"/>
+        </w:rPr>
+      </w:pPr>
+      <w:r>
+        <w:rPr>
+          <w:rFonts w:ascii="Times New Roman" w:hAnsi="Times New Roman" w:cs="Times New Roman"/>
+          <w:sz w:val="34"/>
+          <w:szCs w:val="34"/>
+        </w:rPr>
+        <w:t>CheckPermission</w:t>
+      </w:r>
+    </w:p>
+    <w:p>
+      <w:pPr>
+        <w:pStyle w:val="ListParagraph"/>
+        <w:numPr>
+          <w:ilvl w:val="2"/>
+          <w:numId w:val="5"/>
+        </w:numPr>
+        <w:spacing w:line="240" w:lineRule="auto"/>
+        <w:jc w:val="both"/>
+        <w:rPr>
+          <w:rFonts w:ascii="Times New Roman" w:hAnsi="Times New Roman" w:cs="Times New Roman"/>
+          <w:sz w:val="34"/>
+          <w:szCs w:val="34"/>
+        </w:rPr>
+      </w:pPr>
+      <w:r>
+        <w:rPr>
+          <w:rFonts w:ascii="Times New Roman" w:hAnsi="Times New Roman" w:cs="Times New Roman"/>
+          <w:sz w:val="34"/>
+          <w:szCs w:val="34"/>
+        </w:rPr>
+        <w:t>Lấy mảng dữ liệu trong bảng Role lấy thuộ</w:t>
+      </w:r>
+      <w:r>
+        <w:rPr>
+          <w:rFonts w:ascii="Times New Roman" w:hAnsi="Times New Roman" w:cs="Times New Roman"/>
+          <w:sz w:val="34"/>
+          <w:szCs w:val="34"/>
+        </w:rPr>
+        <w:t>c tính permission.</w:t>
+      </w:r>
+    </w:p>
+    <w:p>
+      <w:pPr>
+        <w:pStyle w:val="ListParagraph"/>
+        <w:numPr>
+          <w:ilvl w:val="3"/>
+          <w:numId w:val="5"/>
+        </w:numPr>
+        <w:shd w:val="clear" w:color="auto" w:fill="1E1E1E"/>
+        <w:spacing w:after="0" w:line="285" w:lineRule="atLeast"/>
+        <w:rPr>
+          <w:rFonts w:ascii="Consolas" w:eastAsia="Times New Roman" w:hAnsi="Consolas" w:cs="Times New Roman"/>
+          <w:color w:val="D4D4D4"/>
+          <w:sz w:val="21"/>
+          <w:szCs w:val="21"/>
+        </w:rPr>
+      </w:pPr>
+      <w:r>
+        <w:rPr>
+          <w:rFonts w:ascii="Consolas" w:eastAsia="Times New Roman" w:hAnsi="Consolas" w:cs="Times New Roman"/>
+          <w:color w:val="D4D4D4"/>
+          <w:sz w:val="21"/>
+          <w:szCs w:val="21"/>
+        </w:rPr>
+        <w:t>   </w:t>
+      </w:r>
+      <w:r>
+        <w:rPr>
+          <w:rFonts w:ascii="Consolas" w:eastAsia="Times New Roman" w:hAnsi="Consolas" w:cs="Times New Roman"/>
+          <w:color w:val="9CDCFE"/>
+          <w:sz w:val="21"/>
+          <w:szCs w:val="21"/>
+        </w:rPr>
+        <w:t>$data</w:t>
+      </w:r>
+      <w:r>
+        <w:rPr>
+          <w:rFonts w:ascii="Consolas" w:eastAsia="Times New Roman" w:hAnsi="Consolas" w:cs="Times New Roman"/>
+          <w:color w:val="D4D4D4"/>
+          <w:sz w:val="21"/>
+          <w:szCs w:val="21"/>
+        </w:rPr>
+        <w:t xml:space="preserve"> = </w:t>
+      </w:r>
+      <w:proofErr w:type="gramStart"/>
+      <w:r>
+        <w:rPr>
+          <w:rFonts w:ascii="Consolas" w:eastAsia="Times New Roman" w:hAnsi="Consolas" w:cs="Times New Roman"/>
+          <w:color w:val="4EC9B0"/>
+          <w:sz w:val="21"/>
+          <w:szCs w:val="21"/>
+        </w:rPr>
+        <w:t>Roles</w:t>
+      </w:r>
+      <w:r>
+        <w:rPr>
+          <w:rFonts w:ascii="Consolas" w:eastAsia="Times New Roman" w:hAnsi="Consolas" w:cs="Times New Roman"/>
+          <w:color w:val="D4D4D4"/>
+          <w:sz w:val="21"/>
+          <w:szCs w:val="21"/>
+        </w:rPr>
+        <w:t>::</w:t>
+      </w:r>
+      <w:proofErr w:type="gramEnd"/>
+      <w:r>
+        <w:rPr>
+          <w:rFonts w:ascii="Consolas" w:eastAsia="Times New Roman" w:hAnsi="Consolas" w:cs="Times New Roman"/>
+          <w:color w:val="DCDCAA"/>
+          <w:sz w:val="21"/>
+          <w:szCs w:val="21"/>
+        </w:rPr>
+        <w:t>where</w:t>
+      </w:r>
+      <w:r>
+        <w:rPr>
+          <w:rFonts w:ascii="Consolas" w:eastAsia="Times New Roman" w:hAnsi="Consolas" w:cs="Times New Roman"/>
+          <w:color w:val="D4D4D4"/>
+          <w:sz w:val="21"/>
+          <w:szCs w:val="21"/>
+        </w:rPr>
+        <w:t>(</w:t>
+      </w:r>
+      <w:r>
+        <w:rPr>
+          <w:rFonts w:ascii="Consolas" w:eastAsia="Times New Roman" w:hAnsi="Consolas" w:cs="Times New Roman"/>
+          <w:color w:val="CE9178"/>
+          <w:sz w:val="21"/>
+          <w:szCs w:val="21"/>
+        </w:rPr>
+        <w:t>'id'</w:t>
+      </w:r>
+      <w:r>
+        <w:rPr>
+          <w:rFonts w:ascii="Consolas" w:eastAsia="Times New Roman" w:hAnsi="Consolas" w:cs="Times New Roman"/>
+          <w:color w:val="D4D4D4"/>
+          <w:sz w:val="21"/>
+          <w:szCs w:val="21"/>
+        </w:rPr>
+        <w:t>,</w:t>
+      </w:r>
+      <w:r>
+        <w:rPr>
+          <w:rFonts w:ascii="Consolas" w:eastAsia="Times New Roman" w:hAnsi="Consolas" w:cs="Times New Roman"/>
+          <w:color w:val="CE9178"/>
+          <w:sz w:val="21"/>
+          <w:szCs w:val="21"/>
+        </w:rPr>
+        <w:t>'='</w:t>
+      </w:r>
+      <w:r>
+        <w:rPr>
+          <w:rFonts w:ascii="Consolas" w:eastAsia="Times New Roman" w:hAnsi="Consolas" w:cs="Times New Roman"/>
+          <w:color w:val="D4D4D4"/>
+          <w:sz w:val="21"/>
+          <w:szCs w:val="21"/>
+        </w:rPr>
+        <w:t>,(</w:t>
+      </w:r>
+      <w:r>
+        <w:rPr>
+          <w:rFonts w:ascii="Consolas" w:eastAsia="Times New Roman" w:hAnsi="Consolas" w:cs="Times New Roman"/>
+          <w:color w:val="569CD6"/>
+          <w:sz w:val="21"/>
+          <w:szCs w:val="21"/>
+        </w:rPr>
+        <w:t>int</w:t>
+      </w:r>
+      <w:r>
+        <w:rPr>
+          <w:rFonts w:ascii="Consolas" w:eastAsia="Times New Roman" w:hAnsi="Consolas" w:cs="Times New Roman"/>
+          <w:color w:val="D4D4D4"/>
+          <w:sz w:val="21"/>
+          <w:szCs w:val="21"/>
+        </w:rPr>
+        <w:t>)</w:t>
+      </w:r>
+      <w:r>
+        <w:rPr>
+          <w:rFonts w:ascii="Consolas" w:eastAsia="Times New Roman" w:hAnsi="Consolas" w:cs="Times New Roman"/>
+          <w:color w:val="4EC9B0"/>
+          <w:sz w:val="21"/>
+          <w:szCs w:val="21"/>
+        </w:rPr>
+        <w:t>Auth</w:t>
+      </w:r>
+      <w:r>
+        <w:rPr>
+          <w:rFonts w:ascii="Consolas" w:eastAsia="Times New Roman" w:hAnsi="Consolas" w:cs="Times New Roman"/>
+          <w:color w:val="D4D4D4"/>
+          <w:sz w:val="21"/>
+          <w:szCs w:val="21"/>
+        </w:rPr>
+        <w:t>::</w:t>
+      </w:r>
+      <w:r>
+        <w:rPr>
+          <w:rFonts w:ascii="Consolas" w:eastAsia="Times New Roman" w:hAnsi="Consolas" w:cs="Times New Roman"/>
+          <w:color w:val="DCDCAA"/>
+          <w:sz w:val="21"/>
+          <w:szCs w:val="21"/>
+        </w:rPr>
+        <w:t>user</w:t>
+      </w:r>
+      <w:r>
+        <w:rPr>
+          <w:rFonts w:ascii="Consolas" w:eastAsia="Times New Roman" w:hAnsi="Consolas" w:cs="Times New Roman"/>
+          <w:color w:val="D4D4D4"/>
+          <w:sz w:val="21"/>
+          <w:szCs w:val="21"/>
+        </w:rPr>
+        <w:t>()-&gt;</w:t>
+      </w:r>
+      <w:r>
+        <w:rPr>
+          <w:rFonts w:ascii="Consolas" w:eastAsia="Times New Roman" w:hAnsi="Consolas" w:cs="Times New Roman"/>
+          <w:color w:val="9CDCFE"/>
+          <w:sz w:val="21"/>
+          <w:szCs w:val="21"/>
+        </w:rPr>
+        <w:t>rolesID</w:t>
+      </w:r>
+      <w:r>
+        <w:rPr>
+          <w:rFonts w:ascii="Consolas" w:eastAsia="Times New Roman" w:hAnsi="Consolas" w:cs="Times New Roman"/>
+          <w:color w:val="D4D4D4"/>
+          <w:sz w:val="21"/>
+          <w:szCs w:val="21"/>
+        </w:rPr>
+        <w:t>)-&gt;</w:t>
+      </w:r>
+      <w:r>
+        <w:rPr>
+          <w:rFonts w:ascii="Consolas" w:eastAsia="Times New Roman" w:hAnsi="Consolas" w:cs="Times New Roman"/>
+          <w:color w:val="DCDCAA"/>
+          <w:sz w:val="21"/>
+          <w:szCs w:val="21"/>
+        </w:rPr>
+        <w:t>pluck</w:t>
+      </w:r>
+      <w:r>
+        <w:rPr>
+          <w:rFonts w:ascii="Consolas" w:eastAsia="Times New Roman" w:hAnsi="Consolas" w:cs="Times New Roman"/>
+          <w:color w:val="D4D4D4"/>
+          <w:sz w:val="21"/>
+          <w:szCs w:val="21"/>
+        </w:rPr>
+        <w:t>(</w:t>
+      </w:r>
+      <w:r>
+        <w:rPr>
+          <w:rFonts w:ascii="Consolas" w:eastAsia="Times New Roman" w:hAnsi="Consolas" w:cs="Times New Roman"/>
+          <w:color w:val="CE9178"/>
+          <w:sz w:val="21"/>
+          <w:szCs w:val="21"/>
+        </w:rPr>
+        <w:t>'permission'</w:t>
+      </w:r>
+      <w:r>
+        <w:rPr>
+          <w:rFonts w:ascii="Consolas" w:eastAsia="Times New Roman" w:hAnsi="Consolas" w:cs="Times New Roman"/>
+          <w:color w:val="D4D4D4"/>
+          <w:sz w:val="21"/>
+          <w:szCs w:val="21"/>
+        </w:rPr>
+        <w:t>)-&gt;</w:t>
+      </w:r>
+      <w:r>
+        <w:rPr>
+          <w:rFonts w:ascii="Consolas" w:eastAsia="Times New Roman" w:hAnsi="Consolas" w:cs="Times New Roman"/>
+          <w:color w:val="DCDCAA"/>
+          <w:sz w:val="21"/>
+          <w:szCs w:val="21"/>
+        </w:rPr>
+        <w:t>first</w:t>
+      </w:r>
+      <w:r>
+        <w:rPr>
+          <w:rFonts w:ascii="Consolas" w:eastAsia="Times New Roman" w:hAnsi="Consolas" w:cs="Times New Roman"/>
+          <w:color w:val="D4D4D4"/>
+          <w:sz w:val="21"/>
+          <w:szCs w:val="21"/>
+        </w:rPr>
+        <w:t>();</w:t>
+      </w:r>
+    </w:p>
+    <w:p>
+      <w:pPr>
+        <w:pStyle w:val="ListParagraph"/>
+        <w:spacing w:line="240" w:lineRule="auto"/>
+        <w:ind w:left="2520"/>
+        <w:jc w:val="both"/>
+        <w:rPr>
+          <w:rFonts w:ascii="Times New Roman" w:hAnsi="Times New Roman" w:cs="Times New Roman"/>
+          <w:sz w:val="34"/>
+          <w:szCs w:val="34"/>
+        </w:rPr>
+      </w:pPr>
+    </w:p>
+    <w:p>
+      <w:pPr>
+        <w:pStyle w:val="ListParagraph"/>
+        <w:numPr>
+          <w:ilvl w:val="2"/>
+          <w:numId w:val="5"/>
+        </w:numPr>
+        <w:spacing w:line="240" w:lineRule="auto"/>
+        <w:jc w:val="both"/>
+        <w:rPr>
+          <w:rFonts w:ascii="Times New Roman" w:hAnsi="Times New Roman" w:cs="Times New Roman"/>
+          <w:sz w:val="34"/>
+          <w:szCs w:val="34"/>
+        </w:rPr>
+      </w:pPr>
+      <w:r>
+        <w:rPr>
+          <w:rFonts w:ascii="Times New Roman" w:hAnsi="Times New Roman" w:cs="Times New Roman"/>
+          <w:sz w:val="34"/>
+          <w:szCs w:val="34"/>
+        </w:rPr>
+        <w:t>C</w:t>
+      </w:r>
+      <w:r>
+        <w:rPr>
+          <w:rFonts w:ascii="Times New Roman" w:hAnsi="Times New Roman" w:cs="Times New Roman"/>
+          <w:sz w:val="34"/>
+          <w:szCs w:val="34"/>
+        </w:rPr>
+        <w:t>huyển đổi chuỗi thành mảng.</w:t>
+      </w:r>
+    </w:p>
+    <w:p>
+      <w:pPr>
+        <w:pStyle w:val="ListParagraph"/>
+        <w:numPr>
+          <w:ilvl w:val="3"/>
+          <w:numId w:val="5"/>
+        </w:numPr>
+        <w:shd w:val="clear" w:color="auto" w:fill="1E1E1E"/>
+        <w:spacing w:after="0" w:line="285" w:lineRule="atLeast"/>
+        <w:rPr>
+          <w:rFonts w:ascii="Consolas" w:eastAsia="Times New Roman" w:hAnsi="Consolas" w:cs="Times New Roman"/>
+          <w:color w:val="D4D4D4"/>
+          <w:sz w:val="21"/>
+          <w:szCs w:val="21"/>
+        </w:rPr>
+      </w:pPr>
+      <w:r>
+        <w:rPr>
+          <w:rFonts w:ascii="Consolas" w:eastAsia="Times New Roman" w:hAnsi="Consolas" w:cs="Times New Roman"/>
+          <w:color w:val="D4D4D4"/>
+          <w:sz w:val="21"/>
+          <w:szCs w:val="21"/>
+        </w:rPr>
+        <w:t xml:space="preserve">    </w:t>
+      </w:r>
+      <w:r>
+        <w:rPr>
+          <w:rFonts w:ascii="Consolas" w:eastAsia="Times New Roman" w:hAnsi="Consolas" w:cs="Times New Roman"/>
+          <w:color w:val="9CDCFE"/>
+          <w:sz w:val="21"/>
+          <w:szCs w:val="21"/>
+        </w:rPr>
+        <w:t>$array</w:t>
+      </w:r>
+      <w:r>
+        <w:rPr>
+          <w:rFonts w:ascii="Consolas" w:eastAsia="Times New Roman" w:hAnsi="Consolas" w:cs="Times New Roman"/>
+          <w:color w:val="D4D4D4"/>
+          <w:sz w:val="21"/>
+          <w:szCs w:val="21"/>
+        </w:rPr>
+        <w:t xml:space="preserve"> = </w:t>
+      </w:r>
+      <w:r>
+        <w:rPr>
+          <w:rFonts w:ascii="Consolas" w:eastAsia="Times New Roman" w:hAnsi="Consolas" w:cs="Times New Roman"/>
+          <w:color w:val="DCDCAA"/>
+          <w:sz w:val="21"/>
+          <w:szCs w:val="21"/>
+        </w:rPr>
+        <w:t>collect</w:t>
+      </w:r>
+      <w:r>
+        <w:rPr>
+          <w:rFonts w:ascii="Consolas" w:eastAsia="Times New Roman" w:hAnsi="Consolas" w:cs="Times New Roman"/>
+          <w:color w:val="D4D4D4"/>
+          <w:sz w:val="21"/>
+          <w:szCs w:val="21"/>
+        </w:rPr>
+        <w:t>(</w:t>
+      </w:r>
+      <w:r>
+        <w:rPr>
+          <w:rFonts w:ascii="Consolas" w:eastAsia="Times New Roman" w:hAnsi="Consolas" w:cs="Times New Roman"/>
+          <w:color w:val="DCDCAA"/>
+          <w:sz w:val="21"/>
+          <w:szCs w:val="21"/>
+        </w:rPr>
+        <w:t>explode</w:t>
+      </w:r>
+      <w:r>
+        <w:rPr>
+          <w:rFonts w:ascii="Consolas" w:eastAsia="Times New Roman" w:hAnsi="Consolas" w:cs="Times New Roman"/>
+          <w:color w:val="D4D4D4"/>
+          <w:sz w:val="21"/>
+          <w:szCs w:val="21"/>
+        </w:rPr>
+        <w:t>(</w:t>
+      </w:r>
+      <w:r>
+        <w:rPr>
+          <w:rFonts w:ascii="Consolas" w:eastAsia="Times New Roman" w:hAnsi="Consolas" w:cs="Times New Roman"/>
+          <w:color w:val="CE9178"/>
+          <w:sz w:val="21"/>
+          <w:szCs w:val="21"/>
+        </w:rPr>
+        <w:t>",</w:t>
+      </w:r>
+      <w:proofErr w:type="gramStart"/>
+      <w:r>
+        <w:rPr>
+          <w:rFonts w:ascii="Consolas" w:eastAsia="Times New Roman" w:hAnsi="Consolas" w:cs="Times New Roman"/>
+          <w:color w:val="CE9178"/>
+          <w:sz w:val="21"/>
+          <w:szCs w:val="21"/>
+        </w:rPr>
+        <w:t>"</w:t>
+      </w:r>
+      <w:r>
+        <w:rPr>
+          <w:rFonts w:ascii="Consolas" w:eastAsia="Times New Roman" w:hAnsi="Consolas" w:cs="Times New Roman"/>
+          <w:color w:val="D4D4D4"/>
+          <w:sz w:val="21"/>
+          <w:szCs w:val="21"/>
+        </w:rPr>
+        <w:t>,</w:t>
+      </w:r>
+      <w:r>
+        <w:rPr>
+          <w:rFonts w:ascii="Consolas" w:eastAsia="Times New Roman" w:hAnsi="Consolas" w:cs="Times New Roman"/>
+          <w:color w:val="9CDCFE"/>
+          <w:sz w:val="21"/>
+          <w:szCs w:val="21"/>
+        </w:rPr>
+        <w:t>$</w:t>
+      </w:r>
+      <w:proofErr w:type="gramEnd"/>
+      <w:r>
+        <w:rPr>
+          <w:rFonts w:ascii="Consolas" w:eastAsia="Times New Roman" w:hAnsi="Consolas" w:cs="Times New Roman"/>
+          <w:color w:val="9CDCFE"/>
+          <w:sz w:val="21"/>
+          <w:szCs w:val="21"/>
+        </w:rPr>
+        <w:t>data</w:t>
+      </w:r>
+      <w:r>
+        <w:rPr>
+          <w:rFonts w:ascii="Consolas" w:eastAsia="Times New Roman" w:hAnsi="Consolas" w:cs="Times New Roman"/>
+          <w:color w:val="D4D4D4"/>
+          <w:sz w:val="21"/>
+          <w:szCs w:val="21"/>
+        </w:rPr>
+        <w:t>));</w:t>
+      </w:r>
+    </w:p>
+    <w:p>
+      <w:pPr>
+        <w:pStyle w:val="ListParagraph"/>
+        <w:numPr>
+          <w:ilvl w:val="2"/>
+          <w:numId w:val="5"/>
+        </w:numPr>
+        <w:spacing w:line="240" w:lineRule="auto"/>
+        <w:jc w:val="both"/>
+        <w:rPr>
+          <w:rFonts w:ascii="Times New Roman" w:hAnsi="Times New Roman" w:cs="Times New Roman"/>
+          <w:sz w:val="34"/>
+          <w:szCs w:val="34"/>
+        </w:rPr>
+      </w:pPr>
+      <w:r>
+        <w:rPr>
+          <w:rFonts w:ascii="Times New Roman" w:hAnsi="Times New Roman" w:cs="Times New Roman"/>
+          <w:sz w:val="34"/>
+          <w:szCs w:val="34"/>
+        </w:rPr>
+        <w:t xml:space="preserve">Trả về một response với nội dung không sử dụng chức năng khi được truyền dữ liệu $key bên router và trả về </w:t>
+      </w:r>
+      <w:r>
+        <w:rPr>
+          <w:rFonts w:ascii="Times New Roman" w:hAnsi="Times New Roman" w:cs="Times New Roman"/>
+          <w:sz w:val="34"/>
+          <w:szCs w:val="34"/>
+        </w:rPr>
+        <w:t>false khi so sánh mảng dữ liệu không có thuộc tính đó. Nếu trả về true thì tiếp tục xử lý tác vụ.</w:t>
+      </w:r>
+    </w:p>
+    <w:p>
+      <w:pPr>
+        <w:pStyle w:val="ListParagraph"/>
+        <w:numPr>
+          <w:ilvl w:val="3"/>
+          <w:numId w:val="5"/>
+        </w:numPr>
+        <w:shd w:val="clear" w:color="auto" w:fill="1E1E1E"/>
+        <w:spacing w:after="0" w:line="285" w:lineRule="atLeast"/>
+        <w:rPr>
+          <w:rFonts w:ascii="Consolas" w:eastAsia="Times New Roman" w:hAnsi="Consolas" w:cs="Times New Roman"/>
+          <w:color w:val="D4D4D4"/>
+          <w:sz w:val="21"/>
+          <w:szCs w:val="21"/>
+        </w:rPr>
+      </w:pPr>
+      <w:r>
+        <w:rPr>
+          <w:rFonts w:ascii="Consolas" w:eastAsia="Times New Roman" w:hAnsi="Consolas" w:cs="Times New Roman"/>
+          <w:color w:val="C586C0"/>
+          <w:sz w:val="21"/>
+          <w:szCs w:val="21"/>
+        </w:rPr>
+        <w:t>if</w:t>
+      </w:r>
+      <w:r>
+        <w:rPr>
+          <w:rFonts w:ascii="Consolas" w:eastAsia="Times New Roman" w:hAnsi="Consolas" w:cs="Times New Roman"/>
+          <w:color w:val="D4D4D4"/>
+          <w:sz w:val="21"/>
+          <w:szCs w:val="21"/>
+        </w:rPr>
+        <w:t>(</w:t>
+      </w:r>
+      <w:r>
+        <w:rPr>
+          <w:rFonts w:ascii="Consolas" w:eastAsia="Times New Roman" w:hAnsi="Consolas" w:cs="Times New Roman"/>
+          <w:color w:val="9CDCFE"/>
+          <w:sz w:val="21"/>
+          <w:szCs w:val="21"/>
+        </w:rPr>
+        <w:t>$request</w:t>
+      </w:r>
+      <w:r>
+        <w:rPr>
+          <w:rFonts w:ascii="Consolas" w:eastAsia="Times New Roman" w:hAnsi="Consolas" w:cs="Times New Roman"/>
+          <w:color w:val="D4D4D4"/>
+          <w:sz w:val="21"/>
+          <w:szCs w:val="21"/>
+        </w:rPr>
+        <w:t>-&gt;</w:t>
+      </w:r>
+      <w:proofErr w:type="gramStart"/>
+      <w:r>
+        <w:rPr>
+          <w:rFonts w:ascii="Consolas" w:eastAsia="Times New Roman" w:hAnsi="Consolas" w:cs="Times New Roman"/>
+          <w:color w:val="DCDCAA"/>
+          <w:sz w:val="21"/>
+          <w:szCs w:val="21"/>
+        </w:rPr>
+        <w:t>ajax</w:t>
+      </w:r>
+      <w:r>
+        <w:rPr>
+          <w:rFonts w:ascii="Consolas" w:eastAsia="Times New Roman" w:hAnsi="Consolas" w:cs="Times New Roman"/>
+          <w:color w:val="D4D4D4"/>
+          <w:sz w:val="21"/>
+          <w:szCs w:val="21"/>
+        </w:rPr>
+        <w:t>(</w:t>
+      </w:r>
+      <w:proofErr w:type="gramEnd"/>
+      <w:r>
+        <w:rPr>
+          <w:rFonts w:ascii="Consolas" w:eastAsia="Times New Roman" w:hAnsi="Consolas" w:cs="Times New Roman"/>
+          <w:color w:val="D4D4D4"/>
+          <w:sz w:val="21"/>
+          <w:szCs w:val="21"/>
+        </w:rPr>
+        <w:t>)){</w:t>
+      </w:r>
+    </w:p>
+    <w:p>
+      <w:pPr>
+        <w:pStyle w:val="ListParagraph"/>
+        <w:numPr>
+          <w:ilvl w:val="3"/>
+          <w:numId w:val="5"/>
+        </w:numPr>
+        <w:shd w:val="clear" w:color="auto" w:fill="1E1E1E"/>
+        <w:spacing w:after="0" w:line="285" w:lineRule="atLeast"/>
+        <w:rPr>
+          <w:rFonts w:ascii="Consolas" w:eastAsia="Times New Roman" w:hAnsi="Consolas" w:cs="Times New Roman"/>
+          <w:color w:val="D4D4D4"/>
+          <w:sz w:val="21"/>
+          <w:szCs w:val="21"/>
+        </w:rPr>
+      </w:pPr>
+      <w:r>
+        <w:rPr>
+          <w:rFonts w:ascii="Consolas" w:eastAsia="Times New Roman" w:hAnsi="Consolas" w:cs="Times New Roman"/>
+          <w:color w:val="D4D4D4"/>
+          <w:sz w:val="21"/>
+          <w:szCs w:val="21"/>
+        </w:rPr>
+        <w:t xml:space="preserve">                </w:t>
+      </w:r>
+      <w:r>
+        <w:rPr>
+          <w:rFonts w:ascii="Consolas" w:eastAsia="Times New Roman" w:hAnsi="Consolas" w:cs="Times New Roman"/>
+          <w:color w:val="C586C0"/>
+          <w:sz w:val="21"/>
+          <w:szCs w:val="21"/>
+        </w:rPr>
+        <w:t>if</w:t>
+      </w:r>
+      <w:r>
+        <w:rPr>
+          <w:rFonts w:ascii="Consolas" w:eastAsia="Times New Roman" w:hAnsi="Consolas" w:cs="Times New Roman"/>
+          <w:color w:val="D4D4D4"/>
+          <w:sz w:val="21"/>
+          <w:szCs w:val="21"/>
+        </w:rPr>
+        <w:t>(</w:t>
+      </w:r>
+      <w:r>
+        <w:rPr>
+          <w:rFonts w:ascii="Consolas" w:eastAsia="Times New Roman" w:hAnsi="Consolas" w:cs="Times New Roman"/>
+          <w:color w:val="9CDCFE"/>
+          <w:sz w:val="21"/>
+          <w:szCs w:val="21"/>
+        </w:rPr>
+        <w:t>$array</w:t>
+      </w:r>
+      <w:r>
+        <w:rPr>
+          <w:rFonts w:ascii="Consolas" w:eastAsia="Times New Roman" w:hAnsi="Consolas" w:cs="Times New Roman"/>
+          <w:color w:val="D4D4D4"/>
+          <w:sz w:val="21"/>
+          <w:szCs w:val="21"/>
+        </w:rPr>
+        <w:t>-&gt;</w:t>
+      </w:r>
+      <w:r>
+        <w:rPr>
+          <w:rFonts w:ascii="Consolas" w:eastAsia="Times New Roman" w:hAnsi="Consolas" w:cs="Times New Roman"/>
+          <w:color w:val="DCDCAA"/>
+          <w:sz w:val="21"/>
+          <w:szCs w:val="21"/>
+        </w:rPr>
+        <w:t>contains</w:t>
+      </w:r>
+      <w:r>
+        <w:rPr>
+          <w:rFonts w:ascii="Consolas" w:eastAsia="Times New Roman" w:hAnsi="Consolas" w:cs="Times New Roman"/>
+          <w:color w:val="D4D4D4"/>
+          <w:sz w:val="21"/>
+          <w:szCs w:val="21"/>
+        </w:rPr>
+        <w:t>(</w:t>
+      </w:r>
+      <w:r>
+        <w:rPr>
+          <w:rFonts w:ascii="Consolas" w:eastAsia="Times New Roman" w:hAnsi="Consolas" w:cs="Times New Roman"/>
+          <w:color w:val="9CDCFE"/>
+          <w:sz w:val="21"/>
+          <w:szCs w:val="21"/>
+        </w:rPr>
+        <w:t>$key</w:t>
+      </w:r>
+      <w:proofErr w:type="gramStart"/>
+      <w:r>
+        <w:rPr>
+          <w:rFonts w:ascii="Consolas" w:eastAsia="Times New Roman" w:hAnsi="Consolas" w:cs="Times New Roman"/>
+          <w:color w:val="D4D4D4"/>
+          <w:sz w:val="21"/>
+          <w:szCs w:val="21"/>
+        </w:rPr>
+        <w:t>)){</w:t>
+      </w:r>
+      <w:proofErr w:type="gramEnd"/>
+    </w:p>
+    <w:p>
+      <w:pPr>
+        <w:pStyle w:val="ListParagraph"/>
+        <w:numPr>
+          <w:ilvl w:val="3"/>
+          <w:numId w:val="5"/>
+        </w:numPr>
+        <w:shd w:val="clear" w:color="auto" w:fill="1E1E1E"/>
+        <w:spacing w:after="0" w:line="285" w:lineRule="atLeast"/>
+        <w:rPr>
+          <w:rFonts w:ascii="Consolas" w:eastAsia="Times New Roman" w:hAnsi="Consolas" w:cs="Times New Roman"/>
+          <w:color w:val="D4D4D4"/>
+          <w:sz w:val="21"/>
+          <w:szCs w:val="21"/>
+        </w:rPr>
+      </w:pPr>
+      <w:r>
+        <w:rPr>
+          <w:rFonts w:ascii="Consolas" w:eastAsia="Times New Roman" w:hAnsi="Consolas" w:cs="Times New Roman"/>
+          <w:color w:val="D4D4D4"/>
+          <w:sz w:val="21"/>
+          <w:szCs w:val="21"/>
+        </w:rPr>
+        <w:t xml:space="preserve">                    </w:t>
+      </w:r>
+      <w:r>
+        <w:rPr>
+          <w:rFonts w:ascii="Consolas" w:eastAsia="Times New Roman" w:hAnsi="Consolas" w:cs="Times New Roman"/>
+          <w:color w:val="C586C0"/>
+          <w:sz w:val="21"/>
+          <w:szCs w:val="21"/>
+        </w:rPr>
+        <w:t>return</w:t>
+      </w:r>
+      <w:r>
+        <w:rPr>
+          <w:rFonts w:ascii="Consolas" w:eastAsia="Times New Roman" w:hAnsi="Consolas" w:cs="Times New Roman"/>
+          <w:color w:val="D4D4D4"/>
+          <w:sz w:val="21"/>
+          <w:szCs w:val="21"/>
+        </w:rPr>
+        <w:t xml:space="preserve"> </w:t>
+      </w:r>
+      <w:r>
+        <w:rPr>
+          <w:rFonts w:ascii="Consolas" w:eastAsia="Times New Roman" w:hAnsi="Consolas" w:cs="Times New Roman"/>
+          <w:color w:val="9CDCFE"/>
+          <w:sz w:val="21"/>
+          <w:szCs w:val="21"/>
+        </w:rPr>
+        <w:t>$next</w:t>
+      </w:r>
+      <w:r>
+        <w:rPr>
+          <w:rFonts w:ascii="Consolas" w:eastAsia="Times New Roman" w:hAnsi="Consolas" w:cs="Times New Roman"/>
+          <w:color w:val="D4D4D4"/>
+          <w:sz w:val="21"/>
+          <w:szCs w:val="21"/>
+        </w:rPr>
+        <w:t>(</w:t>
+      </w:r>
+      <w:r>
+        <w:rPr>
+          <w:rFonts w:ascii="Consolas" w:eastAsia="Times New Roman" w:hAnsi="Consolas" w:cs="Times New Roman"/>
+          <w:color w:val="9CDCFE"/>
+          <w:sz w:val="21"/>
+          <w:szCs w:val="21"/>
+        </w:rPr>
+        <w:t>$request</w:t>
+      </w:r>
+      <w:r>
+        <w:rPr>
+          <w:rFonts w:ascii="Consolas" w:eastAsia="Times New Roman" w:hAnsi="Consolas" w:cs="Times New Roman"/>
+          <w:color w:val="D4D4D4"/>
+          <w:sz w:val="21"/>
+          <w:szCs w:val="21"/>
+        </w:rPr>
+        <w:t>);</w:t>
+      </w:r>
+    </w:p>
+    <w:p>
+      <w:pPr>
+        <w:pStyle w:val="ListParagraph"/>
+        <w:numPr>
+          <w:ilvl w:val="3"/>
+          <w:numId w:val="5"/>
+        </w:numPr>
+        <w:shd w:val="clear" w:color="auto" w:fill="1E1E1E"/>
+        <w:spacing w:after="0" w:line="285" w:lineRule="atLeast"/>
+        <w:rPr>
+          <w:rFonts w:ascii="Consolas" w:eastAsia="Times New Roman" w:hAnsi="Consolas" w:cs="Times New Roman"/>
+          <w:color w:val="D4D4D4"/>
+          <w:sz w:val="21"/>
+          <w:szCs w:val="21"/>
+        </w:rPr>
+      </w:pPr>
+      <w:r>
+        <w:rPr>
+          <w:rFonts w:ascii="Consolas" w:eastAsia="Times New Roman" w:hAnsi="Consolas" w:cs="Times New Roman"/>
+          <w:color w:val="D4D4D4"/>
+          <w:sz w:val="21"/>
+          <w:szCs w:val="21"/>
+        </w:rPr>
+        <w:t xml:space="preserve">                </w:t>
+      </w:r>
+      <w:proofErr w:type="gramStart"/>
+      <w:r>
+        <w:rPr>
+          <w:rFonts w:ascii="Consolas" w:eastAsia="Times New Roman" w:hAnsi="Consolas" w:cs="Times New Roman"/>
+          <w:color w:val="D4D4D4"/>
+          <w:sz w:val="21"/>
+          <w:szCs w:val="21"/>
+        </w:rPr>
+        <w:t>}</w:t>
+      </w:r>
+      <w:r>
+        <w:rPr>
+          <w:rFonts w:ascii="Consolas" w:eastAsia="Times New Roman" w:hAnsi="Consolas" w:cs="Times New Roman"/>
+          <w:color w:val="C586C0"/>
+          <w:sz w:val="21"/>
+          <w:szCs w:val="21"/>
+        </w:rPr>
+        <w:t>else</w:t>
+      </w:r>
+      <w:proofErr w:type="gramEnd"/>
+      <w:r>
+        <w:rPr>
+          <w:rFonts w:ascii="Consolas" w:eastAsia="Times New Roman" w:hAnsi="Consolas" w:cs="Times New Roman"/>
+          <w:color w:val="D4D4D4"/>
+          <w:sz w:val="21"/>
+          <w:szCs w:val="21"/>
+        </w:rPr>
+        <w:t>{</w:t>
+      </w:r>
+    </w:p>
+    <w:p>
+      <w:pPr>
+        <w:pStyle w:val="ListParagraph"/>
+        <w:numPr>
+          <w:ilvl w:val="3"/>
+          <w:numId w:val="5"/>
+        </w:numPr>
+        <w:shd w:val="clear" w:color="auto" w:fill="1E1E1E"/>
+        <w:spacing w:after="0" w:line="285" w:lineRule="atLeast"/>
+        <w:rPr>
+          <w:rFonts w:ascii="Consolas" w:eastAsia="Times New Roman" w:hAnsi="Consolas" w:cs="Times New Roman"/>
+          <w:color w:val="D4D4D4"/>
+          <w:sz w:val="21"/>
+          <w:szCs w:val="21"/>
+        </w:rPr>
+      </w:pPr>
+      <w:r>
+        <w:rPr>
+          <w:rFonts w:ascii="Consolas" w:eastAsia="Times New Roman" w:hAnsi="Consolas" w:cs="Times New Roman"/>
+          <w:color w:val="D4D4D4"/>
+          <w:sz w:val="21"/>
+          <w:szCs w:val="21"/>
+        </w:rPr>
+        <w:lastRenderedPageBreak/>
+        <w:t xml:space="preserve">                    </w:t>
+      </w:r>
+      <w:r>
+        <w:rPr>
+          <w:rFonts w:ascii="Consolas" w:eastAsia="Times New Roman" w:hAnsi="Consolas" w:cs="Times New Roman"/>
+          <w:color w:val="C586C0"/>
+          <w:sz w:val="21"/>
+          <w:szCs w:val="21"/>
+        </w:rPr>
+        <w:t>return</w:t>
+      </w:r>
+      <w:r>
+        <w:rPr>
+          <w:rFonts w:ascii="Consolas" w:eastAsia="Times New Roman" w:hAnsi="Consolas" w:cs="Times New Roman"/>
+          <w:color w:val="D4D4D4"/>
+          <w:sz w:val="21"/>
+          <w:szCs w:val="21"/>
+        </w:rPr>
+        <w:t xml:space="preserve"> </w:t>
+      </w:r>
+      <w:proofErr w:type="gramStart"/>
+      <w:r>
+        <w:rPr>
+          <w:rFonts w:ascii="Consolas" w:eastAsia="Times New Roman" w:hAnsi="Consolas" w:cs="Times New Roman"/>
+          <w:color w:val="DCDCAA"/>
+          <w:sz w:val="21"/>
+          <w:szCs w:val="21"/>
+        </w:rPr>
+        <w:t>response</w:t>
+      </w:r>
+      <w:r>
+        <w:rPr>
+          <w:rFonts w:ascii="Consolas" w:eastAsia="Times New Roman" w:hAnsi="Consolas" w:cs="Times New Roman"/>
+          <w:color w:val="D4D4D4"/>
+          <w:sz w:val="21"/>
+          <w:szCs w:val="21"/>
+        </w:rPr>
+        <w:t>(</w:t>
+      </w:r>
+      <w:proofErr w:type="gramEnd"/>
+      <w:r>
+        <w:rPr>
+          <w:rFonts w:ascii="Consolas" w:eastAsia="Times New Roman" w:hAnsi="Consolas" w:cs="Times New Roman"/>
+          <w:color w:val="DCDCAA"/>
+          <w:sz w:val="21"/>
+          <w:szCs w:val="21"/>
+        </w:rPr>
+        <w:t>JSON2</w:t>
+      </w:r>
+      <w:r>
+        <w:rPr>
+          <w:rFonts w:ascii="Consolas" w:eastAsia="Times New Roman" w:hAnsi="Consolas" w:cs="Times New Roman"/>
+          <w:color w:val="D4D4D4"/>
+          <w:sz w:val="21"/>
+          <w:szCs w:val="21"/>
+        </w:rPr>
+        <w:t>(</w:t>
+      </w:r>
+      <w:r>
+        <w:rPr>
+          <w:rFonts w:ascii="Consolas" w:eastAsia="Times New Roman" w:hAnsi="Consolas" w:cs="Times New Roman"/>
+          <w:color w:val="569CD6"/>
+          <w:sz w:val="21"/>
+          <w:szCs w:val="21"/>
+        </w:rPr>
+        <w:t>false</w:t>
+      </w:r>
+      <w:r>
+        <w:rPr>
+          <w:rFonts w:ascii="Consolas" w:eastAsia="Times New Roman" w:hAnsi="Consolas" w:cs="Times New Roman"/>
+          <w:color w:val="D4D4D4"/>
+          <w:sz w:val="21"/>
+          <w:szCs w:val="21"/>
+        </w:rPr>
+        <w:t>,</w:t>
+      </w:r>
+      <w:r>
+        <w:rPr>
+          <w:rFonts w:ascii="Consolas" w:eastAsia="Times New Roman" w:hAnsi="Consolas" w:cs="Times New Roman"/>
+          <w:color w:val="CE9178"/>
+          <w:sz w:val="21"/>
+          <w:szCs w:val="21"/>
+        </w:rPr>
+        <w:t>'Bạn không sử dụng được chức năng này !'</w:t>
+      </w:r>
+      <w:r>
+        <w:rPr>
+          <w:rFonts w:ascii="Consolas" w:eastAsia="Times New Roman" w:hAnsi="Consolas" w:cs="Times New Roman"/>
+          <w:color w:val="D4D4D4"/>
+          <w:sz w:val="21"/>
+          <w:szCs w:val="21"/>
+        </w:rPr>
+        <w:t>));</w:t>
+      </w:r>
+    </w:p>
+    <w:p>
+      <w:pPr>
+        <w:pStyle w:val="ListParagraph"/>
+        <w:numPr>
+          <w:ilvl w:val="3"/>
+          <w:numId w:val="5"/>
+        </w:numPr>
+        <w:shd w:val="clear" w:color="auto" w:fill="1E1E1E"/>
+        <w:spacing w:after="0" w:line="285" w:lineRule="atLeast"/>
+        <w:rPr>
+          <w:rFonts w:ascii="Consolas" w:eastAsia="Times New Roman" w:hAnsi="Consolas" w:cs="Times New Roman"/>
+          <w:color w:val="D4D4D4"/>
+          <w:sz w:val="21"/>
+          <w:szCs w:val="21"/>
+        </w:rPr>
+      </w:pPr>
+      <w:r>
+        <w:rPr>
+          <w:rFonts w:ascii="Consolas" w:eastAsia="Times New Roman" w:hAnsi="Consolas" w:cs="Times New Roman"/>
+          <w:color w:val="D4D4D4"/>
+          <w:sz w:val="21"/>
+          <w:szCs w:val="21"/>
+        </w:rPr>
+        <w:t>                }</w:t>
+      </w:r>
+    </w:p>
+    <w:p>
+      <w:pPr>
+        <w:pStyle w:val="ListParagraph"/>
+        <w:numPr>
+          <w:ilvl w:val="3"/>
+          <w:numId w:val="5"/>
+        </w:numPr>
+        <w:shd w:val="clear" w:color="auto" w:fill="1E1E1E"/>
+        <w:spacing w:after="0" w:line="285" w:lineRule="atLeast"/>
+        <w:rPr>
+          <w:rFonts w:ascii="Consolas" w:eastAsia="Times New Roman" w:hAnsi="Consolas" w:cs="Times New Roman"/>
+          <w:color w:val="D4D4D4"/>
+          <w:sz w:val="21"/>
+          <w:szCs w:val="21"/>
+        </w:rPr>
+      </w:pPr>
+      <w:r>
+        <w:rPr>
+          <w:rFonts w:ascii="Consolas" w:eastAsia="Times New Roman" w:hAnsi="Consolas" w:cs="Times New Roman"/>
+          <w:color w:val="D4D4D4"/>
+          <w:sz w:val="21"/>
+          <w:szCs w:val="21"/>
+        </w:rPr>
+        <w:t>            }</w:t>
+      </w:r>
+    </w:p>
+    <w:p>
+      <w:pPr>
+        <w:pStyle w:val="ListParagraph"/>
+        <w:numPr>
+          <w:ilvl w:val="3"/>
+          <w:numId w:val="5"/>
+        </w:numPr>
+        <w:spacing w:line="240" w:lineRule="auto"/>
+        <w:jc w:val="both"/>
+        <w:rPr>
+          <w:rFonts w:ascii="Times New Roman" w:hAnsi="Times New Roman" w:cs="Times New Roman"/>
+          <w:sz w:val="34"/>
+          <w:szCs w:val="34"/>
+        </w:rPr>
+      </w:pPr>
+    </w:p>
+    <w:p>
+      <w:pPr>
+        <w:pStyle w:val="ListParagraph"/>
+        <w:numPr>
+          <w:ilvl w:val="2"/>
+          <w:numId w:val="5"/>
+        </w:numPr>
+        <w:spacing w:line="240" w:lineRule="auto"/>
+        <w:jc w:val="both"/>
+        <w:rPr>
+          <w:rFonts w:ascii="Times New Roman" w:hAnsi="Times New Roman" w:cs="Times New Roman"/>
+          <w:sz w:val="34"/>
+          <w:szCs w:val="34"/>
+        </w:rPr>
+      </w:pPr>
+      <w:r>
+        <w:rPr>
+          <w:rFonts w:ascii="Times New Roman" w:hAnsi="Times New Roman" w:cs="Times New Roman"/>
+          <w:sz w:val="34"/>
+          <w:szCs w:val="34"/>
+        </w:rPr>
+        <w:t>Và đồng thời điều hướng trang về trang 404 khi so sánh mảng dữ liệu trả về false.</w:t>
+      </w:r>
+    </w:p>
+    <w:p>
+      <w:pPr>
+        <w:pStyle w:val="ListParagraph"/>
+        <w:numPr>
+          <w:ilvl w:val="3"/>
+          <w:numId w:val="5"/>
+        </w:numPr>
+        <w:shd w:val="clear" w:color="auto" w:fill="1E1E1E"/>
+        <w:spacing w:after="0" w:line="285" w:lineRule="atLeast"/>
+        <w:rPr>
+          <w:rFonts w:ascii="Consolas" w:eastAsia="Times New Roman" w:hAnsi="Consolas" w:cs="Times New Roman"/>
+          <w:color w:val="D4D4D4"/>
+          <w:sz w:val="21"/>
+          <w:szCs w:val="21"/>
+        </w:rPr>
+      </w:pPr>
+      <w:r>
+        <w:rPr>
+          <w:rFonts w:ascii="Consolas" w:eastAsia="Times New Roman" w:hAnsi="Consolas" w:cs="Times New Roman"/>
+          <w:color w:val="C586C0"/>
+          <w:sz w:val="21"/>
+          <w:szCs w:val="21"/>
+        </w:rPr>
+        <w:t>if</w:t>
+      </w:r>
+      <w:r>
+        <w:rPr>
+          <w:rFonts w:ascii="Consolas" w:eastAsia="Times New Roman" w:hAnsi="Consolas" w:cs="Times New Roman"/>
+          <w:color w:val="D4D4D4"/>
+          <w:sz w:val="21"/>
+          <w:szCs w:val="21"/>
+        </w:rPr>
+        <w:t>(</w:t>
+      </w:r>
+      <w:r>
+        <w:rPr>
+          <w:rFonts w:ascii="Consolas" w:eastAsia="Times New Roman" w:hAnsi="Consolas" w:cs="Times New Roman"/>
+          <w:color w:val="9CDCFE"/>
+          <w:sz w:val="21"/>
+          <w:szCs w:val="21"/>
+        </w:rPr>
+        <w:t>$array</w:t>
+      </w:r>
+      <w:r>
+        <w:rPr>
+          <w:rFonts w:ascii="Consolas" w:eastAsia="Times New Roman" w:hAnsi="Consolas" w:cs="Times New Roman"/>
+          <w:color w:val="D4D4D4"/>
+          <w:sz w:val="21"/>
+          <w:szCs w:val="21"/>
+        </w:rPr>
+        <w:t>-&gt;</w:t>
+      </w:r>
+      <w:r>
+        <w:rPr>
+          <w:rFonts w:ascii="Consolas" w:eastAsia="Times New Roman" w:hAnsi="Consolas" w:cs="Times New Roman"/>
+          <w:color w:val="DCDCAA"/>
+          <w:sz w:val="21"/>
+          <w:szCs w:val="21"/>
+        </w:rPr>
+        <w:t>contains</w:t>
+      </w:r>
+      <w:r>
+        <w:rPr>
+          <w:rFonts w:ascii="Consolas" w:eastAsia="Times New Roman" w:hAnsi="Consolas" w:cs="Times New Roman"/>
+          <w:color w:val="D4D4D4"/>
+          <w:sz w:val="21"/>
+          <w:szCs w:val="21"/>
+        </w:rPr>
+        <w:t>(</w:t>
+      </w:r>
+      <w:r>
+        <w:rPr>
+          <w:rFonts w:ascii="Consolas" w:eastAsia="Times New Roman" w:hAnsi="Consolas" w:cs="Times New Roman"/>
+          <w:color w:val="9CDCFE"/>
+          <w:sz w:val="21"/>
+          <w:szCs w:val="21"/>
+        </w:rPr>
+        <w:t>$key</w:t>
+      </w:r>
+      <w:proofErr w:type="gramStart"/>
+      <w:r>
+        <w:rPr>
+          <w:rFonts w:ascii="Consolas" w:eastAsia="Times New Roman" w:hAnsi="Consolas" w:cs="Times New Roman"/>
+          <w:color w:val="D4D4D4"/>
+          <w:sz w:val="21"/>
+          <w:szCs w:val="21"/>
+        </w:rPr>
+        <w:t>)){</w:t>
+      </w:r>
+      <w:proofErr w:type="gramEnd"/>
+    </w:p>
+    <w:p>
+      <w:pPr>
+        <w:pStyle w:val="ListParagraph"/>
+        <w:numPr>
+          <w:ilvl w:val="3"/>
+          <w:numId w:val="5"/>
+        </w:numPr>
+        <w:shd w:val="clear" w:color="auto" w:fill="1E1E1E"/>
+        <w:spacing w:after="0" w:line="285" w:lineRule="atLeast"/>
+        <w:rPr>
+          <w:rFonts w:ascii="Consolas" w:eastAsia="Times New Roman" w:hAnsi="Consolas" w:cs="Times New Roman"/>
+          <w:color w:val="D4D4D4"/>
+          <w:sz w:val="21"/>
+          <w:szCs w:val="21"/>
+        </w:rPr>
+      </w:pPr>
+      <w:r>
+        <w:rPr>
+          <w:rFonts w:ascii="Consolas" w:eastAsia="Times New Roman" w:hAnsi="Consolas" w:cs="Times New Roman"/>
+          <w:color w:val="D4D4D4"/>
+          <w:sz w:val="21"/>
+          <w:szCs w:val="21"/>
+        </w:rPr>
+        <w:t xml:space="preserve">                    </w:t>
+      </w:r>
+      <w:r>
+        <w:rPr>
+          <w:rFonts w:ascii="Consolas" w:eastAsia="Times New Roman" w:hAnsi="Consolas" w:cs="Times New Roman"/>
+          <w:color w:val="C586C0"/>
+          <w:sz w:val="21"/>
+          <w:szCs w:val="21"/>
+        </w:rPr>
+        <w:t>return</w:t>
+      </w:r>
+      <w:r>
+        <w:rPr>
+          <w:rFonts w:ascii="Consolas" w:eastAsia="Times New Roman" w:hAnsi="Consolas" w:cs="Times New Roman"/>
+          <w:color w:val="D4D4D4"/>
+          <w:sz w:val="21"/>
+          <w:szCs w:val="21"/>
+        </w:rPr>
+        <w:t xml:space="preserve"> </w:t>
+      </w:r>
+      <w:r>
+        <w:rPr>
+          <w:rFonts w:ascii="Consolas" w:eastAsia="Times New Roman" w:hAnsi="Consolas" w:cs="Times New Roman"/>
+          <w:color w:val="9CDCFE"/>
+          <w:sz w:val="21"/>
+          <w:szCs w:val="21"/>
+        </w:rPr>
+        <w:t>$next</w:t>
+      </w:r>
+      <w:r>
+        <w:rPr>
+          <w:rFonts w:ascii="Consolas" w:eastAsia="Times New Roman" w:hAnsi="Consolas" w:cs="Times New Roman"/>
+          <w:color w:val="D4D4D4"/>
+          <w:sz w:val="21"/>
+          <w:szCs w:val="21"/>
+        </w:rPr>
+        <w:t>(</w:t>
+      </w:r>
+      <w:r>
+        <w:rPr>
+          <w:rFonts w:ascii="Consolas" w:eastAsia="Times New Roman" w:hAnsi="Consolas" w:cs="Times New Roman"/>
+          <w:color w:val="9CDCFE"/>
+          <w:sz w:val="21"/>
+          <w:szCs w:val="21"/>
+        </w:rPr>
+        <w:t>$request</w:t>
+      </w:r>
+      <w:r>
+        <w:rPr>
+          <w:rFonts w:ascii="Consolas" w:eastAsia="Times New Roman" w:hAnsi="Consolas" w:cs="Times New Roman"/>
+          <w:color w:val="D4D4D4"/>
+          <w:sz w:val="21"/>
+          <w:szCs w:val="21"/>
+        </w:rPr>
+        <w:t>);</w:t>
+      </w:r>
+    </w:p>
+    <w:p>
+      <w:pPr>
+        <w:pStyle w:val="ListParagraph"/>
+        <w:numPr>
+          <w:ilvl w:val="3"/>
+          <w:numId w:val="5"/>
+        </w:numPr>
+        <w:shd w:val="clear" w:color="auto" w:fill="1E1E1E"/>
+        <w:spacing w:after="0" w:line="285" w:lineRule="atLeast"/>
+        <w:rPr>
+          <w:rFonts w:ascii="Consolas" w:eastAsia="Times New Roman" w:hAnsi="Consolas" w:cs="Times New Roman"/>
+          <w:color w:val="D4D4D4"/>
+          <w:sz w:val="21"/>
+          <w:szCs w:val="21"/>
+        </w:rPr>
+      </w:pPr>
+      <w:r>
+        <w:rPr>
+          <w:rFonts w:ascii="Consolas" w:eastAsia="Times New Roman" w:hAnsi="Consolas" w:cs="Times New Roman"/>
+          <w:color w:val="D4D4D4"/>
+          <w:sz w:val="21"/>
+          <w:szCs w:val="21"/>
+        </w:rPr>
+        <w:t xml:space="preserve">                </w:t>
+      </w:r>
+      <w:proofErr w:type="gramStart"/>
+      <w:r>
+        <w:rPr>
+          <w:rFonts w:ascii="Consolas" w:eastAsia="Times New Roman" w:hAnsi="Consolas" w:cs="Times New Roman"/>
+          <w:color w:val="D4D4D4"/>
+          <w:sz w:val="21"/>
+          <w:szCs w:val="21"/>
+        </w:rPr>
+        <w:t>}</w:t>
+      </w:r>
+      <w:r>
+        <w:rPr>
+          <w:rFonts w:ascii="Consolas" w:eastAsia="Times New Roman" w:hAnsi="Consolas" w:cs="Times New Roman"/>
+          <w:color w:val="C586C0"/>
+          <w:sz w:val="21"/>
+          <w:szCs w:val="21"/>
+        </w:rPr>
+        <w:t>else</w:t>
+      </w:r>
+      <w:proofErr w:type="gramEnd"/>
+      <w:r>
+        <w:rPr>
+          <w:rFonts w:ascii="Consolas" w:eastAsia="Times New Roman" w:hAnsi="Consolas" w:cs="Times New Roman"/>
+          <w:color w:val="D4D4D4"/>
+          <w:sz w:val="21"/>
+          <w:szCs w:val="21"/>
+        </w:rPr>
+        <w:t>{</w:t>
+      </w:r>
+    </w:p>
+    <w:p>
+      <w:pPr>
+        <w:pStyle w:val="ListParagraph"/>
+        <w:numPr>
+          <w:ilvl w:val="3"/>
+          <w:numId w:val="5"/>
+        </w:numPr>
+        <w:shd w:val="clear" w:color="auto" w:fill="1E1E1E"/>
+        <w:spacing w:after="0" w:line="285" w:lineRule="atLeast"/>
+        <w:rPr>
+          <w:rFonts w:ascii="Consolas" w:eastAsia="Times New Roman" w:hAnsi="Consolas" w:cs="Times New Roman"/>
+          <w:color w:val="D4D4D4"/>
+          <w:sz w:val="21"/>
+          <w:szCs w:val="21"/>
+        </w:rPr>
+      </w:pPr>
+      <w:r>
+        <w:rPr>
+          <w:rFonts w:ascii="Consolas" w:eastAsia="Times New Roman" w:hAnsi="Consolas" w:cs="Times New Roman"/>
+          <w:color w:val="D4D4D4"/>
+          <w:sz w:val="21"/>
+          <w:szCs w:val="21"/>
+        </w:rPr>
+        <w:t xml:space="preserve">                    </w:t>
+      </w:r>
+      <w:r>
+        <w:rPr>
+          <w:rFonts w:ascii="Consolas" w:eastAsia="Times New Roman" w:hAnsi="Consolas" w:cs="Times New Roman"/>
+          <w:color w:val="C586C0"/>
+          <w:sz w:val="21"/>
+          <w:szCs w:val="21"/>
+        </w:rPr>
+        <w:t>return</w:t>
+      </w:r>
+      <w:r>
+        <w:rPr>
+          <w:rFonts w:ascii="Consolas" w:eastAsia="Times New Roman" w:hAnsi="Consolas" w:cs="Times New Roman"/>
+          <w:color w:val="D4D4D4"/>
+          <w:sz w:val="21"/>
+          <w:szCs w:val="21"/>
+        </w:rPr>
+        <w:t xml:space="preserve"> </w:t>
+      </w:r>
+      <w:r>
+        <w:rPr>
+          <w:rFonts w:ascii="Consolas" w:eastAsia="Times New Roman" w:hAnsi="Consolas" w:cs="Times New Roman"/>
+          <w:color w:val="DCDCAA"/>
+          <w:sz w:val="21"/>
+          <w:szCs w:val="21"/>
+        </w:rPr>
+        <w:t>redirect</w:t>
+      </w:r>
+      <w:r>
+        <w:rPr>
+          <w:rFonts w:ascii="Consolas" w:eastAsia="Times New Roman" w:hAnsi="Consolas" w:cs="Times New Roman"/>
+          <w:color w:val="D4D4D4"/>
+          <w:sz w:val="21"/>
+          <w:szCs w:val="21"/>
+        </w:rPr>
+        <w:t>()-&gt;</w:t>
+      </w:r>
+      <w:r>
+        <w:rPr>
+          <w:rFonts w:ascii="Consolas" w:eastAsia="Times New Roman" w:hAnsi="Consolas" w:cs="Times New Roman"/>
+          <w:color w:val="DCDCAA"/>
+          <w:sz w:val="21"/>
+          <w:szCs w:val="21"/>
+        </w:rPr>
+        <w:t>route</w:t>
+      </w:r>
+      <w:r>
+        <w:rPr>
+          <w:rFonts w:ascii="Consolas" w:eastAsia="Times New Roman" w:hAnsi="Consolas" w:cs="Times New Roman"/>
+          <w:color w:val="D4D4D4"/>
+          <w:sz w:val="21"/>
+          <w:szCs w:val="21"/>
+        </w:rPr>
+        <w:t>(</w:t>
+      </w:r>
+      <w:r>
+        <w:rPr>
+          <w:rFonts w:ascii="Consolas" w:eastAsia="Times New Roman" w:hAnsi="Consolas" w:cs="Times New Roman"/>
+          <w:color w:val="CE9178"/>
+          <w:sz w:val="21"/>
+          <w:szCs w:val="21"/>
+        </w:rPr>
+        <w:t>'error404'</w:t>
+      </w:r>
+      <w:r>
+        <w:rPr>
+          <w:rFonts w:ascii="Consolas" w:eastAsia="Times New Roman" w:hAnsi="Consolas" w:cs="Times New Roman"/>
+          <w:color w:val="D4D4D4"/>
+          <w:sz w:val="21"/>
+          <w:szCs w:val="21"/>
+        </w:rPr>
+        <w:t>);  </w:t>
+      </w:r>
+    </w:p>
+    <w:p>
+      <w:pPr>
+        <w:pStyle w:val="ListParagraph"/>
+        <w:numPr>
+          <w:ilvl w:val="3"/>
+          <w:numId w:val="5"/>
+        </w:numPr>
+        <w:shd w:val="clear" w:color="auto" w:fill="1E1E1E"/>
+        <w:spacing w:after="0" w:line="285" w:lineRule="atLeast"/>
+        <w:rPr>
+          <w:rFonts w:ascii="Consolas" w:eastAsia="Times New Roman" w:hAnsi="Consolas" w:cs="Times New Roman"/>
+          <w:color w:val="D4D4D4"/>
+          <w:sz w:val="21"/>
+          <w:szCs w:val="21"/>
+        </w:rPr>
+      </w:pPr>
+      <w:r>
+        <w:rPr>
+          <w:rFonts w:ascii="Consolas" w:eastAsia="Times New Roman" w:hAnsi="Consolas" w:cs="Times New Roman"/>
+          <w:color w:val="D4D4D4"/>
+          <w:sz w:val="21"/>
+          <w:szCs w:val="21"/>
+        </w:rPr>
+        <w:t>                }</w:t>
+      </w:r>
+    </w:p>
+    <w:p>
+      <w:pPr>
+        <w:pStyle w:val="ListParagraph"/>
+        <w:numPr>
+          <w:ilvl w:val="1"/>
+          <w:numId w:val="5"/>
+        </w:numPr>
+        <w:spacing w:line="240" w:lineRule="auto"/>
+        <w:jc w:val="both"/>
+        <w:rPr>
+          <w:rFonts w:ascii="Times New Roman" w:hAnsi="Times New Roman" w:cs="Times New Roman"/>
+          <w:sz w:val="34"/>
+          <w:szCs w:val="34"/>
+        </w:rPr>
+      </w:pPr>
+      <w:r>
+        <w:rPr>
+          <w:rFonts w:ascii="Times New Roman" w:hAnsi="Times New Roman" w:cs="Times New Roman"/>
+          <w:sz w:val="34"/>
+          <w:szCs w:val="34"/>
+        </w:rPr>
+        <w:t>Loadding dữ liệu lên check box</w:t>
+      </w:r>
+    </w:p>
+    <w:p>
+      <w:pPr>
+        <w:pStyle w:val="ListParagraph"/>
+        <w:numPr>
+          <w:ilvl w:val="2"/>
+          <w:numId w:val="5"/>
+        </w:numPr>
+        <w:spacing w:line="240" w:lineRule="auto"/>
+        <w:jc w:val="both"/>
+        <w:rPr>
+          <w:rFonts w:ascii="Times New Roman" w:hAnsi="Times New Roman" w:cs="Times New Roman"/>
+          <w:sz w:val="34"/>
+          <w:szCs w:val="34"/>
+        </w:rPr>
+      </w:pPr>
+      <w:r>
+        <w:rPr>
+          <w:rFonts w:ascii="Times New Roman" w:hAnsi="Times New Roman" w:cs="Times New Roman"/>
+          <w:sz w:val="34"/>
+          <w:szCs w:val="34"/>
+        </w:rPr>
+        <w:t>Tạo dữ liệu cứng trên giao diện người dùng.</w:t>
+      </w:r>
+    </w:p>
+    <w:p>
+      <w:pPr>
+        <w:pStyle w:val="ListParagraph"/>
+        <w:numPr>
+          <w:ilvl w:val="2"/>
+          <w:numId w:val="5"/>
+        </w:numPr>
+        <w:spacing w:line="240" w:lineRule="auto"/>
+        <w:jc w:val="both"/>
+        <w:rPr>
+          <w:rFonts w:ascii="Times New Roman" w:hAnsi="Times New Roman" w:cs="Times New Roman"/>
+          <w:sz w:val="34"/>
+          <w:szCs w:val="34"/>
+        </w:rPr>
+      </w:pPr>
+      <w:r>
+        <w:rPr>
+          <w:rFonts w:ascii="Times New Roman" w:hAnsi="Times New Roman" w:cs="Times New Roman"/>
+          <w:sz w:val="34"/>
+          <w:szCs w:val="34"/>
+        </w:rPr>
+        <w:t>Sử dụng multiselect boostrap để căn chỉnh giao diện.</w:t>
+      </w:r>
+    </w:p>
+    <w:p>
+      <w:pPr>
+        <w:pStyle w:val="ListParagraph"/>
+        <w:numPr>
+          <w:ilvl w:val="1"/>
+          <w:numId w:val="5"/>
+        </w:numPr>
+        <w:spacing w:line="240" w:lineRule="auto"/>
+        <w:jc w:val="both"/>
+        <w:rPr>
+          <w:rFonts w:ascii="Times New Roman" w:hAnsi="Times New Roman" w:cs="Times New Roman"/>
+          <w:sz w:val="34"/>
+          <w:szCs w:val="34"/>
+        </w:rPr>
+      </w:pPr>
+      <w:r>
+        <w:rPr>
+          <w:rFonts w:ascii="Times New Roman" w:hAnsi="Times New Roman" w:cs="Times New Roman"/>
+          <w:sz w:val="34"/>
+          <w:szCs w:val="34"/>
+        </w:rPr>
+        <w:t>Lấy set dữ liệu lên select checkbox</w:t>
+      </w:r>
+    </w:p>
+    <w:p>
+      <w:pPr>
+        <w:pStyle w:val="ListParagraph"/>
+        <w:numPr>
+          <w:ilvl w:val="2"/>
+          <w:numId w:val="5"/>
+        </w:numPr>
+        <w:spacing w:line="240" w:lineRule="auto"/>
+        <w:jc w:val="both"/>
+        <w:rPr>
+          <w:rFonts w:ascii="Times New Roman" w:hAnsi="Times New Roman" w:cs="Times New Roman"/>
+          <w:sz w:val="34"/>
+          <w:szCs w:val="34"/>
+        </w:rPr>
+      </w:pPr>
+      <w:r>
+        <w:rPr>
+          <w:rFonts w:ascii="Times New Roman" w:hAnsi="Times New Roman" w:cs="Times New Roman"/>
+          <w:sz w:val="34"/>
+          <w:szCs w:val="34"/>
+        </w:rPr>
+        <w:t>Sử dụng hàm select của multiselect để gắn lại dữ liệu.</w:t>
+      </w:r>
+    </w:p>
+    <w:p>
+      <w:pPr>
+        <w:pStyle w:val="ListParagraph"/>
+        <w:numPr>
+          <w:ilvl w:val="2"/>
+          <w:numId w:val="5"/>
+        </w:numPr>
+        <w:shd w:val="clear" w:color="auto" w:fill="1E1E1E"/>
+        <w:spacing w:after="0" w:line="285" w:lineRule="atLeast"/>
+        <w:rPr>
+          <w:rFonts w:ascii="Consolas" w:eastAsia="Times New Roman" w:hAnsi="Consolas" w:cs="Times New Roman"/>
+          <w:color w:val="D4D4D4"/>
+          <w:sz w:val="21"/>
+          <w:szCs w:val="21"/>
+        </w:rPr>
+      </w:pPr>
+      <w:r>
+        <w:rPr>
+          <w:rFonts w:ascii="Consolas" w:eastAsia="Times New Roman" w:hAnsi="Consolas" w:cs="Times New Roman"/>
+          <w:color w:val="DCDCAA"/>
+          <w:sz w:val="21"/>
+          <w:szCs w:val="21"/>
+        </w:rPr>
+        <w:t>$</w:t>
+      </w:r>
+      <w:r>
+        <w:rPr>
+          <w:rFonts w:ascii="Consolas" w:eastAsia="Times New Roman" w:hAnsi="Consolas" w:cs="Times New Roman"/>
+          <w:color w:val="D4D4D4"/>
+          <w:sz w:val="21"/>
+          <w:szCs w:val="21"/>
+        </w:rPr>
+        <w:t>(</w:t>
+      </w:r>
+      <w:r>
+        <w:rPr>
+          <w:rFonts w:ascii="Consolas" w:eastAsia="Times New Roman" w:hAnsi="Consolas" w:cs="Times New Roman"/>
+          <w:color w:val="CE9178"/>
+          <w:sz w:val="21"/>
+          <w:szCs w:val="21"/>
+        </w:rPr>
+        <w:t>'#permission'</w:t>
+      </w:r>
+      <w:proofErr w:type="gramStart"/>
+      <w:r>
+        <w:rPr>
+          <w:rFonts w:ascii="Consolas" w:eastAsia="Times New Roman" w:hAnsi="Consolas" w:cs="Times New Roman"/>
+          <w:color w:val="D4D4D4"/>
+          <w:sz w:val="21"/>
+          <w:szCs w:val="21"/>
+        </w:rPr>
+        <w:t>).</w:t>
+      </w:r>
+      <w:r>
+        <w:rPr>
+          <w:rFonts w:ascii="Consolas" w:eastAsia="Times New Roman" w:hAnsi="Consolas" w:cs="Times New Roman"/>
+          <w:color w:val="DCDCAA"/>
+          <w:sz w:val="21"/>
+          <w:szCs w:val="21"/>
+        </w:rPr>
+        <w:t>multiselect</w:t>
+      </w:r>
+      <w:proofErr w:type="gramEnd"/>
+      <w:r>
+        <w:rPr>
+          <w:rFonts w:ascii="Consolas" w:eastAsia="Times New Roman" w:hAnsi="Consolas" w:cs="Times New Roman"/>
+          <w:color w:val="D4D4D4"/>
+          <w:sz w:val="21"/>
+          <w:szCs w:val="21"/>
+        </w:rPr>
+        <w:t>(</w:t>
+      </w:r>
+      <w:r>
+        <w:rPr>
+          <w:rFonts w:ascii="Consolas" w:eastAsia="Times New Roman" w:hAnsi="Consolas" w:cs="Times New Roman"/>
+          <w:color w:val="CE9178"/>
+          <w:sz w:val="21"/>
+          <w:szCs w:val="21"/>
+        </w:rPr>
+        <w:t>'select'</w:t>
+      </w:r>
+      <w:r>
+        <w:rPr>
+          <w:rFonts w:ascii="Consolas" w:eastAsia="Times New Roman" w:hAnsi="Consolas" w:cs="Times New Roman"/>
+          <w:color w:val="D4D4D4"/>
+          <w:sz w:val="21"/>
+          <w:szCs w:val="21"/>
+        </w:rPr>
+        <w:t>,</w:t>
+      </w:r>
+      <w:r>
+        <w:rPr>
+          <w:rFonts w:ascii="Consolas" w:eastAsia="Times New Roman" w:hAnsi="Consolas" w:cs="Times New Roman"/>
+          <w:color w:val="9CDCFE"/>
+          <w:sz w:val="21"/>
+          <w:szCs w:val="21"/>
+        </w:rPr>
+        <w:t>dataPermission</w:t>
+      </w:r>
+      <w:r>
+        <w:rPr>
+          <w:rFonts w:ascii="Consolas" w:eastAsia="Times New Roman" w:hAnsi="Consolas" w:cs="Times New Roman"/>
+          <w:color w:val="D4D4D4"/>
+          <w:sz w:val="21"/>
+          <w:szCs w:val="21"/>
+        </w:rPr>
+        <w:t>);</w:t>
+      </w:r>
+      <w:r>
+        <w:rPr>
+          <w:rFonts w:ascii="Consolas" w:eastAsia="Times New Roman" w:hAnsi="Consolas" w:cs="Times New Roman"/>
+          <w:color w:val="D4D4D4"/>
+          <w:sz w:val="21"/>
+          <w:szCs w:val="21"/>
+        </w:rPr>
+        <w:tab/>
+      </w:r>
+    </w:p>
+    <w:p>
+      <w:pPr>
+        <w:ind w:firstLine="720"/>
+        <w:jc w:val="both"/>
+        <w:rPr>
+          <w:rFonts w:ascii="Times New Roman" w:hAnsi="Times New Roman" w:cs="Times New Roman"/>
+          <w:sz w:val="34"/>
+          <w:szCs w:val="34"/>
+        </w:rPr>
+      </w:pPr>
+    </w:p>
+    <w:p>
+      <w:pPr>
+        <w:jc w:val="both"/>
+        <w:rPr>
+          <w:rFonts w:ascii="Times New Roman" w:hAnsi="Times New Roman" w:cs="Times New Roman"/>
+          <w:sz w:val="34"/>
+          <w:szCs w:val="34"/>
+        </w:rPr>
+      </w:pPr>
+      <w:r>
+        <w:rPr>
+          <w:rFonts w:ascii="Times New Roman" w:hAnsi="Times New Roman" w:cs="Times New Roman"/>
+          <w:noProof/>
+          <w:sz w:val="34"/>
+          <w:szCs w:val="34"/>
+        </w:rPr>
+        <mc:AlternateContent>
+          <mc:Choice Requires="wps">
+            <w:drawing>
+              <wp:anchor distT="0" distB="0" distL="114300" distR="114300" simplePos="0" relativeHeight="251664384" behindDoc="0" locked="0" layoutInCell="1" allowOverlap="1" wp14:anchorId="580D4228" wp14:editId="0FAFCC28">
+                <wp:simplePos x="0" y="0"/>
+                <wp:positionH relativeFrom="column">
+                  <wp:posOffset>4400550</wp:posOffset>
+                </wp:positionH>
+                <wp:positionV relativeFrom="paragraph">
+                  <wp:posOffset>5080</wp:posOffset>
+                </wp:positionV>
+                <wp:extent cx="1171575" cy="962025"/>
+                <wp:effectExtent l="0" t="0" r="28575" b="28575"/>
+                <wp:wrapNone/>
+                <wp:docPr id="6" name="Rectangle 6"/>
+                <wp:cNvGraphicFramePr/>
+                <a:graphic xmlns:a="http://schemas.openxmlformats.org/drawingml/2006/main">
+                  <a:graphicData uri="http://schemas.microsoft.com/office/word/2010/wordprocessingShape">
+                    <wps:wsp>
+                      <wps:cNvSpPr/>
+                      <wps:spPr>
+                        <a:xfrm>
+                          <a:off x="0" y="0"/>
+                          <a:ext cx="1171575" cy="962025"/>
+                        </a:xfrm>
+                        <a:prstGeom prst="rect">
+                          <a:avLst/>
+                        </a:prstGeom>
+                      </wps:spPr>
+                      <wps:style>
+                        <a:lnRef idx="2">
+                          <a:schemeClr val="accent6"/>
+                        </a:lnRef>
+                        <a:fillRef idx="1">
+                          <a:schemeClr val="lt1"/>
+                        </a:fillRef>
+                        <a:effectRef idx="0">
+                          <a:schemeClr val="accent6"/>
+                        </a:effectRef>
+                        <a:fontRef idx="minor">
+                          <a:schemeClr val="dk1"/>
+                        </a:fontRef>
+                      </wps:style>
+                      <wps:txbx>
+                        <w:txbxContent>
+                          <w:p>
+                            <w:pPr>
+                              <w:jc w:val="center"/>
+                            </w:pPr>
+                            <w:r>
+                              <w:t>Điều hướng trang</w:t>
+                            </w:r>
+                          </w:p>
+                        </w:txbxContent>
+                      </wps:txbx>
+                      <wps:bodyPr rot="0" spcFirstLastPara="0" vertOverflow="overflow" horzOverflow="overflow" vert="horz" wrap="square" lIns="91440" tIns="45720" rIns="91440" bIns="45720" numCol="1" spcCol="0" rtlCol="0" fromWordArt="0" anchor="ctr" anchorCtr="0" forceAA="0" compatLnSpc="1">
+                        <a:prstTxWarp prst="textNoShape">
+                          <a:avLst/>
+                        </a:prstTxWarp>
+                        <a:noAutofit/>
+                      </wps:bodyPr>
+                    </wps:wsp>
+                  </a:graphicData>
+                </a:graphic>
+                <wp14:sizeRelV relativeFrom="margin">
+                  <wp14:pctHeight>0</wp14:pctHeight>
+                </wp14:sizeRelV>
+              </wp:anchor>
+            </w:drawing>
+          </mc:Choice>
+          <mc:Fallback>
+            <w:pict>
+              <v:rect w14:anchorId="580D4228" id="Rectangle 6" o:spid="_x0000_s1026" style="position:absolute;left:0;text-align:left;margin-left:346.5pt;margin-top:.4pt;width:92.25pt;height:75.75pt;z-index:251664384;visibility:visible;mso-wrap-style:square;mso-height-percent:0;mso-wrap-distance-left:9pt;mso-wrap-distance-top:0;mso-wrap-distance-right:9pt;mso-wrap-distance-bottom:0;mso-position-horizontal:absolute;mso-position-horizontal-relative:text;mso-position-vertical:absolute;mso-position-vertical-relative:text;mso-height-percent:0;mso-height-relative:margin;v-text-anchor:middle" o:gfxdata="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" fillcolor="white [3201]" strokecolor="#70ad47 [3209]" strokeweight="1pt">
+                <v:textbox>
+                  <w:txbxContent>
+                    <w:p>
+                      <w:pPr>
+                        <w:jc w:val="center"/>
+                      </w:pPr>
+                      <w:r>
+                        <w:t>Điều hướng trang</w:t>
+                      </w:r>
+                    </w:p>
+                  </w:txbxContent>
+                </v:textbox>
+              </v:rect>
+            </w:pict>
+          </mc:Fallback>
+        </mc:AlternateContent>
+      </w:r>
+      <w:r>
+        <w:rPr>
+          <w:rFonts w:ascii="Times New Roman" w:hAnsi="Times New Roman" w:cs="Times New Roman"/>
+          <w:noProof/>
+          <w:sz w:val="34"/>
+          <w:szCs w:val="34"/>
+        </w:rPr>
+        <mc:AlternateContent>
+          <mc:Choice Requires="wps">
+            <w:drawing>
+              <wp:anchor distT="0" distB="0" distL="114300" distR="114300" simplePos="0" relativeHeight="251661312" behindDoc="0" locked="0" layoutInCell="1" allowOverlap="1" wp14:anchorId="54D6441F" wp14:editId="3B003D4B">
+                <wp:simplePos x="0" y="0"/>
+                <wp:positionH relativeFrom="column">
+                  <wp:posOffset>2200275</wp:posOffset>
+                </wp:positionH>
+                <wp:positionV relativeFrom="paragraph">
+                  <wp:posOffset>214630</wp:posOffset>
+                </wp:positionV>
+                <wp:extent cx="1171575" cy="962025"/>
+                <wp:effectExtent l="0" t="0" r="28575" b="28575"/>
+                <wp:wrapNone/>
+                <wp:docPr id="4" name="Rectangle 4"/>
+                <wp:cNvGraphicFramePr/>
+                <a:graphic xmlns:a="http://schemas.openxmlformats.org/drawingml/2006/main">
+                  <a:graphicData uri="http://schemas.microsoft.com/office/word/2010/wordprocessingShape">
+                    <wps:wsp>
+                      <wps:cNvSpPr/>
+                      <wps:spPr>
+                        <a:xfrm>
+                          <a:off x="0" y="0"/>
+                          <a:ext cx="1171575" cy="962025"/>
+                        </a:xfrm>
+                        <a:prstGeom prst="rect">
+                          <a:avLst/>
+                        </a:prstGeom>
+                      </wps:spPr>
+                      <wps:style>
+                        <a:lnRef idx="2">
+                          <a:schemeClr val="accent6"/>
+                        </a:lnRef>
+                        <a:fillRef idx="1">
+                          <a:schemeClr val="lt1"/>
+                        </a:fillRef>
+                        <a:effectRef idx="0">
+                          <a:schemeClr val="accent6"/>
+                        </a:effectRef>
+                        <a:fontRef idx="minor">
+                          <a:schemeClr val="dk1"/>
+                        </a:fontRef>
+                      </wps:style>
+                      <wps:txbx>
+                        <w:txbxContent>
+                          <w:p>
+                            <w:pPr>
+                              <w:jc w:val="center"/>
+                            </w:pPr>
+                            <w:r>
+                              <w:t>Midellware</w:t>
+                            </w:r>
+                          </w:p>
+                        </w:txbxContent>
+                      </wps:txbx>
+                      <wps:bodyPr rot="0" spcFirstLastPara="0" vertOverflow="overflow" horzOverflow="overflow" vert="horz" wrap="square" lIns="91440" tIns="45720" rIns="91440" bIns="45720" numCol="1" spcCol="0" rtlCol="0" fromWordArt="0" anchor="ctr" anchorCtr="0" forceAA="0" compatLnSpc="1">
+                        <a:prstTxWarp prst="textNoShape">
+                          <a:avLst/>
+                        </a:prstTxWarp>
+                        <a:noAutofit/>
+                      </wps:bodyPr>
+                    </wps:wsp>
+                  </a:graphicData>
+                </a:graphic>
+              </wp:anchor>
+            </w:drawing>
+          </mc:Choice>
+          <mc:Fallback>
+            <w:pict>
+              <v:rect w14:anchorId="54D6441F" id="Rectangle 4" o:spid="_x0000_s1027" style="position:absolute;left:0;text-align:left;margin-left:173.25pt;margin-top:16.9pt;width:92.25pt;height:75.75pt;z-index:251661312;visibility:visible;mso-wrap-style:square;mso-wrap-distance-left:9pt;mso-wrap-distance-top:0;mso-wrap-distance-right:9pt;mso-wrap-distance-bottom:0;mso-position-horizontal:absolute;mso-position-horizontal-relative:text;mso-position-vertical:absolute;mso-position-vertical-relative:text;v-text-anchor:middle" o:gfxdata="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" fillcolor="white [3201]" strokecolor="#70ad47 [3209]" strokeweight="1pt">
+                <v:textbox>
+                  <w:txbxContent>
+                    <w:p>
+                      <w:pPr>
+                        <w:jc w:val="center"/>
+                      </w:pPr>
+                      <w:r>
+                        <w:t>Midellware</w:t>
+                      </w:r>
+                    </w:p>
+                  </w:txbxContent>
+                </v:textbox>
+              </v:rect>
+            </w:pict>
+          </mc:Fallback>
+        </mc:AlternateContent>
+      </w:r>
+      <w:r>
+        <w:rPr>
+          <w:rFonts w:ascii="Times New Roman" w:hAnsi="Times New Roman" w:cs="Times New Roman"/>
+          <w:noProof/>
+          <w:sz w:val="34"/>
+          <w:szCs w:val="34"/>
+        </w:rPr>
+        <mc:AlternateContent>
+          <mc:Choice Requires="wps">
+            <w:drawing>
+              <wp:anchor distT="0" distB="0" distL="114300" distR="114300" simplePos="0" relativeHeight="251659264" behindDoc="0" locked="0" layoutInCell="1" allowOverlap="1" wp14:anchorId="133C2C88" wp14:editId="06851F6C">
+                <wp:simplePos x="0" y="0"/>
+                <wp:positionH relativeFrom="column">
+                  <wp:posOffset>-9525</wp:posOffset>
+                </wp:positionH>
+                <wp:positionV relativeFrom="paragraph">
+                  <wp:posOffset>205105</wp:posOffset>
+                </wp:positionV>
+                <wp:extent cx="1171575" cy="962025"/>
+                <wp:effectExtent l="0" t="0" r="28575" b="28575"/>
+                <wp:wrapNone/>
+                <wp:docPr id="1" name="Rectangle 1"/>
+                <wp:cNvGraphicFramePr/>
+                <a:graphic xmlns:a="http://schemas.openxmlformats.org/drawingml/2006/main">
+                  <a:graphicData uri="http://schemas.microsoft.com/office/word/2010/wordprocessingShape">
+                    <wps:wsp>
+                      <wps:cNvSpPr/>
+                      <wps:spPr>
+                        <a:xfrm>
+                          <a:off x="0" y="0"/>
+                          <a:ext cx="1171575" cy="962025"/>
+                        </a:xfrm>
+                        <a:prstGeom prst="rect">
+                          <a:avLst/>
+                        </a:prstGeom>
+                      </wps:spPr>
+                      <wps:style>
+                        <a:lnRef idx="2">
+                          <a:schemeClr val="accent6"/>
+                        </a:lnRef>
+                        <a:fillRef idx="1">
+                          <a:schemeClr val="lt1"/>
+                        </a:fillRef>
+                        <a:effectRef idx="0">
+                          <a:schemeClr val="accent6"/>
+                        </a:effectRef>
+                        <a:fontRef idx="minor">
+                          <a:schemeClr val="dk1"/>
+                        </a:fontRef>
+                      </wps:style>
+                      <wps:txbx>
+                        <w:txbxContent>
+                          <w:p>
+                            <w:pPr>
+                              <w:jc w:val="center"/>
+                            </w:pPr>
+                            <w:r>
+                              <w:t>Router</w:t>
+                            </w:r>
+                          </w:p>
+                        </w:txbxContent>
+                      </wps:txbx>
+                      <wps:bodyPr rot="0" spcFirstLastPara="0" vertOverflow="overflow" horzOverflow="overflow" vert="horz" wrap="square" lIns="91440" tIns="45720" rIns="91440" bIns="45720" numCol="1" spcCol="0" rtlCol="0" fromWordArt="0" anchor="ctr" anchorCtr="0" forceAA="0" compatLnSpc="1">
+                        <a:prstTxWarp prst="textNoShape">
+                          <a:avLst/>
+                        </a:prstTxWarp>
+                        <a:noAutofit/>
+                      </wps:bodyPr>
+                    </wps:wsp>
+                  </a:graphicData>
+                </a:graphic>
+              </wp:anchor>
+            </w:drawing>
+          </mc:Choice>
+          <mc:Fallback>
+            <w:pict>
+              <v:rect w14:anchorId="133C2C88" id="Rectangle 1" o:spid="_x0000_s1028" style="position:absolute;left:0;text-align:left;margin-left:-.75pt;margin-top:16.15pt;width:92.25pt;height:75.75pt;z-index:251659264;visibility:visible;mso-wrap-style:square;mso-wrap-distance-left:9pt;mso-wrap-distance-top:0;mso-wrap-distance-right:9pt;mso-wrap-distance-bottom:0;mso-position-horizontal:absolute;mso-position-horizontal-relative:text;mso-position-vertical:absolute;mso-position-vertical-relative:text;v-text-anchor:middle" o:gfxdata="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" fillcolor="white [3201]" strokecolor="#70ad47 [3209]" strokeweight="1pt">
+                <v:textbox>
+                  <w:txbxContent>
+                    <w:p>
+                      <w:pPr>
+                        <w:jc w:val="center"/>
+                      </w:pPr>
+                      <w:r>
+                        <w:t>Router</w:t>
+                      </w:r>
+                    </w:p>
+                  </w:txbxContent>
+                </v:textbox>
+              </v:rect>
+            </w:pict>
+          </mc:Fallback>
+        </mc:AlternateContent>
       </w:r>
     </w:p>
     <w:p>
@@ -4113,18 +4844,87 @@
           <w:szCs w:val="34"/>
         </w:rPr>
       </w:pPr>
-      <w:bookmarkStart w:id="0" w:name="_GoBack"/>
-      <w:bookmarkEnd w:id="0"/>
-    </w:p>
-    <w:p>
-      <w:pPr>
-        <w:jc w:val="both"/>
-        <w:rPr>
-          <w:rFonts w:ascii="Times New Roman" w:hAnsi="Times New Roman" w:cs="Times New Roman"/>
-          <w:sz w:val="34"/>
-          <w:szCs w:val="34"/>
-        </w:rPr>
-      </w:pPr>
+      <w:r>
+        <w:rPr>
+          <w:rFonts w:ascii="Times New Roman" w:hAnsi="Times New Roman" w:cs="Times New Roman"/>
+          <w:noProof/>
+          <w:sz w:val="34"/>
+          <w:szCs w:val="34"/>
+        </w:rPr>
+        <mc:AlternateContent>
+          <mc:Choice Requires="wps">
+            <w:drawing>
+              <wp:anchor distT="0" distB="0" distL="114300" distR="114300" simplePos="0" relativeHeight="251667456" behindDoc="0" locked="0" layoutInCell="1" allowOverlap="1">
+                <wp:simplePos x="0" y="0"/>
+                <wp:positionH relativeFrom="column">
+                  <wp:posOffset>3400425</wp:posOffset>
+                </wp:positionH>
+                <wp:positionV relativeFrom="paragraph">
+                  <wp:posOffset>140335</wp:posOffset>
+                </wp:positionV>
+                <wp:extent cx="1028700" cy="247650"/>
+                <wp:effectExtent l="0" t="57150" r="0" b="19050"/>
+                <wp:wrapNone/>
+                <wp:docPr id="10" name="Straight Arrow Connector 10"/>
+                <wp:cNvGraphicFramePr/>
+                <a:graphic xmlns:a="http://schemas.openxmlformats.org/drawingml/2006/main">
+                  <a:graphicData uri="http://schemas.microsoft.com/office/word/2010/wordprocessingShape">
+                    <wps:wsp>
+                      <wps:cNvCnPr/>
+                      <wps:spPr>
+                        <a:xfrm flipV="1">
+                          <a:off x="0" y="0"/>
+                          <a:ext cx="1028700" cy="247650"/>
+                        </a:xfrm>
+                        <a:prstGeom prst="straightConnector1">
+                          <a:avLst/>
+                        </a:prstGeom>
+                        <a:ln>
+                          <a:tailEnd type="triangle"/>
+                        </a:ln>
+                      </wps:spPr>
+                      <wps:style>
+                        <a:lnRef idx="1">
+                          <a:schemeClr val="accent1"/>
+                        </a:lnRef>
+                        <a:fillRef idx="0">
+                          <a:schemeClr val="accent1"/>
+                        </a:fillRef>
+                        <a:effectRef idx="0">
+                          <a:schemeClr val="accent1"/>
+                        </a:effectRef>
+                        <a:fontRef idx="minor">
+                          <a:schemeClr val="tx1"/>
+                        </a:fontRef>
+                      </wps:style>
+                      <wps:bodyPr/>
+                    </wps:wsp>
+                  </a:graphicData>
+                </a:graphic>
+              </wp:anchor>
+            </w:drawing>
+          </mc:Choice>
+          <mc:Fallback>
+            <w:pict>
+              <v:shapetype w14:anchorId="3A171580" id="_x0000_t32" coordsize="21600,21600" o:spt="32" o:oned="t" path="m,l21600,21600e" filled="f">
+                <v:path arrowok="t" fillok="f" o:connecttype="none"/>
+                <o:lock v:ext="edit" shapetype="t"/>
+              </v:shapetype>
+              <v:shape id="Straight Arrow Connector 10" o:spid="_x0000_s1026" type="#_x0000_t32" style="position:absolute;margin-left:267.75pt;margin-top:11.05pt;width:81pt;height:19.5pt;flip:y;z-index:251667456;visibility:visible;mso-wrap-style:square;mso-wrap-distance-left:9pt;mso-wrap-distance-top:0;mso-wrap-distance-right:9pt;mso-wrap-distance-bottom:0;mso-position-horizontal:absolute;mso-position-horizontal-relative:text;mso-position-vertical:absolute;mso-position-vertical-relative:text" o:gfxdata="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" strokecolor="#5b9bd5 [3204]" strokeweight=".5pt">
+                <v:stroke endarrow="block" joinstyle="miter"/>
+              </v:shape>
+            </w:pict>
+          </mc:Fallback>
+        </mc:AlternateContent>
+      </w:r>
+      <w:r>
+        <w:rPr>
+          <w:rFonts w:ascii="Times New Roman" w:hAnsi="Times New Roman" w:cs="Times New Roman"/>
+          <w:sz w:val="34"/>
+          <w:szCs w:val="34"/>
+        </w:rPr>
+        <w:t xml:space="preserve">  </w:t>
+      </w:r>
     </w:p>
     <w:p>
       <w:pPr>
@@ -4140,10 +4940,140 @@
       <w:r>
         <w:rPr>
           <w:rFonts w:ascii="Times New Roman" w:hAnsi="Times New Roman" w:cs="Times New Roman"/>
-          <w:sz w:val="34"/>
-          <w:szCs w:val="34"/>
-        </w:rPr>
-        <w:t xml:space="preserve">  </w:t>
+          <w:noProof/>
+          <w:sz w:val="34"/>
+          <w:szCs w:val="34"/>
+        </w:rPr>
+        <mc:AlternateContent>
+          <mc:Choice Requires="wps">
+            <w:drawing>
+              <wp:anchor distT="0" distB="0" distL="114300" distR="114300" simplePos="0" relativeHeight="251668480" behindDoc="0" locked="0" layoutInCell="1" allowOverlap="1">
+                <wp:simplePos x="0" y="0"/>
+                <wp:positionH relativeFrom="column">
+                  <wp:posOffset>3409950</wp:posOffset>
+                </wp:positionH>
+                <wp:positionV relativeFrom="paragraph">
+                  <wp:posOffset>158749</wp:posOffset>
+                </wp:positionV>
+                <wp:extent cx="1047750" cy="1171575"/>
+                <wp:effectExtent l="0" t="0" r="76200" b="47625"/>
+                <wp:wrapNone/>
+                <wp:docPr id="11" name="Straight Arrow Connector 11"/>
+                <wp:cNvGraphicFramePr/>
+                <a:graphic xmlns:a="http://schemas.openxmlformats.org/drawingml/2006/main">
+                  <a:graphicData uri="http://schemas.microsoft.com/office/word/2010/wordprocessingShape">
+                    <wps:wsp>
+                      <wps:cNvCnPr/>
+                      <wps:spPr>
+                        <a:xfrm>
+                          <a:off x="0" y="0"/>
+                          <a:ext cx="1047750" cy="1171575"/>
+                        </a:xfrm>
+                        <a:prstGeom prst="straightConnector1">
+                          <a:avLst/>
+                        </a:prstGeom>
+                        <a:ln>
+                          <a:tailEnd type="triangle"/>
+                        </a:ln>
+                      </wps:spPr>
+                      <wps:style>
+                        <a:lnRef idx="1">
+                          <a:schemeClr val="accent1"/>
+                        </a:lnRef>
+                        <a:fillRef idx="0">
+                          <a:schemeClr val="accent1"/>
+                        </a:fillRef>
+                        <a:effectRef idx="0">
+                          <a:schemeClr val="accent1"/>
+                        </a:effectRef>
+                        <a:fontRef idx="minor">
+                          <a:schemeClr val="tx1"/>
+                        </a:fontRef>
+                      </wps:style>
+                      <wps:bodyPr/>
+                    </wps:wsp>
+                  </a:graphicData>
+                </a:graphic>
+              </wp:anchor>
+            </w:drawing>
+          </mc:Choice>
+          <mc:Fallback>
+            <w:pict>
+              <v:shape w14:anchorId="5C2181A8" id="Straight Arrow Connector 11" o:spid="_x0000_s1026" type="#_x0000_t32" style="position:absolute;margin-left:268.5pt;margin-top:12.5pt;width:82.5pt;height:92.25pt;z-index:251668480;visibility:visible;mso-wrap-style:square;mso-wrap-distance-left:9pt;mso-wrap-distance-top:0;mso-wrap-distance-right:9pt;mso-wrap-distance-bottom:0;mso-position-horizontal:absolute;mso-position-horizontal-relative:text;mso-position-vertical:absolute;mso-position-vertical-relative:text" o:gfxdata="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" strokecolor="#5b9bd5 [3204]" strokeweight=".5pt">
+                <v:stroke endarrow="block" joinstyle="miter"/>
+              </v:shape>
+            </w:pict>
+          </mc:Fallback>
+        </mc:AlternateContent>
+      </w:r>
+      <w:r>
+        <w:rPr>
+          <w:rFonts w:ascii="Times New Roman" w:hAnsi="Times New Roman" w:cs="Times New Roman"/>
+          <w:noProof/>
+          <w:sz w:val="34"/>
+          <w:szCs w:val="34"/>
+        </w:rPr>
+        <mc:AlternateContent>
+          <mc:Choice Requires="wps">
+            <w:drawing>
+              <wp:anchor distT="0" distB="0" distL="114300" distR="114300" simplePos="0" relativeHeight="251662336" behindDoc="0" locked="0" layoutInCell="1" allowOverlap="1">
+                <wp:simplePos x="0" y="0"/>
+                <wp:positionH relativeFrom="column">
+                  <wp:posOffset>1152525</wp:posOffset>
+                </wp:positionH>
+                <wp:positionV relativeFrom="paragraph">
+                  <wp:posOffset>15875</wp:posOffset>
+                </wp:positionV>
+                <wp:extent cx="1009650" cy="38100"/>
+                <wp:effectExtent l="0" t="38100" r="38100" b="95250"/>
+                <wp:wrapNone/>
+                <wp:docPr id="5" name="Straight Arrow Connector 5"/>
+                <wp:cNvGraphicFramePr/>
+                <a:graphic xmlns:a="http://schemas.openxmlformats.org/drawingml/2006/main">
+                  <a:graphicData uri="http://schemas.microsoft.com/office/word/2010/wordprocessingShape">
+                    <wps:wsp>
+                      <wps:cNvCnPr/>
+                      <wps:spPr>
+                        <a:xfrm>
+                          <a:off x="0" y="0"/>
+                          <a:ext cx="1009650" cy="38100"/>
+                        </a:xfrm>
+                        <a:prstGeom prst="straightConnector1">
+                          <a:avLst/>
+                        </a:prstGeom>
+                        <a:ln>
+                          <a:tailEnd type="triangle"/>
+                        </a:ln>
+                      </wps:spPr>
+                      <wps:style>
+                        <a:lnRef idx="1">
+                          <a:schemeClr val="accent1"/>
+                        </a:lnRef>
+                        <a:fillRef idx="0">
+                          <a:schemeClr val="accent1"/>
+                        </a:fillRef>
+                        <a:effectRef idx="0">
+                          <a:schemeClr val="accent1"/>
+                        </a:effectRef>
+                        <a:fontRef idx="minor">
+                          <a:schemeClr val="tx1"/>
+                        </a:fontRef>
+                      </wps:style>
+                      <wps:bodyPr/>
+                    </wps:wsp>
+                  </a:graphicData>
+                </a:graphic>
+              </wp:anchor>
+            </w:drawing>
+          </mc:Choice>
+          <mc:Fallback>
+            <w:pict>
+              <v:shape w14:anchorId="3FEED43F" id="Straight Arrow Connector 5" o:spid="_x0000_s1026" type="#_x0000_t32" style="position:absolute;margin-left:90.75pt;margin-top:1.25pt;width:79.5pt;height:3pt;z-index:251662336;visibility:visible;mso-wrap-style:square;mso-wrap-distance-left:9pt;mso-wrap-distance-top:0;mso-wrap-distance-right:9pt;mso-wrap-distance-bottom:0;mso-position-horizontal:absolute;mso-position-horizontal-relative:text;mso-position-vertical:absolute;mso-position-vertical-relative:text" o:gfxdata="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" strokecolor="#5b9bd5 [3204]" strokeweight=".5pt">
+                <v:stroke endarrow="block" joinstyle="miter"/>
+              </v:shape>
+            </w:pict>
+          </mc:Fallback>
+        </mc:AlternateContent>
       </w:r>
     </w:p>
     <w:p>
@@ -4157,6 +5087,75 @@
           <w:szCs w:val="34"/>
         </w:rPr>
       </w:pPr>
+      <w:r>
+        <w:rPr>
+          <w:rFonts w:ascii="Times New Roman" w:hAnsi="Times New Roman" w:cs="Times New Roman"/>
+          <w:noProof/>
+          <w:sz w:val="34"/>
+          <w:szCs w:val="34"/>
+        </w:rPr>
+        <mc:AlternateContent>
+          <mc:Choice Requires="wps">
+            <w:drawing>
+              <wp:anchor distT="0" distB="0" distL="114300" distR="114300" simplePos="0" relativeHeight="251675648" behindDoc="0" locked="0" layoutInCell="1" allowOverlap="1">
+                <wp:simplePos x="0" y="0"/>
+                <wp:positionH relativeFrom="column">
+                  <wp:posOffset>704850</wp:posOffset>
+                </wp:positionH>
+                <wp:positionV relativeFrom="paragraph">
+                  <wp:posOffset>252730</wp:posOffset>
+                </wp:positionV>
+                <wp:extent cx="1390650" cy="1047750"/>
+                <wp:effectExtent l="38100" t="38100" r="19050" b="19050"/>
+                <wp:wrapNone/>
+                <wp:docPr id="16" name="Straight Arrow Connector 16"/>
+                <wp:cNvGraphicFramePr/>
+                <a:graphic xmlns:a="http://schemas.openxmlformats.org/drawingml/2006/main">
+                  <a:graphicData uri="http://schemas.microsoft.com/office/word/2010/wordprocessingShape">
+                    <wps:wsp>
+                      <wps:cNvCnPr/>
+                      <wps:spPr>
+                        <a:xfrm flipH="1" flipV="1">
+                          <a:off x="0" y="0"/>
+                          <a:ext cx="1390650" cy="1047750"/>
+                        </a:xfrm>
+                        <a:prstGeom prst="straightConnector1">
+                          <a:avLst/>
+                        </a:prstGeom>
+                        <a:ln>
+                          <a:tailEnd type="triangle"/>
+                        </a:ln>
+                      </wps:spPr>
+                      <wps:style>
+                        <a:lnRef idx="1">
+                          <a:schemeClr val="accent1"/>
+                        </a:lnRef>
+                        <a:fillRef idx="0">
+                          <a:schemeClr val="accent1"/>
+                        </a:fillRef>
+                        <a:effectRef idx="0">
+                          <a:schemeClr val="accent1"/>
+                        </a:effectRef>
+                        <a:fontRef idx="minor">
+                          <a:schemeClr val="tx1"/>
+                        </a:fontRef>
+                      </wps:style>
+                      <wps:bodyPr/>
+                    </wps:wsp>
+                  </a:graphicData>
+                </a:graphic>
+              </wp:anchor>
+            </w:drawing>
+          </mc:Choice>
+          <mc:Fallback>
+            <w:pict>
+              <v:shape w14:anchorId="4215646E" id="Straight Arrow Connector 16" o:spid="_x0000_s1026" type="#_x0000_t32" style="position:absolute;margin-left:55.5pt;margin-top:19.9pt;width:109.5pt;height:82.5pt;flip:x y;z-index:251675648;visibility:visible;mso-wrap-style:square;mso-wrap-distance-left:9pt;mso-wrap-distance-top:0;mso-wrap-distance-right:9pt;mso-wrap-distance-bottom:0;mso-position-horizontal:absolute;mso-position-horizontal-relative:text;mso-position-vertical:absolute;mso-position-vertical-relative:text" o:gfxdata="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" strokecolor="#5b9bd5 [3204]" strokeweight=".5pt">
+                <v:stroke endarrow="block" joinstyle="miter"/>
+              </v:shape>
+            </w:pict>
+          </mc:Fallback>
+        </mc:AlternateContent>
+      </w:r>
     </w:p>
     <w:p>
       <w:pPr>
@@ -4169,18 +5168,437 @@
           <w:szCs w:val="34"/>
         </w:rPr>
       </w:pPr>
-    </w:p>
-    <w:p>
-      <w:pPr>
-        <w:pStyle w:val="ListParagraph"/>
-        <w:ind w:left="1440"/>
-        <w:jc w:val="both"/>
-        <w:rPr>
-          <w:rFonts w:ascii="Times New Roman" w:hAnsi="Times New Roman" w:cs="Times New Roman"/>
-          <w:sz w:val="34"/>
-          <w:szCs w:val="34"/>
-        </w:rPr>
-      </w:pPr>
+      <w:bookmarkStart w:id="0" w:name="_GoBack"/>
+      <w:bookmarkEnd w:id="0"/>
+      <w:r>
+        <w:rPr>
+          <w:rFonts w:ascii="Times New Roman" w:hAnsi="Times New Roman" w:cs="Times New Roman"/>
+          <w:noProof/>
+          <w:sz w:val="34"/>
+          <w:szCs w:val="34"/>
+        </w:rPr>
+        <mc:AlternateContent>
+          <mc:Choice Requires="wps">
+            <w:drawing>
+              <wp:anchor distT="0" distB="0" distL="114300" distR="114300" simplePos="0" relativeHeight="251674624" behindDoc="0" locked="0" layoutInCell="1" allowOverlap="1">
+                <wp:simplePos x="0" y="0"/>
+                <wp:positionH relativeFrom="column">
+                  <wp:posOffset>3228975</wp:posOffset>
+                </wp:positionH>
+                <wp:positionV relativeFrom="paragraph">
+                  <wp:posOffset>1280160</wp:posOffset>
+                </wp:positionV>
+                <wp:extent cx="1295400" cy="933450"/>
+                <wp:effectExtent l="38100" t="38100" r="19050" b="19050"/>
+                <wp:wrapNone/>
+                <wp:docPr id="15" name="Straight Arrow Connector 15"/>
+                <wp:cNvGraphicFramePr/>
+                <a:graphic xmlns:a="http://schemas.openxmlformats.org/drawingml/2006/main">
+                  <a:graphicData uri="http://schemas.microsoft.com/office/word/2010/wordprocessingShape">
+                    <wps:wsp>
+                      <wps:cNvCnPr/>
+                      <wps:spPr>
+                        <a:xfrm flipH="1" flipV="1">
+                          <a:off x="0" y="0"/>
+                          <a:ext cx="1295400" cy="933450"/>
+                        </a:xfrm>
+                        <a:prstGeom prst="straightConnector1">
+                          <a:avLst/>
+                        </a:prstGeom>
+                        <a:ln>
+                          <a:tailEnd type="triangle"/>
+                        </a:ln>
+                      </wps:spPr>
+                      <wps:style>
+                        <a:lnRef idx="1">
+                          <a:schemeClr val="accent1"/>
+                        </a:lnRef>
+                        <a:fillRef idx="0">
+                          <a:schemeClr val="accent1"/>
+                        </a:fillRef>
+                        <a:effectRef idx="0">
+                          <a:schemeClr val="accent1"/>
+                        </a:effectRef>
+                        <a:fontRef idx="minor">
+                          <a:schemeClr val="tx1"/>
+                        </a:fontRef>
+                      </wps:style>
+                      <wps:bodyPr/>
+                    </wps:wsp>
+                  </a:graphicData>
+                </a:graphic>
+              </wp:anchor>
+            </w:drawing>
+          </mc:Choice>
+          <mc:Fallback>
+            <w:pict>
+              <v:shape w14:anchorId="4731AC50" id="Straight Arrow Connector 15" o:spid="_x0000_s1026" type="#_x0000_t32" style="position:absolute;margin-left:254.25pt;margin-top:100.8pt;width:102pt;height:73.5pt;flip:x y;z-index:251674624;visibility:visible;mso-wrap-style:square;mso-wrap-distance-left:9pt;mso-wrap-distance-top:0;mso-wrap-distance-right:9pt;mso-wrap-distance-bottom:0;mso-position-horizontal:absolute;mso-position-horizontal-relative:text;mso-position-vertical:absolute;mso-position-vertical-relative:text" o:gfxdata="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" strokecolor="#5b9bd5 [3204]" strokeweight=".5pt">
+                <v:stroke endarrow="block" joinstyle="miter"/>
+              </v:shape>
+            </w:pict>
+          </mc:Fallback>
+        </mc:AlternateContent>
+      </w:r>
+      <w:r>
+        <w:rPr>
+          <w:rFonts w:ascii="Times New Roman" w:hAnsi="Times New Roman" w:cs="Times New Roman"/>
+          <w:noProof/>
+          <w:sz w:val="34"/>
+          <w:szCs w:val="34"/>
+        </w:rPr>
+        <mc:AlternateContent>
+          <mc:Choice Requires="wps">
+            <w:drawing>
+              <wp:anchor distT="0" distB="0" distL="114300" distR="114300" simplePos="0" relativeHeight="251673600" behindDoc="0" locked="0" layoutInCell="1" allowOverlap="1" wp14:anchorId="42B87760" wp14:editId="39C8711F">
+                <wp:simplePos x="0" y="0"/>
+                <wp:positionH relativeFrom="column">
+                  <wp:posOffset>2057400</wp:posOffset>
+                </wp:positionH>
+                <wp:positionV relativeFrom="paragraph">
+                  <wp:posOffset>552450</wp:posOffset>
+                </wp:positionV>
+                <wp:extent cx="1171575" cy="962025"/>
+                <wp:effectExtent l="0" t="0" r="28575" b="28575"/>
+                <wp:wrapNone/>
+                <wp:docPr id="14" name="Rectangle 14"/>
+                <wp:cNvGraphicFramePr/>
+                <a:graphic xmlns:a="http://schemas.openxmlformats.org/drawingml/2006/main">
+                  <a:graphicData uri="http://schemas.microsoft.com/office/word/2010/wordprocessingShape">
+                    <wps:wsp>
+                      <wps:cNvSpPr/>
+                      <wps:spPr>
+                        <a:xfrm>
+                          <a:off x="0" y="0"/>
+                          <a:ext cx="1171575" cy="962025"/>
+                        </a:xfrm>
+                        <a:prstGeom prst="rect">
+                          <a:avLst/>
+                        </a:prstGeom>
+                      </wps:spPr>
+                      <wps:style>
+                        <a:lnRef idx="2">
+                          <a:schemeClr val="accent6"/>
+                        </a:lnRef>
+                        <a:fillRef idx="1">
+                          <a:schemeClr val="lt1"/>
+                        </a:fillRef>
+                        <a:effectRef idx="0">
+                          <a:schemeClr val="accent6"/>
+                        </a:effectRef>
+                        <a:fontRef idx="minor">
+                          <a:schemeClr val="dk1"/>
+                        </a:fontRef>
+                      </wps:style>
+                      <wps:txbx>
+                        <w:txbxContent>
+                          <w:p>
+                            <w:pPr>
+                              <w:jc w:val="center"/>
+                            </w:pPr>
+                            <w:r>
+                              <w:t>Giao diện người dùng</w:t>
+                            </w:r>
+                          </w:p>
+                        </w:txbxContent>
+                      </wps:txbx>
+                      <wps:bodyPr rot="0" spcFirstLastPara="0" vertOverflow="overflow" horzOverflow="overflow" vert="horz" wrap="square" lIns="91440" tIns="45720" rIns="91440" bIns="45720" numCol="1" spcCol="0" rtlCol="0" fromWordArt="0" anchor="ctr" anchorCtr="0" forceAA="0" compatLnSpc="1">
+                        <a:prstTxWarp prst="textNoShape">
+                          <a:avLst/>
+                        </a:prstTxWarp>
+                        <a:noAutofit/>
+                      </wps:bodyPr>
+                    </wps:wsp>
+                  </a:graphicData>
+                </a:graphic>
+                <wp14:sizeRelV relativeFrom="margin">
+                  <wp14:pctHeight>0</wp14:pctHeight>
+                </wp14:sizeRelV>
+              </wp:anchor>
+            </w:drawing>
+          </mc:Choice>
+          <mc:Fallback>
+            <w:pict>
+              <v:rect w14:anchorId="42B87760" id="Rectangle 14" o:spid="_x0000_s1029" style="position:absolute;left:0;text-align:left;margin-left:162pt;margin-top:43.5pt;width:92.25pt;height:75.75pt;z-index:251673600;visibility:visible;mso-wrap-style:square;mso-height-percent:0;mso-wrap-distance-left:9pt;mso-wrap-distance-top:0;mso-wrap-distance-right:9pt;mso-wrap-distance-bottom:0;mso-position-horizontal:absolute;mso-position-horizontal-relative:text;mso-position-vertical:absolute;mso-position-vertical-relative:text;mso-height-percent:0;mso-height-relative:margin;v-text-anchor:middle" o:gfxdata="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" fillcolor="white [3201]" strokecolor="#70ad47 [3209]" strokeweight="1pt">
+                <v:textbox>
+                  <w:txbxContent>
+                    <w:p>
+                      <w:pPr>
+                        <w:jc w:val="center"/>
+                      </w:pPr>
+                      <w:r>
+                        <w:t>Giao diện người dùng</w:t>
+                      </w:r>
+                    </w:p>
+                  </w:txbxContent>
+                </v:textbox>
+              </v:rect>
+            </w:pict>
+          </mc:Fallback>
+        </mc:AlternateContent>
+      </w:r>
+      <w:r>
+        <w:rPr>
+          <w:rFonts w:ascii="Times New Roman" w:hAnsi="Times New Roman" w:cs="Times New Roman"/>
+          <w:noProof/>
+          <w:sz w:val="34"/>
+          <w:szCs w:val="34"/>
+        </w:rPr>
+        <mc:AlternateContent>
+          <mc:Choice Requires="wps">
+            <w:drawing>
+              <wp:anchor distT="0" distB="0" distL="114300" distR="114300" simplePos="0" relativeHeight="251670528" behindDoc="0" locked="0" layoutInCell="1" allowOverlap="1" wp14:anchorId="5D47DB42" wp14:editId="28B36339">
+                <wp:simplePos x="0" y="0"/>
+                <wp:positionH relativeFrom="column">
+                  <wp:posOffset>4524375</wp:posOffset>
+                </wp:positionH>
+                <wp:positionV relativeFrom="paragraph">
+                  <wp:posOffset>1762125</wp:posOffset>
+                </wp:positionV>
+                <wp:extent cx="1171575" cy="962025"/>
+                <wp:effectExtent l="0" t="0" r="28575" b="28575"/>
+                <wp:wrapNone/>
+                <wp:docPr id="12" name="Rectangle 12"/>
+                <wp:cNvGraphicFramePr/>
+                <a:graphic xmlns:a="http://schemas.openxmlformats.org/drawingml/2006/main">
+                  <a:graphicData uri="http://schemas.microsoft.com/office/word/2010/wordprocessingShape">
+                    <wps:wsp>
+                      <wps:cNvSpPr/>
+                      <wps:spPr>
+                        <a:xfrm>
+                          <a:off x="0" y="0"/>
+                          <a:ext cx="1171575" cy="962025"/>
+                        </a:xfrm>
+                        <a:prstGeom prst="rect">
+                          <a:avLst/>
+                        </a:prstGeom>
+                      </wps:spPr>
+                      <wps:style>
+                        <a:lnRef idx="2">
+                          <a:schemeClr val="accent6"/>
+                        </a:lnRef>
+                        <a:fillRef idx="1">
+                          <a:schemeClr val="lt1"/>
+                        </a:fillRef>
+                        <a:effectRef idx="0">
+                          <a:schemeClr val="accent6"/>
+                        </a:effectRef>
+                        <a:fontRef idx="minor">
+                          <a:schemeClr val="dk1"/>
+                        </a:fontRef>
+                      </wps:style>
+                      <wps:txbx>
+                        <w:txbxContent>
+                          <w:p>
+                            <w:pPr>
+                              <w:jc w:val="center"/>
+                            </w:pPr>
+                            <w:r>
+                              <w:t>Vào js bắt sự kiện trạng thái, hiện thông tin lỗi</w:t>
+                            </w:r>
+                          </w:p>
+                        </w:txbxContent>
+                      </wps:txbx>
+                      <wps:bodyPr rot="0" spcFirstLastPara="0" vertOverflow="overflow" horzOverflow="overflow" vert="horz" wrap="square" lIns="91440" tIns="45720" rIns="91440" bIns="45720" numCol="1" spcCol="0" rtlCol="0" fromWordArt="0" anchor="ctr" anchorCtr="0" forceAA="0" compatLnSpc="1">
+                        <a:prstTxWarp prst="textNoShape">
+                          <a:avLst/>
+                        </a:prstTxWarp>
+                        <a:noAutofit/>
+                      </wps:bodyPr>
+                    </wps:wsp>
+                  </a:graphicData>
+                </a:graphic>
+                <wp14:sizeRelV relativeFrom="margin">
+                  <wp14:pctHeight>0</wp14:pctHeight>
+                </wp14:sizeRelV>
+              </wp:anchor>
+            </w:drawing>
+          </mc:Choice>
+          <mc:Fallback>
+            <w:pict>
+              <v:rect w14:anchorId="5D47DB42" id="Rectangle 12" o:spid="_x0000_s1030" style="position:absolute;left:0;text-align:left;margin-left:356.25pt;margin-top:138.75pt;width:92.25pt;height:75.75pt;z-index:251670528;visibility:visible;mso-wrap-style:square;mso-height-percent:0;mso-wrap-distance-left:9pt;mso-wrap-distance-top:0;mso-wrap-distance-right:9pt;mso-wrap-distance-bottom:0;mso-position-horizontal:absolute;mso-position-horizontal-relative:text;mso-position-vertical:absolute;mso-position-vertical-relative:text;mso-height-percent:0;mso-height-relative:margin;v-text-anchor:middle" o:gfxdata="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" fillcolor="white [3201]" strokecolor="#70ad47 [3209]" strokeweight="1pt">
+                <v:textbox>
+                  <w:txbxContent>
+                    <w:p>
+                      <w:pPr>
+                        <w:jc w:val="center"/>
+                      </w:pPr>
+                      <w:r>
+                        <w:t>Vào js bắt sự kiện trạng thái, hiện thông tin lỗi</w:t>
+                      </w:r>
+                    </w:p>
+                  </w:txbxContent>
+                </v:textbox>
+              </v:rect>
+            </w:pict>
+          </mc:Fallback>
+        </mc:AlternateContent>
+      </w:r>
+      <w:r>
+        <w:rPr>
+          <w:rFonts w:ascii="Times New Roman" w:hAnsi="Times New Roman" w:cs="Times New Roman"/>
+          <w:noProof/>
+          <w:sz w:val="34"/>
+          <w:szCs w:val="34"/>
+        </w:rPr>
+        <mc:AlternateContent>
+          <mc:Choice Requires="wps">
+            <w:drawing>
+              <wp:anchor distT="0" distB="0" distL="114300" distR="114300" simplePos="0" relativeHeight="251671552" behindDoc="0" locked="0" layoutInCell="1" allowOverlap="1" wp14:anchorId="554CAE3C" wp14:editId="79C50744">
+                <wp:simplePos x="0" y="0"/>
+                <wp:positionH relativeFrom="column">
+                  <wp:posOffset>5067300</wp:posOffset>
+                </wp:positionH>
+                <wp:positionV relativeFrom="paragraph">
+                  <wp:posOffset>1146810</wp:posOffset>
+                </wp:positionV>
+                <wp:extent cx="28575" cy="609600"/>
+                <wp:effectExtent l="38100" t="0" r="66675" b="57150"/>
+                <wp:wrapNone/>
+                <wp:docPr id="13" name="Straight Arrow Connector 13"/>
+                <wp:cNvGraphicFramePr/>
+                <a:graphic xmlns:a="http://schemas.openxmlformats.org/drawingml/2006/main">
+                  <a:graphicData uri="http://schemas.microsoft.com/office/word/2010/wordprocessingShape">
+                    <wps:wsp>
+                      <wps:cNvCnPr/>
+                      <wps:spPr>
+                        <a:xfrm>
+                          <a:off x="0" y="0"/>
+                          <a:ext cx="28575" cy="609600"/>
+                        </a:xfrm>
+                        <a:prstGeom prst="straightConnector1">
+                          <a:avLst/>
+                        </a:prstGeom>
+                        <a:ln>
+                          <a:tailEnd type="triangle"/>
+                        </a:ln>
+                      </wps:spPr>
+                      <wps:style>
+                        <a:lnRef idx="1">
+                          <a:schemeClr val="accent1"/>
+                        </a:lnRef>
+                        <a:fillRef idx="0">
+                          <a:schemeClr val="accent1"/>
+                        </a:fillRef>
+                        <a:effectRef idx="0">
+                          <a:schemeClr val="accent1"/>
+                        </a:effectRef>
+                        <a:fontRef idx="minor">
+                          <a:schemeClr val="tx1"/>
+                        </a:fontRef>
+                      </wps:style>
+                      <wps:bodyPr/>
+                    </wps:wsp>
+                  </a:graphicData>
+                </a:graphic>
+              </wp:anchor>
+            </w:drawing>
+          </mc:Choice>
+          <mc:Fallback>
+            <w:pict>
+              <v:shape w14:anchorId="4DE9D7F0" id="Straight Arrow Connector 13" o:spid="_x0000_s1026" type="#_x0000_t32" style="position:absolute;margin-left:399pt;margin-top:90.3pt;width:2.25pt;height:48pt;z-index:251671552;visibility:visible;mso-wrap-style:square;mso-wrap-distance-left:9pt;mso-wrap-distance-top:0;mso-wrap-distance-right:9pt;mso-wrap-distance-bottom:0;mso-position-horizontal:absolute;mso-position-horizontal-relative:text;mso-position-vertical:absolute;mso-position-vertical-relative:text" o:gfxdata="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" strokecolor="#5b9bd5 [3204]" strokeweight=".5pt">
+                <v:stroke endarrow="block" joinstyle="miter"/>
+              </v:shape>
+            </w:pict>
+          </mc:Fallback>
+        </mc:AlternateContent>
+      </w:r>
+      <w:r>
+        <w:rPr>
+          <w:rFonts w:ascii="Times New Roman" w:hAnsi="Times New Roman" w:cs="Times New Roman"/>
+          <w:noProof/>
+          <w:sz w:val="34"/>
+          <w:szCs w:val="34"/>
+        </w:rPr>
+        <mc:AlternateContent>
+          <mc:Choice Requires="wps">
+            <w:drawing>
+              <wp:anchor distT="0" distB="0" distL="114300" distR="114300" simplePos="0" relativeHeight="251666432" behindDoc="0" locked="0" layoutInCell="1" allowOverlap="1" wp14:anchorId="42B87760" wp14:editId="39C8711F">
+                <wp:simplePos x="0" y="0"/>
+                <wp:positionH relativeFrom="column">
+                  <wp:posOffset>4467225</wp:posOffset>
+                </wp:positionH>
+                <wp:positionV relativeFrom="paragraph">
+                  <wp:posOffset>200025</wp:posOffset>
+                </wp:positionV>
+                <wp:extent cx="1171575" cy="962025"/>
+                <wp:effectExtent l="0" t="0" r="28575" b="28575"/>
+                <wp:wrapNone/>
+                <wp:docPr id="9" name="Rectangle 9"/>
+                <wp:cNvGraphicFramePr/>
+                <a:graphic xmlns:a="http://schemas.openxmlformats.org/drawingml/2006/main">
+                  <a:graphicData uri="http://schemas.microsoft.com/office/word/2010/wordprocessingShape">
+                    <wps:wsp>
+                      <wps:cNvSpPr/>
+                      <wps:spPr>
+                        <a:xfrm>
+                          <a:off x="0" y="0"/>
+                          <a:ext cx="1171575" cy="962025"/>
+                        </a:xfrm>
+                        <a:prstGeom prst="rect">
+                          <a:avLst/>
+                        </a:prstGeom>
+                      </wps:spPr>
+                      <wps:style>
+                        <a:lnRef idx="2">
+                          <a:schemeClr val="accent6"/>
+                        </a:lnRef>
+                        <a:fillRef idx="1">
+                          <a:schemeClr val="lt1"/>
+                        </a:fillRef>
+                        <a:effectRef idx="0">
+                          <a:schemeClr val="accent6"/>
+                        </a:effectRef>
+                        <a:fontRef idx="minor">
+                          <a:schemeClr val="dk1"/>
+                        </a:fontRef>
+                      </wps:style>
+                      <wps:txbx>
+                        <w:txbxContent>
+                          <w:p>
+                            <w:pPr>
+                              <w:jc w:val="center"/>
+                            </w:pPr>
+                            <w:r>
+                              <w:t>Trả về response</w:t>
+                            </w:r>
+                          </w:p>
+                        </w:txbxContent>
+                      </wps:txbx>
+                      <wps:bodyPr rot="0" spcFirstLastPara="0" vertOverflow="overflow" horzOverflow="overflow" vert="horz" wrap="square" lIns="91440" tIns="45720" rIns="91440" bIns="45720" numCol="1" spcCol="0" rtlCol="0" fromWordArt="0" anchor="ctr" anchorCtr="0" forceAA="0" compatLnSpc="1">
+                        <a:prstTxWarp prst="textNoShape">
+                          <a:avLst/>
+                        </a:prstTxWarp>
+                        <a:noAutofit/>
+                      </wps:bodyPr>
+                    </wps:wsp>
+                  </a:graphicData>
+                </a:graphic>
+                <wp14:sizeRelV relativeFrom="margin">
+                  <wp14:pctHeight>0</wp14:pctHeight>
+                </wp14:sizeRelV>
+              </wp:anchor>
+            </w:drawing>
+          </mc:Choice>
+          <mc:Fallback>
+            <w:pict>
+              <v:rect w14:anchorId="42B87760" id="Rectangle 9" o:spid="_x0000_s1031" style="position:absolute;left:0;text-align:left;margin-left:351.75pt;margin-top:15.75pt;width:92.25pt;height:75.75pt;z-index:251666432;visibility:visible;mso-wrap-style:square;mso-height-percent:0;mso-wrap-distance-left:9pt;mso-wrap-distance-top:0;mso-wrap-distance-right:9pt;mso-wrap-distance-bottom:0;mso-position-horizontal:absolute;mso-position-horizontal-relative:text;mso-position-vertical:absolute;mso-position-vertical-relative:text;mso-height-percent:0;mso-height-relative:margin;v-text-anchor:middle" o:gfxdata="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" fillcolor="white [3201]" strokecolor="#70ad47 [3209]" strokeweight="1pt">
+                <v:textbox>
+                  <w:txbxContent>
+                    <w:p>
+                      <w:pPr>
+                        <w:jc w:val="center"/>
+                      </w:pPr>
+                      <w:r>
+                        <w:t>Trả về response</w:t>
+                      </w:r>
+                    </w:p>
+                  </w:txbxContent>
+                </v:textbox>
+              </v:rect>
+            </w:pict>
+          </mc:Fallback>
+        </mc:AlternateContent>
+      </w:r>
     </w:p>
     <w:sectPr>
       <w:pgSz w:w="12240" w:h="15840"/>
@@ -4462,6 +5880,95 @@
     </w:lvl>
   </w:abstractNum>
   <w:abstractNum w:abstractNumId="3" w15:restartNumberingAfterBreak="0">
+    <w:nsid w:val="58BD11C6"/>
+    <w:multiLevelType w:val="hybridMultilevel"/>
+    <w:tmpl w:val="191EF3F8"/>
+    <w:lvl w:ilvl="0" w:tplc="9BDCDD5E">
+      <w:start w:val="1"/>
+      <w:numFmt w:val="decimal"/>
+      <w:lvlText w:val="%1."/>
+      <w:lvlJc w:val="left"/>
+      <w:pPr>
+        <w:ind w:left="1080" w:hanging="360"/>
+      </w:pPr>
+      <w:rPr>
+        <w:rFonts w:hint="default"/>
+      </w:rPr>
+    </w:lvl>
+    <w:lvl w:ilvl="1" w:tplc="04090019">
+      <w:start w:val="1"/>
+      <w:numFmt w:val="lowerLetter"/>
+      <w:lvlText w:val="%2."/>
+      <w:lvlJc w:val="left"/>
+      <w:pPr>
+        <w:ind w:left="1800" w:hanging="360"/>
+      </w:pPr>
+    </w:lvl>
+    <w:lvl w:ilvl="2" w:tplc="0409001B">
+      <w:start w:val="1"/>
+      <w:numFmt w:val="lowerRoman"/>
+      <w:lvlText w:val="%3."/>
+      <w:lvlJc w:val="right"/>
+      <w:pPr>
+        <w:ind w:left="2520" w:hanging="180"/>
+      </w:pPr>
+    </w:lvl>
+    <w:lvl w:ilvl="3" w:tplc="0409000F">
+      <w:start w:val="1"/>
+      <w:numFmt w:val="decimal"/>
+      <w:lvlText w:val="%4."/>
+      <w:lvlJc w:val="left"/>
+      <w:pPr>
+        <w:ind w:left="3240" w:hanging="360"/>
+      </w:pPr>
+    </w:lvl>
+    <w:lvl w:ilvl="4" w:tplc="04090019" w:tentative="1">
+      <w:start w:val="1"/>
+      <w:numFmt w:val="lowerLetter"/>
+      <w:lvlText w:val="%5."/>
+      <w:lvlJc w:val="left"/>
+      <w:pPr>
+        <w:ind w:left="3960" w:hanging="360"/>
+      </w:pPr>
+    </w:lvl>
+    <w:lvl w:ilvl="5" w:tplc="0409001B" w:tentative="1">
+      <w:start w:val="1"/>
+      <w:numFmt w:val="lowerRoman"/>
+      <w:lvlText w:val="%6."/>
+      <w:lvlJc w:val="right"/>
+      <w:pPr>
+        <w:ind w:left="4680" w:hanging="180"/>
+      </w:pPr>
+    </w:lvl>
+    <w:lvl w:ilvl="6" w:tplc="0409000F" w:tentative="1">
+      <w:start w:val="1"/>
+      <w:numFmt w:val="decimal"/>
+      <w:lvlText w:val="%7."/>
+      <w:lvlJc w:val="left"/>
+      <w:pPr>
+        <w:ind w:left="5400" w:hanging="360"/>
+      </w:pPr>
+    </w:lvl>
+    <w:lvl w:ilvl="7" w:tplc="04090019" w:tentative="1">
+      <w:start w:val="1"/>
+      <w:numFmt w:val="lowerLetter"/>
+      <w:lvlText w:val="%8."/>
+      <w:lvlJc w:val="left"/>
+      <w:pPr>
+        <w:ind w:left="6120" w:hanging="360"/>
+      </w:pPr>
+    </w:lvl>
+    <w:lvl w:ilvl="8" w:tplc="0409001B" w:tentative="1">
+      <w:start w:val="1"/>
+      <w:numFmt w:val="lowerRoman"/>
+      <w:lvlText w:val="%9."/>
+      <w:lvlJc w:val="right"/>
+      <w:pPr>
+        <w:ind w:left="6840" w:hanging="180"/>
+      </w:pPr>
+    </w:lvl>
+  </w:abstractNum>
+  <w:abstractNum w:abstractNumId="4" w15:restartNumberingAfterBreak="0">
     <w:nsid w:val="6D8856C8"/>
     <w:multiLevelType w:val="hybridMultilevel"/>
     <w:tmpl w:val="B5064D40"/>
@@ -4578,13 +6085,16 @@
     <w:abstractNumId w:val="0"/>
   </w:num>
   <w:num w:numId="2">
-    <w:abstractNumId w:val="3"/>
+    <w:abstractNumId w:val="4"/>
   </w:num>
   <w:num w:numId="3">
     <w:abstractNumId w:val="1"/>
   </w:num>
   <w:num w:numId="4">
     <w:abstractNumId w:val="2"/>
+  </w:num>
+  <w:num w:numId="5">
+    <w:abstractNumId w:val="3"/>
   </w:num>
 </w:numbering>
 </file>
@@ -5313,4 +6823,16 @@
     </a:ext>
   </a:extLst>
 </a:theme>
+</file>
+
+<file path=customXml/item1.xml><?xml version="1.0" encoding="utf-8"?>
+<b:Sources xmlns:b="http://schemas.openxmlformats.org/officeDocument/2006/bibliography" xmlns="http://schemas.openxmlformats.org/officeDocument/2006/bibliography" SelectedStyle="\APASixthEditionOfficeOnline.xsl" StyleName="APA" Version="6"/>
+</file>
+
+<file path=customXml/itemProps1.xml><?xml version="1.0" encoding="utf-8"?>
+<ds:datastoreItem xmlns:ds="http://schemas.openxmlformats.org/officeDocument/2006/customXml" ds:itemID="{14D967C3-F87D-46CF-9059-9AFEB1853599}">
+  <ds:schemaRefs>
+    <ds:schemaRef ds:uri="http://schemas.openxmlformats.org/officeDocument/2006/bibliography"/>
+  </ds:schemaRefs>
+</ds:datastoreItem>
 </file>